--- a/12-通用拓扑结构/02-并联/RC并联结构/RC并联结构.docx
+++ b/12-通用拓扑结构/02-并联/RC并联结构/RC并联结构.docx
@@ -1684,6 +1684,20 @@
     </w:p>
     <w:bookmarkEnd w:id="26"/>
     <w:bookmarkEnd w:id="27"/>
+    <w:p>
+      <w:pPr>
+        <w:spacing w:before="360"/>
+        <w:jc w:val="center"/>
+      </w:pPr>
+      <w:r>
+        <w:rPr>
+          <w:rFonts w:ascii="Times New Roman" w:hAnsi="Times New Roman"/>
+          <w:color w:val="555555"/>
+          <w:sz w:val="21"/>
+        </w:rPr>
+        <w:t>材料收集者：杜文杰</w:t>
+      </w:r>
+    </w:p>
     <w:sectPr>
       <w:headerReference r:id="rId9" w:type="default"/>
       <w:footerReference r:id="rId10" w:type="default"/>

--- a/12-通用拓扑结构/02-并联/RC并联结构/RC并联结构.docx
+++ b/12-通用拓扑结构/02-并联/RC并联结构/RC并联结构.docx
@@ -1,6 +1,6 @@
 
 <file path=word/document.xml><?xml version="1.0" encoding="utf-8"?>
-<w:document xmlns:w="http://schemas.openxmlformats.org/wordprocessingml/2006/main" xmlns:m="http://schemas.openxmlformats.org/officeDocument/2006/math" xmlns:r="http://schemas.openxmlformats.org/officeDocument/2006/relationships" xmlns:o="urn:schemas-microsoft-com:office:office" xmlns:v="urn:schemas-microsoft-com:vml" xmlns:w10="urn:schemas-microsoft-com:office:word" xmlns:a="http://schemas.openxmlformats.org/drawingml/2006/main" xmlns:pic="http://schemas.openxmlformats.org/drawingml/2006/picture" xmlns:wp="http://schemas.openxmlformats.org/drawingml/2006/wordprocessingDrawing">
+<w:document xmlns:m="http://schemas.openxmlformats.org/officeDocument/2006/math" xmlns:r="http://schemas.openxmlformats.org/officeDocument/2006/relationships" xmlns:w="http://schemas.openxmlformats.org/wordprocessingml/2006/main" xmlns:o="urn:schemas-microsoft-com:office:office" xmlns:v="urn:schemas-microsoft-com:vml" xmlns:w10="urn:schemas-microsoft-com:office:word" xmlns:a="http://schemas.openxmlformats.org/drawingml/2006/main" xmlns:pic="http://schemas.openxmlformats.org/drawingml/2006/picture" xmlns:wp="http://schemas.openxmlformats.org/drawingml/2006/wordprocessingDrawing">
   <w:body>
     <w:bookmarkStart w:id="27" w:name="rc-并联结构"/>
     <w:p>
@@ -8,11 +8,14 @@
         <w:pStyle w:val="Heading1"/>
       </w:pPr>
       <w:r>
+        <w:rPr>
+          <w:rFonts w:eastAsia="黑体"/>
+        </w:rPr>
         <w:t xml:space="preserve">RC </w:t>
       </w:r>
       <w:r>
         <w:rPr>
-          <w:rFonts w:hint="eastAsia"/>
+          <w:rFonts w:hint="eastAsia" w:eastAsia="黑体"/>
         </w:rPr>
         <w:t xml:space="preserve">并联结构</w:t>
       </w:r>
@@ -24,7 +27,7 @@
       </w:pPr>
       <w:r>
         <w:rPr>
-          <w:rFonts w:hint="eastAsia"/>
+          <w:rFonts w:hint="eastAsia" w:eastAsia="黑体"/>
         </w:rPr>
         <w:t xml:space="preserve">拓扑描述</w:t>
       </w:r>
@@ -35,16 +38,19 @@
       </w:pPr>
       <w:r>
         <w:rPr>
-          <w:rFonts w:hint="eastAsia"/>
+          <w:rFonts w:hint="eastAsia" w:eastAsia="黑体"/>
         </w:rPr>
         <w:t xml:space="preserve">由</w:t>
       </w:r>
       <w:r>
+        <w:rPr>
+          <w:rFonts w:eastAsia="黑体"/>
+        </w:rPr>
         <w:t xml:space="preserve"> </w:t>
       </w:r>
       <w:r>
         <w:rPr>
-          <w:rFonts w:hint="eastAsia"/>
+          <w:rFonts w:hint="eastAsia" w:eastAsia="黑体"/>
           <w:b/>
           <w:bCs/>
         </w:rPr>
@@ -52,6 +58,7 @@
       </w:r>
       <w:r>
         <w:rPr>
+          <w:rFonts w:eastAsia="黑体"/>
           <w:b/>
           <w:bCs/>
         </w:rPr>
@@ -63,20 +70,26 @@
         </m:r>
       </m:oMath>
       <w:r>
+        <w:rPr>
+          <w:rFonts w:eastAsia="黑体"/>
+        </w:rPr>
         <w:t xml:space="preserve"> </w:t>
       </w:r>
       <w:r>
         <w:rPr>
-          <w:rFonts w:hint="eastAsia"/>
+          <w:rFonts w:hint="eastAsia" w:eastAsia="黑体"/>
         </w:rPr>
         <w:t xml:space="preserve">与</w:t>
       </w:r>
       <w:r>
+        <w:rPr>
+          <w:rFonts w:eastAsia="黑体"/>
+        </w:rPr>
         <w:t xml:space="preserve"> </w:t>
       </w:r>
       <w:r>
         <w:rPr>
-          <w:rFonts w:hint="eastAsia"/>
+          <w:rFonts w:hint="eastAsia" w:eastAsia="黑体"/>
           <w:b/>
           <w:bCs/>
         </w:rPr>
@@ -84,6 +97,7 @@
       </w:r>
       <w:r>
         <w:rPr>
+          <w:rFonts w:eastAsia="黑体"/>
           <w:b/>
           <w:bCs/>
         </w:rPr>
@@ -95,26 +109,32 @@
         </m:r>
       </m:oMath>
       <w:r>
+        <w:rPr>
+          <w:rFonts w:eastAsia="黑体"/>
+        </w:rPr>
         <w:t xml:space="preserve"> </w:t>
       </w:r>
       <w:r>
         <w:rPr>
-          <w:rFonts w:hint="eastAsia"/>
+          <w:rFonts w:hint="eastAsia" w:eastAsia="黑体"/>
         </w:rPr>
         <w:t xml:space="preserve">并联组成的二元件网络。电路共有</w:t>
       </w:r>
       <w:r>
+        <w:rPr>
+          <w:rFonts w:eastAsia="黑体"/>
+        </w:rPr>
         <w:t xml:space="preserve"> 2 </w:t>
       </w:r>
       <w:r>
         <w:rPr>
-          <w:rFonts w:hint="eastAsia"/>
+          <w:rFonts w:hint="eastAsia" w:eastAsia="黑体"/>
         </w:rPr>
         <w:t xml:space="preserve">个关键节点：</w:t>
       </w:r>
       <w:r>
         <w:rPr>
-          <w:rFonts w:hint="eastAsia"/>
+          <w:rFonts w:hint="eastAsia" w:eastAsia="黑体"/>
           <w:b/>
           <w:bCs/>
         </w:rPr>
@@ -122,6 +142,7 @@
       </w:r>
       <w:r>
         <w:rPr>
+          <w:rFonts w:eastAsia="黑体"/>
           <w:b/>
           <w:bCs/>
         </w:rPr>
@@ -129,7 +150,7 @@
       </w:r>
       <w:r>
         <w:rPr>
-          <w:rFonts w:hint="eastAsia"/>
+          <w:rFonts w:hint="eastAsia" w:eastAsia="黑体"/>
           <w:b/>
           <w:bCs/>
         </w:rPr>
@@ -137,7 +158,7 @@
       </w:r>
       <w:r>
         <w:rPr>
-          <w:rFonts w:hint="eastAsia"/>
+          <w:rFonts w:hint="eastAsia" w:eastAsia="黑体"/>
         </w:rPr>
         <w:t xml:space="preserve">（</w:t>
       </w:r>
@@ -147,11 +168,14 @@
         </m:r>
       </m:oMath>
       <w:r>
+        <w:rPr>
+          <w:rFonts w:eastAsia="黑体"/>
+        </w:rPr>
         <w:t xml:space="preserve"> </w:t>
       </w:r>
       <w:r>
         <w:rPr>
-          <w:rFonts w:hint="eastAsia"/>
+          <w:rFonts w:hint="eastAsia" w:eastAsia="黑体"/>
         </w:rPr>
         <w:t xml:space="preserve">的一端、</w:t>
       </w:r>
@@ -161,17 +185,20 @@
         </m:r>
       </m:oMath>
       <w:r>
+        <w:rPr>
+          <w:rFonts w:eastAsia="黑体"/>
+        </w:rPr>
         <w:t xml:space="preserve"> </w:t>
       </w:r>
       <w:r>
         <w:rPr>
-          <w:rFonts w:hint="eastAsia"/>
+          <w:rFonts w:hint="eastAsia" w:eastAsia="黑体"/>
         </w:rPr>
         <w:t xml:space="preserve">的一端与外接端口上端相连）；</w:t>
       </w:r>
       <w:r>
         <w:rPr>
-          <w:rFonts w:hint="eastAsia"/>
+          <w:rFonts w:hint="eastAsia" w:eastAsia="黑体"/>
           <w:b/>
           <w:bCs/>
         </w:rPr>
@@ -179,6 +206,7 @@
       </w:r>
       <w:r>
         <w:rPr>
+          <w:rFonts w:eastAsia="黑体"/>
           <w:b/>
           <w:bCs/>
         </w:rPr>
@@ -186,7 +214,7 @@
       </w:r>
       <w:r>
         <w:rPr>
-          <w:rFonts w:hint="eastAsia"/>
+          <w:rFonts w:hint="eastAsia" w:eastAsia="黑体"/>
           <w:b/>
           <w:bCs/>
         </w:rPr>
@@ -194,7 +222,7 @@
       </w:r>
       <w:r>
         <w:rPr>
-          <w:rFonts w:hint="eastAsia"/>
+          <w:rFonts w:hint="eastAsia" w:eastAsia="黑体"/>
         </w:rPr>
         <w:t xml:space="preserve">（</w:t>
       </w:r>
@@ -204,11 +232,14 @@
         </m:r>
       </m:oMath>
       <w:r>
+        <w:rPr>
+          <w:rFonts w:eastAsia="黑体"/>
+        </w:rPr>
         <w:t xml:space="preserve"> </w:t>
       </w:r>
       <w:r>
         <w:rPr>
-          <w:rFonts w:hint="eastAsia"/>
+          <w:rFonts w:hint="eastAsia" w:eastAsia="黑体"/>
         </w:rPr>
         <w:t xml:space="preserve">的另一端、</w:t>
       </w:r>
@@ -218,11 +249,14 @@
         </m:r>
       </m:oMath>
       <w:r>
+        <w:rPr>
+          <w:rFonts w:eastAsia="黑体"/>
+        </w:rPr>
         <w:t xml:space="preserve"> </w:t>
       </w:r>
       <w:r>
         <w:rPr>
-          <w:rFonts w:hint="eastAsia"/>
+          <w:rFonts w:hint="eastAsia" w:eastAsia="黑体"/>
         </w:rPr>
         <w:t xml:space="preserve">的另一端与外接端口下端/地相连）。</w:t>
       </w:r>
@@ -231,7 +265,7 @@
       <w:pPr/>
       <w:r>
         <w:rPr>
-          <w:rFonts w:hint="eastAsia"/>
+          <w:rFonts w:hint="eastAsia" w:eastAsia="黑体"/>
         </w:rPr>
         <w:t xml:space="preserve">各元件管脚连接：</w:t>
       </w:r>
@@ -241,11 +275,14 @@
         </m:r>
       </m:oMath>
       <w:r>
+        <w:rPr>
+          <w:rFonts w:eastAsia="黑体"/>
+        </w:rPr>
         <w:t xml:space="preserve"> </w:t>
       </w:r>
       <w:r>
         <w:rPr>
-          <w:rFonts w:hint="eastAsia"/>
+          <w:rFonts w:hint="eastAsia" w:eastAsia="黑体"/>
         </w:rPr>
         <w:t xml:space="preserve">一端接上端节点、另一端接下端节点；</w:t>
       </w:r>
@@ -255,11 +292,14 @@
         </m:r>
       </m:oMath>
       <w:r>
+        <w:rPr>
+          <w:rFonts w:eastAsia="黑体"/>
+        </w:rPr>
         <w:t xml:space="preserve"> </w:t>
       </w:r>
       <w:r>
         <w:rPr>
-          <w:rFonts w:hint="eastAsia"/>
+          <w:rFonts w:hint="eastAsia" w:eastAsia="黑体"/>
         </w:rPr>
         <w:t xml:space="preserve">一端接上端节点、另一端接下端节点。两元件跨接在节点①与节点②之间，承受同一端口电压。</w:t>
       </w:r>
@@ -268,25 +308,31 @@
       <w:pPr/>
       <w:r>
         <w:rPr>
-          <w:rFonts w:hint="eastAsia"/>
+          <w:rFonts w:hint="eastAsia" w:eastAsia="黑体"/>
         </w:rPr>
         <w:t xml:space="preserve">由此构成”电阻与电容并联跨接于同一两端、两端受同一电压”的</w:t>
       </w:r>
       <w:r>
+        <w:rPr>
+          <w:rFonts w:eastAsia="黑体"/>
+        </w:rPr>
         <w:t xml:space="preserve"> RC </w:t>
       </w:r>
       <w:r>
         <w:rPr>
-          <w:rFonts w:hint="eastAsia"/>
+          <w:rFonts w:hint="eastAsia" w:eastAsia="黑体"/>
         </w:rPr>
         <w:t xml:space="preserve">并联组态，常用于并联补偿、高频旁路、相位补偿及与电感配合构成选频网络，与</w:t>
       </w:r>
       <w:r>
+        <w:rPr>
+          <w:rFonts w:eastAsia="黑体"/>
+        </w:rPr>
         <w:t xml:space="preserve"> RC </w:t>
       </w:r>
       <w:r>
         <w:rPr>
-          <w:rFonts w:hint="eastAsia"/>
+          <w:rFonts w:hint="eastAsia" w:eastAsia="黑体"/>
         </w:rPr>
         <w:t xml:space="preserve">串联结构互为对偶。</w:t>
       </w:r>
@@ -299,7 +345,7 @@
       </w:pPr>
       <w:r>
         <w:rPr>
-          <w:rFonts w:hint="eastAsia"/>
+          <w:rFonts w:hint="eastAsia" w:eastAsia="黑体"/>
         </w:rPr>
         <w:t xml:space="preserve">工作原理</w:t>
       </w:r>
@@ -310,7 +356,7 @@
       </w:pPr>
       <w:r>
         <w:rPr>
-          <w:rFonts w:hint="eastAsia"/>
+          <w:rFonts w:hint="eastAsia" w:eastAsia="黑体"/>
         </w:rPr>
         <w:t xml:space="preserve">电阻恒定导通直流与各频率信号；电容对低频呈高阻抗（近似开路）、对高频呈低阻抗（近似短路）。二者并联后，高频分量更多从电容支路流过，呈现随频率变化的阻抗。</w:t>
       </w:r>
@@ -323,7 +369,7 @@
       </w:pPr>
       <w:r>
         <w:rPr>
-          <w:rFonts w:hint="eastAsia"/>
+          <w:rFonts w:hint="eastAsia" w:eastAsia="黑体"/>
         </w:rPr>
         <w:t xml:space="preserve">关键计算公式</w:t>
       </w:r>
@@ -334,7 +380,7 @@
       </w:pPr>
       <w:r>
         <w:rPr>
-          <w:rFonts w:hint="eastAsia"/>
+          <w:rFonts w:hint="eastAsia" w:eastAsia="黑体"/>
         </w:rPr>
         <w:t xml:space="preserve">并联等效阻抗：</w:t>
       </w:r>
@@ -475,7 +521,7 @@
       </w:pPr>
       <w:r>
         <w:rPr>
-          <w:rFonts w:hint="eastAsia"/>
+          <w:rFonts w:hint="eastAsia" w:eastAsia="黑体"/>
         </w:rPr>
         <w:t xml:space="preserve">阻抗幅值：</w:t>
       </w:r>
@@ -579,16 +625,19 @@
       </w:pPr>
       <w:r>
         <w:rPr>
-          <w:rFonts w:hint="eastAsia"/>
+          <w:rFonts w:hint="eastAsia" w:eastAsia="黑体"/>
         </w:rPr>
         <w:t xml:space="preserve">转折（-3</w:t>
       </w:r>
       <w:r>
+        <w:rPr>
+          <w:rFonts w:eastAsia="黑体"/>
+        </w:rPr>
         <w:t xml:space="preserve"> </w:t>
       </w:r>
       <w:r>
         <w:rPr>
-          <w:rFonts w:hint="eastAsia"/>
+          <w:rFonts w:hint="eastAsia" w:eastAsia="黑体"/>
         </w:rPr>
         <w:t xml:space="preserve">dB）角频率：</w:t>
       </w:r>
@@ -648,7 +697,7 @@
       </w:pPr>
       <w:r>
         <w:rPr>
-          <w:rFonts w:hint="eastAsia"/>
+          <w:rFonts w:hint="eastAsia" w:eastAsia="黑体"/>
         </w:rPr>
         <w:t xml:space="preserve">阻抗相位角：</w:t>
       </w:r>
@@ -714,7 +763,7 @@
       </w:pPr>
       <w:r>
         <w:rPr>
-          <w:rFonts w:hint="eastAsia"/>
+          <w:rFonts w:hint="eastAsia" w:eastAsia="黑体"/>
         </w:rPr>
         <w:t xml:space="preserve">时间常数：</w:t>
       </w:r>
@@ -778,7 +827,7 @@
             </w:pPr>
             <w:r>
               <w:rPr>
-                <w:rFonts w:hint="eastAsia"/>
+                <w:rFonts w:hint="eastAsia" w:eastAsia="黑体"/>
               </w:rPr>
               <w:t xml:space="preserve">符号</w:t>
             </w:r>
@@ -792,7 +841,7 @@
             </w:pPr>
             <w:r>
               <w:rPr>
-                <w:rFonts w:hint="eastAsia"/>
+                <w:rFonts w:hint="eastAsia" w:eastAsia="黑体"/>
               </w:rPr>
               <w:t xml:space="preserve">含义</w:t>
             </w:r>
@@ -806,7 +855,7 @@
             </w:pPr>
             <w:r>
               <w:rPr>
-                <w:rFonts w:hint="eastAsia"/>
+                <w:rFonts w:hint="eastAsia" w:eastAsia="黑体"/>
               </w:rPr>
               <w:t xml:space="preserve">单位</w:t>
             </w:r>
@@ -826,6 +875,9 @@
               </m:r>
             </m:oMath>
             <w:r>
+              <w:rPr>
+                <w:rFonts w:eastAsia="黑体"/>
+              </w:rPr>
               <w:t xml:space="preserve">​</w:t>
             </w:r>
           </w:p>
@@ -838,7 +890,7 @@
             </w:pPr>
             <w:r>
               <w:rPr>
-                <w:rFonts w:hint="eastAsia"/>
+                <w:rFonts w:hint="eastAsia" w:eastAsia="黑体"/>
               </w:rPr>
               <w:t xml:space="preserve">电阻</w:t>
             </w:r>
@@ -851,6 +903,9 @@
               <w:pStyle w:val="Compact"/>
             </w:pPr>
             <w:r>
+              <w:rPr>
+                <w:rFonts w:eastAsia="黑体"/>
+              </w:rPr>
               <w:t xml:space="preserve">Ω</w:t>
             </w:r>
           </w:p>
@@ -869,6 +924,9 @@
               </m:r>
             </m:oMath>
             <w:r>
+              <w:rPr>
+                <w:rFonts w:eastAsia="黑体"/>
+              </w:rPr>
               <w:t xml:space="preserve">​</w:t>
             </w:r>
           </w:p>
@@ -881,7 +939,7 @@
             </w:pPr>
             <w:r>
               <w:rPr>
-                <w:rFonts w:hint="eastAsia"/>
+                <w:rFonts w:hint="eastAsia" w:eastAsia="黑体"/>
               </w:rPr>
               <w:t xml:space="preserve">电容</w:t>
             </w:r>
@@ -894,6 +952,9 @@
               <w:pStyle w:val="Compact"/>
             </w:pPr>
             <w:r>
+              <w:rPr>
+                <w:rFonts w:eastAsia="黑体"/>
+              </w:rPr>
               <w:t xml:space="preserve">F</w:t>
             </w:r>
           </w:p>
@@ -912,6 +973,9 @@
               </m:r>
             </m:oMath>
             <w:r>
+              <w:rPr>
+                <w:rFonts w:eastAsia="黑体"/>
+              </w:rPr>
               <w:t xml:space="preserve">​</w:t>
             </w:r>
           </w:p>
@@ -924,7 +988,7 @@
             </w:pPr>
             <w:r>
               <w:rPr>
-                <w:rFonts w:hint="eastAsia"/>
+                <w:rFonts w:hint="eastAsia" w:eastAsia="黑体"/>
               </w:rPr>
               <w:t xml:space="preserve">并联等效复阻抗</w:t>
             </w:r>
@@ -937,6 +1001,9 @@
               <w:pStyle w:val="Compact"/>
             </w:pPr>
             <w:r>
+              <w:rPr>
+                <w:rFonts w:eastAsia="黑体"/>
+              </w:rPr>
               <w:t xml:space="preserve">Ω</w:t>
             </w:r>
           </w:p>
@@ -955,6 +1022,9 @@
               </m:r>
             </m:oMath>
             <w:r>
+              <w:rPr>
+                <w:rFonts w:eastAsia="黑体"/>
+              </w:rPr>
               <w:t xml:space="preserve">​</w:t>
             </w:r>
           </w:p>
@@ -967,7 +1037,7 @@
             </w:pPr>
             <w:r>
               <w:rPr>
-                <w:rFonts w:hint="eastAsia"/>
+                <w:rFonts w:hint="eastAsia" w:eastAsia="黑体"/>
               </w:rPr>
               <w:t xml:space="preserve">角频率</w:t>
             </w:r>
@@ -980,6 +1050,9 @@
               <w:pStyle w:val="Compact"/>
             </w:pPr>
             <w:r>
+              <w:rPr>
+                <w:rFonts w:eastAsia="黑体"/>
+              </w:rPr>
               <w:t xml:space="preserve">rad/s</w:t>
             </w:r>
           </w:p>
@@ -998,6 +1071,9 @@
               </m:r>
             </m:oMath>
             <w:r>
+              <w:rPr>
+                <w:rFonts w:eastAsia="黑体"/>
+              </w:rPr>
               <w:t xml:space="preserve">​</w:t>
             </w:r>
           </w:p>
@@ -1010,7 +1086,7 @@
             </w:pPr>
             <w:r>
               <w:rPr>
-                <w:rFonts w:hint="eastAsia"/>
+                <w:rFonts w:hint="eastAsia" w:eastAsia="黑体"/>
               </w:rPr>
               <w:t xml:space="preserve">时间常数</w:t>
             </w:r>
@@ -1023,6 +1099,9 @@
               <w:pStyle w:val="Compact"/>
             </w:pPr>
             <w:r>
+              <w:rPr>
+                <w:rFonts w:eastAsia="黑体"/>
+              </w:rPr>
               <w:t xml:space="preserve">s</w:t>
             </w:r>
           </w:p>
@@ -1037,7 +1116,7 @@
       </w:pPr>
       <w:r>
         <w:rPr>
-          <w:rFonts w:hint="eastAsia"/>
+          <w:rFonts w:hint="eastAsia" w:eastAsia="黑体"/>
         </w:rPr>
         <w:t xml:space="preserve">元件调整影响</w:t>
       </w:r>
@@ -1052,24 +1131,34 @@
       </w:pPr>
       <w:r>
         <w:rPr>
+          <w:rFonts w:eastAsia="黑体"/>
           <w:b/>
           <w:bCs/>
         </w:rPr>
         <w:t xml:space="preserve">R↑</w:t>
       </w:r>
       <w:r>
+        <w:rPr>
+          <w:rFonts w:eastAsia="黑体"/>
+        </w:rPr>
         <w:t xml:space="preserve"> </w:t>
       </w:r>
       <w:r>
+        <w:rPr>
+          <w:rFonts w:eastAsia="黑体"/>
+        </w:rPr>
         <w:t xml:space="preserve">→ </w:t>
       </w:r>
       <w:r>
         <w:rPr>
-          <w:rFonts w:hint="eastAsia"/>
+          <w:rFonts w:hint="eastAsia" w:eastAsia="黑体"/>
         </w:rPr>
         <w:t xml:space="preserve">低频（直流）阻抗增大，转折角频率</w:t>
       </w:r>
       <w:r>
+        <w:rPr>
+          <w:rFonts w:eastAsia="黑体"/>
+        </w:rPr>
         <w:t xml:space="preserve"> </w:t>
       </w:r>
       <m:oMath>
@@ -1087,11 +1176,14 @@
         </m:sSub>
       </m:oMath>
       <w:r>
+        <w:rPr>
+          <w:rFonts w:eastAsia="黑体"/>
+        </w:rPr>
         <w:t xml:space="preserve"> </w:t>
       </w:r>
       <w:r>
         <w:rPr>
-          <w:rFonts w:hint="eastAsia"/>
+          <w:rFonts w:hint="eastAsia" w:eastAsia="黑体"/>
         </w:rPr>
         <w:t xml:space="preserve">降低。</w:t>
       </w:r>
@@ -1106,24 +1198,34 @@
       </w:pPr>
       <w:r>
         <w:rPr>
+          <w:rFonts w:eastAsia="黑体"/>
           <w:b/>
           <w:bCs/>
         </w:rPr>
         <w:t xml:space="preserve">C↑</w:t>
       </w:r>
       <w:r>
+        <w:rPr>
+          <w:rFonts w:eastAsia="黑体"/>
+        </w:rPr>
         <w:t xml:space="preserve"> </w:t>
       </w:r>
       <w:r>
+        <w:rPr>
+          <w:rFonts w:eastAsia="黑体"/>
+        </w:rPr>
         <w:t xml:space="preserve">→ </w:t>
       </w:r>
       <w:r>
         <w:rPr>
-          <w:rFonts w:hint="eastAsia"/>
+          <w:rFonts w:hint="eastAsia" w:eastAsia="黑体"/>
         </w:rPr>
         <w:t xml:space="preserve">高频阻抗下降更快，转折角频率</w:t>
       </w:r>
       <w:r>
+        <w:rPr>
+          <w:rFonts w:eastAsia="黑体"/>
+        </w:rPr>
         <w:t xml:space="preserve"> </w:t>
       </w:r>
       <m:oMath>
@@ -1141,11 +1243,14 @@
         </m:sSub>
       </m:oMath>
       <w:r>
+        <w:rPr>
+          <w:rFonts w:eastAsia="黑体"/>
+        </w:rPr>
         <w:t xml:space="preserve"> </w:t>
       </w:r>
       <w:r>
         <w:rPr>
-          <w:rFonts w:hint="eastAsia"/>
+          <w:rFonts w:hint="eastAsia" w:eastAsia="黑体"/>
         </w:rPr>
         <w:t xml:space="preserve">降低。</w:t>
       </w:r>
@@ -1160,6 +1265,7 @@
       </w:pPr>
       <w:r>
         <w:rPr>
+          <w:rFonts w:eastAsia="黑体"/>
           <w:b/>
           <w:bCs/>
         </w:rPr>
@@ -1167,7 +1273,7 @@
       </w:r>
       <w:r>
         <w:rPr>
-          <w:rFonts w:hint="eastAsia"/>
+          <w:rFonts w:hint="eastAsia" w:eastAsia="黑体"/>
           <w:b/>
           <w:bCs/>
         </w:rPr>
@@ -1175,20 +1281,27 @@
       </w:r>
       <w:r>
         <w:rPr>
+          <w:rFonts w:eastAsia="黑体"/>
           <w:b/>
           <w:bCs/>
         </w:rPr>
         <w:t xml:space="preserve"> C↓</w:t>
       </w:r>
       <w:r>
+        <w:rPr>
+          <w:rFonts w:eastAsia="黑体"/>
+        </w:rPr>
         <w:t xml:space="preserve"> </w:t>
       </w:r>
       <w:r>
+        <w:rPr>
+          <w:rFonts w:eastAsia="黑体"/>
+        </w:rPr>
         <w:t xml:space="preserve">→ </w:t>
       </w:r>
       <w:r>
         <w:rPr>
-          <w:rFonts w:hint="eastAsia"/>
+          <w:rFonts w:hint="eastAsia" w:eastAsia="黑体"/>
         </w:rPr>
         <w:t xml:space="preserve">转折频率升高，高频旁路作用减弱。</w:t>
       </w:r>
@@ -1202,11 +1315,14 @@
         </w:numPr>
       </w:pPr>
       <w:r>
+        <w:rPr>
+          <w:rFonts w:eastAsia="黑体"/>
+        </w:rPr>
         <w:t xml:space="preserve">R、C </w:t>
       </w:r>
       <w:r>
         <w:rPr>
-          <w:rFonts w:hint="eastAsia"/>
+          <w:rFonts w:hint="eastAsia" w:eastAsia="黑体"/>
         </w:rPr>
         <w:t xml:space="preserve">乘积决定转折频率，二者可按需搭配调整。</w:t>
       </w:r>
@@ -1219,7 +1335,7 @@
       </w:pPr>
       <w:r>
         <w:rPr>
-          <w:rFonts w:hint="eastAsia"/>
+          <w:rFonts w:hint="eastAsia" w:eastAsia="黑体"/>
         </w:rPr>
         <w:t xml:space="preserve">典型参数示例</w:t>
       </w:r>
@@ -1234,11 +1350,14 @@
       </w:pPr>
       <w:r>
         <w:rPr>
-          <w:rFonts w:hint="eastAsia"/>
+          <w:rFonts w:hint="eastAsia" w:eastAsia="黑体"/>
         </w:rPr>
         <w:t xml:space="preserve">取</w:t>
       </w:r>
       <w:r>
+        <w:rPr>
+          <w:rFonts w:eastAsia="黑体"/>
+        </w:rPr>
         <w:t xml:space="preserve"> </w:t>
       </w:r>
       <m:oMath>
@@ -1266,6 +1385,9 @@
         </m:r>
       </m:oMath>
       <w:r>
+        <w:rPr>
+          <w:rFonts w:eastAsia="黑体"/>
+        </w:rPr>
         <w:t xml:space="preserve">、</w:t>
       </w:r>
       <m:oMath>
@@ -1294,7 +1416,7 @@
       </m:oMath>
       <w:r>
         <w:rPr>
-          <w:rFonts w:hint="eastAsia"/>
+          <w:rFonts w:hint="eastAsia" w:eastAsia="黑体"/>
         </w:rPr>
         <w:t xml:space="preserve">：</w:t>
       </w:r>
@@ -1407,6 +1529,9 @@
         </m:r>
       </m:oMath>
       <w:r>
+        <w:rPr>
+          <w:rFonts w:eastAsia="黑体"/>
+        </w:rPr>
         <w:t xml:space="preserve">。</w:t>
       </w:r>
     </w:p>
@@ -1420,7 +1545,7 @@
       </w:pPr>
       <w:r>
         <w:rPr>
-          <w:rFonts w:hint="eastAsia"/>
+          <w:rFonts w:hint="eastAsia" w:eastAsia="黑体"/>
         </w:rPr>
         <w:t xml:space="preserve">直流时电容开路，</w:t>
       </w:r>
@@ -1474,7 +1599,7 @@
       </m:oMath>
       <w:r>
         <w:rPr>
-          <w:rFonts w:hint="eastAsia"/>
+          <w:rFonts w:hint="eastAsia" w:eastAsia="黑体"/>
         </w:rPr>
         <w:t xml:space="preserve">；高频时电容短路，</w:t>
       </w:r>
@@ -1493,6 +1618,9 @@
         </m:r>
       </m:oMath>
       <w:r>
+        <w:rPr>
+          <w:rFonts w:eastAsia="黑体"/>
+        </w:rPr>
         <w:t xml:space="preserve">。</w:t>
       </w:r>
     </w:p>
@@ -1504,7 +1632,7 @@
       </w:pPr>
       <w:r>
         <w:rPr>
-          <w:rFonts w:hint="eastAsia"/>
+          <w:rFonts w:hint="eastAsia" w:eastAsia="黑体"/>
         </w:rPr>
         <w:t xml:space="preserve">常见器件型号</w:t>
       </w:r>
@@ -1519,16 +1647,19 @@
       </w:pPr>
       <w:r>
         <w:rPr>
-          <w:rFonts w:hint="eastAsia"/>
+          <w:rFonts w:hint="eastAsia" w:eastAsia="黑体"/>
         </w:rPr>
         <w:t xml:space="preserve">电阻：0805</w:t>
       </w:r>
       <w:r>
+        <w:rPr>
+          <w:rFonts w:eastAsia="黑体"/>
+        </w:rPr>
         <w:t xml:space="preserve"> / 0603 </w:t>
       </w:r>
       <w:r>
         <w:rPr>
-          <w:rFonts w:hint="eastAsia"/>
+          <w:rFonts w:hint="eastAsia" w:eastAsia="黑体"/>
         </w:rPr>
         <w:t xml:space="preserve">贴片电阻。</w:t>
       </w:r>
@@ -1543,7 +1674,7 @@
       </w:pPr>
       <w:r>
         <w:rPr>
-          <w:rFonts w:hint="eastAsia"/>
+          <w:rFonts w:hint="eastAsia" w:eastAsia="黑体"/>
         </w:rPr>
         <w:t xml:space="preserve">电容：C0G/NP0（稳定）、X7R（去耦）。</w:t>
       </w:r>
@@ -1556,7 +1687,7 @@
       </w:pPr>
       <w:r>
         <w:rPr>
-          <w:rFonts w:hint="eastAsia"/>
+          <w:rFonts w:hint="eastAsia" w:eastAsia="黑体"/>
         </w:rPr>
         <w:t xml:space="preserve">注意事项</w:t>
       </w:r>
@@ -1571,7 +1702,7 @@
       </w:pPr>
       <w:r>
         <w:rPr>
-          <w:rFonts w:hint="eastAsia"/>
+          <w:rFonts w:hint="eastAsia" w:eastAsia="黑体"/>
         </w:rPr>
         <w:t xml:space="preserve">并联电容会降低高频阻抗，注意其对信号源的负载效应。</w:t>
       </w:r>
@@ -1586,7 +1717,7 @@
       </w:pPr>
       <w:r>
         <w:rPr>
-          <w:rFonts w:hint="eastAsia"/>
+          <w:rFonts w:hint="eastAsia" w:eastAsia="黑体"/>
         </w:rPr>
         <w:t xml:space="preserve">电容耐压需高于两端最大电压。</w:t>
       </w:r>
@@ -1601,16 +1732,19 @@
       </w:pPr>
       <w:r>
         <w:rPr>
-          <w:rFonts w:hint="eastAsia"/>
+          <w:rFonts w:hint="eastAsia" w:eastAsia="黑体"/>
         </w:rPr>
         <w:t xml:space="preserve">实际电容存在</w:t>
       </w:r>
       <w:r>
+        <w:rPr>
+          <w:rFonts w:eastAsia="黑体"/>
+        </w:rPr>
         <w:t xml:space="preserve"> </w:t>
       </w:r>
       <w:r>
         <w:rPr>
-          <w:rFonts w:hint="eastAsia"/>
+          <w:rFonts w:hint="eastAsia" w:eastAsia="黑体"/>
         </w:rPr>
         <w:t xml:space="preserve">ESL，极高频率下阻抗不再单调下降。</w:t>
       </w:r>
@@ -1623,7 +1757,7 @@
       </w:pPr>
       <w:r>
         <w:rPr>
-          <w:rFonts w:hint="eastAsia"/>
+          <w:rFonts w:hint="eastAsia" w:eastAsia="黑体"/>
         </w:rPr>
         <w:t xml:space="preserve">参考资料</w:t>
       </w:r>
@@ -1638,7 +1772,7 @@
       </w:pPr>
       <w:r>
         <w:rPr>
-          <w:rFonts w:hint="eastAsia"/>
+          <w:rFonts w:hint="eastAsia" w:eastAsia="黑体"/>
         </w:rPr>
         <w:t xml:space="preserve">《电路》（邱关源）。</w:t>
       </w:r>
@@ -1652,6 +1786,9 @@
         </w:numPr>
       </w:pPr>
       <w:r>
+        <w:rPr>
+          <w:rFonts w:eastAsia="黑体"/>
+        </w:rPr>
         <w:t xml:space="preserve">Wikipedia: RC circuit。</w:t>
       </w:r>
     </w:p>
@@ -1664,20 +1801,26 @@
         </w:numPr>
       </w:pPr>
       <w:r>
+        <w:rPr>
+          <w:rFonts w:eastAsia="黑体"/>
+        </w:rPr>
         <w:t xml:space="preserve">TI </w:t>
       </w:r>
       <w:r>
         <w:rPr>
-          <w:rFonts w:hint="eastAsia"/>
+          <w:rFonts w:hint="eastAsia" w:eastAsia="黑体"/>
         </w:rPr>
         <w:t xml:space="preserve">应用笔记（RC</w:t>
       </w:r>
       <w:r>
+        <w:rPr>
+          <w:rFonts w:eastAsia="黑体"/>
+        </w:rPr>
         <w:t xml:space="preserve"> </w:t>
       </w:r>
       <w:r>
         <w:rPr>
-          <w:rFonts w:hint="eastAsia"/>
+          <w:rFonts w:hint="eastAsia" w:eastAsia="黑体"/>
         </w:rPr>
         <w:t xml:space="preserve">补偿与滤波相关）。</w:t>
       </w:r>
@@ -1691,11 +1834,11 @@
       </w:pPr>
       <w:r>
         <w:rPr>
-          <w:rFonts w:ascii="Times New Roman" w:hAnsi="Times New Roman"/>
+          <w:rFonts w:ascii="Times New Roman" w:hAnsi="Times New Roman" w:eastAsia="黑体"/>
           <w:color w:val="555555"/>
           <w:sz w:val="21"/>
         </w:rPr>
-        <w:t>材料收集者：杜文杰</w:t>
+        <w:t>材料收集者：杜文杰，WX手机：19519196569，QQ:3478827729</w:t>
       </w:r>
     </w:p>
     <w:sectPr>
@@ -1715,7 +1858,7 @@
 </file>
 
 <file path=word/footer1.xml><?xml version="1.0" encoding="utf-8"?>
-<w:ftr xmlns:m="http://schemas.openxmlformats.org/officeDocument/2006/math" xmlns:mc="http://schemas.openxmlformats.org/markup-compatibility/2006" xmlns:mo="http://schemas.microsoft.com/office/mac/office/2008/main" xmlns:mv="urn:schemas-microsoft-com:mac:vml" xmlns:o="urn:schemas-microsoft-com:office:office" xmlns:r="http://schemas.openxmlformats.org/officeDocument/2006/relationships" xmlns:v="urn:schemas-microsoft-com:vml" xmlns:w10="urn:schemas-microsoft-com:office:word" xmlns:w14="http://schemas.microsoft.com/office/word/2010/wordml" xmlns:w="http://schemas.openxmlformats.org/wordprocessingml/2006/main" xmlns:wne="http://schemas.microsoft.com/office/word/2006/wordml" xmlns:wp14="http://schemas.microsoft.com/office/word/2010/wordprocessingDrawing" xmlns:wp="http://schemas.openxmlformats.org/drawingml/2006/wordprocessingDrawing" xmlns:wpc="http://schemas.microsoft.com/office/word/2010/wordprocessingCanvas" xmlns:wpg="http://schemas.microsoft.com/office/word/2010/wordprocessingGroup" xmlns:wpi="http://schemas.microsoft.com/office/word/2010/wordprocessingInk" xmlns:wps="http://schemas.microsoft.com/office/word/2010/wordprocessingShape" mc:Ignorable="w14 wp14">
+<w:ftr xmlns:mc="http://schemas.openxmlformats.org/markup-compatibility/2006" xmlns:w="http://schemas.openxmlformats.org/wordprocessingml/2006/main" xmlns:m="http://schemas.openxmlformats.org/officeDocument/2006/math" xmlns:mo="http://schemas.microsoft.com/office/mac/office/2008/main" xmlns:mv="urn:schemas-microsoft-com:mac:vml" xmlns:o="urn:schemas-microsoft-com:office:office" xmlns:r="http://schemas.openxmlformats.org/officeDocument/2006/relationships" xmlns:v="urn:schemas-microsoft-com:vml" xmlns:w10="urn:schemas-microsoft-com:office:word" xmlns:w14="http://schemas.microsoft.com/office/word/2010/wordml" xmlns:wne="http://schemas.microsoft.com/office/word/2006/wordml" xmlns:wp14="http://schemas.microsoft.com/office/word/2010/wordprocessingDrawing" xmlns:wp="http://schemas.openxmlformats.org/drawingml/2006/wordprocessingDrawing" xmlns:wpc="http://schemas.microsoft.com/office/word/2010/wordprocessingCanvas" xmlns:wpg="http://schemas.microsoft.com/office/word/2010/wordprocessingGroup" xmlns:wpi="http://schemas.microsoft.com/office/word/2010/wordprocessingInk" xmlns:wps="http://schemas.microsoft.com/office/word/2010/wordprocessingShape" mc:Ignorable="w14 wp14">
   <w:p>
     <w:pPr>
       <w:pStyle w:val="Footer"/>
@@ -1723,12 +1866,14 @@
     </w:pPr>
     <w:r>
       <w:rPr>
+        <w:rFonts w:eastAsia="黑体"/>
         <w:sz w:val="18"/>
       </w:rPr>
       <w:t xml:space="preserve">第 </w:t>
     </w:r>
     <w:r>
       <w:rPr>
+        <w:rFonts w:eastAsia="黑体"/>
         <w:sz w:val="18"/>
       </w:rPr>
       <w:fldChar w:fldCharType="begin"/>
@@ -1737,6 +1882,7 @@
     </w:r>
     <w:r>
       <w:rPr>
+        <w:rFonts w:eastAsia="黑体"/>
         <w:sz w:val="18"/>
       </w:rPr>
       <w:t xml:space="preserve"> 页</w:t>
@@ -1750,6 +1896,9 @@
   <w:footnote w:type="continuationSeparator" w:id="0">
     <w:p>
       <w:r>
+        <w:rPr>
+          <w:rFonts w:eastAsia="黑体"/>
+        </w:rPr>
         <w:continuationSeparator/>
       </w:r>
     </w:p>
@@ -1757,6 +1906,9 @@
   <w:footnote w:type="separator" w:id="-1">
     <w:p>
       <w:r>
+        <w:rPr>
+          <w:rFonts w:eastAsia="黑体"/>
+        </w:rPr>
         <w:separator/>
       </w:r>
     </w:p>
@@ -1765,7 +1917,7 @@
 </file>
 
 <file path=word/header1.xml><?xml version="1.0" encoding="utf-8"?>
-<w:hdr xmlns:m="http://schemas.openxmlformats.org/officeDocument/2006/math" xmlns:mc="http://schemas.openxmlformats.org/markup-compatibility/2006" xmlns:mo="http://schemas.microsoft.com/office/mac/office/2008/main" xmlns:mv="urn:schemas-microsoft-com:mac:vml" xmlns:o="urn:schemas-microsoft-com:office:office" xmlns:r="http://schemas.openxmlformats.org/officeDocument/2006/relationships" xmlns:v="urn:schemas-microsoft-com:vml" xmlns:w10="urn:schemas-microsoft-com:office:word" xmlns:w14="http://schemas.microsoft.com/office/word/2010/wordml" xmlns:w="http://schemas.openxmlformats.org/wordprocessingml/2006/main" xmlns:wne="http://schemas.microsoft.com/office/word/2006/wordml" xmlns:wp14="http://schemas.microsoft.com/office/word/2010/wordprocessingDrawing" xmlns:wp="http://schemas.openxmlformats.org/drawingml/2006/wordprocessingDrawing" xmlns:wpc="http://schemas.microsoft.com/office/word/2010/wordprocessingCanvas" xmlns:wpg="http://schemas.microsoft.com/office/word/2010/wordprocessingGroup" xmlns:wpi="http://schemas.microsoft.com/office/word/2010/wordprocessingInk" xmlns:wps="http://schemas.microsoft.com/office/word/2010/wordprocessingShape" mc:Ignorable="w14 wp14">
+<w:hdr xmlns:mc="http://schemas.openxmlformats.org/markup-compatibility/2006" xmlns:w="http://schemas.openxmlformats.org/wordprocessingml/2006/main" xmlns:m="http://schemas.openxmlformats.org/officeDocument/2006/math" xmlns:mo="http://schemas.microsoft.com/office/mac/office/2008/main" xmlns:mv="urn:schemas-microsoft-com:mac:vml" xmlns:o="urn:schemas-microsoft-com:office:office" xmlns:r="http://schemas.openxmlformats.org/officeDocument/2006/relationships" xmlns:v="urn:schemas-microsoft-com:vml" xmlns:w10="urn:schemas-microsoft-com:office:word" xmlns:w14="http://schemas.microsoft.com/office/word/2010/wordml" xmlns:wne="http://schemas.microsoft.com/office/word/2006/wordml" xmlns:wp14="http://schemas.microsoft.com/office/word/2010/wordprocessingDrawing" xmlns:wp="http://schemas.openxmlformats.org/drawingml/2006/wordprocessingDrawing" xmlns:wpc="http://schemas.microsoft.com/office/word/2010/wordprocessingCanvas" xmlns:wpg="http://schemas.microsoft.com/office/word/2010/wordprocessingGroup" xmlns:wpi="http://schemas.microsoft.com/office/word/2010/wordprocessingInk" xmlns:wps="http://schemas.microsoft.com/office/word/2010/wordprocessingShape" mc:Ignorable="w14 wp14">
   <w:p>
     <w:pPr>
       <w:pStyle w:val="Header"/>
@@ -1773,7 +1925,7 @@
     </w:pPr>
     <w:r>
       <w:rPr>
-        <w:rFonts w:ascii="Times New Roman" w:hAnsi="Times New Roman"/>
+        <w:rFonts w:ascii="Times New Roman" w:hAnsi="Times New Roman" w:eastAsia="黑体"/>
         <w:sz w:val="18"/>
         <w:rFonts w:eastAsia="黑体"/>
         <w:rFonts w:eastAsia="黑体"/>
@@ -1785,7 +1937,7 @@
 </file>
 
 <file path=word/numbering.xml><?xml version="1.0" encoding="utf-8"?>
-<w:numbering xmlns:m="http://schemas.openxmlformats.org/officeDocument/2006/math" xmlns:mc="http://schemas.openxmlformats.org/markup-compatibility/2006" xmlns:mo="http://schemas.microsoft.com/office/mac/office/2008/main" xmlns:mv="urn:schemas-microsoft-com:mac:vml" xmlns:o="urn:schemas-microsoft-com:office:office" xmlns:r="http://schemas.openxmlformats.org/officeDocument/2006/relationships" xmlns:v="urn:schemas-microsoft-com:vml" xmlns:w="http://schemas.openxmlformats.org/wordprocessingml/2006/main" xmlns:w10="urn:schemas-microsoft-com:office:word" xmlns:w14="http://schemas.microsoft.com/office/word/2010/wordml" xmlns:wne="http://schemas.microsoft.com/office/word/2006/wordml" xmlns:wp="http://schemas.openxmlformats.org/drawingml/2006/wordprocessingDrawing" xmlns:wp14="http://schemas.microsoft.com/office/word/2010/wordprocessingDrawing" xmlns:wpc="http://schemas.microsoft.com/office/word/2010/wordprocessingCanvas" xmlns:wpg="http://schemas.microsoft.com/office/word/2010/wordprocessingGroup" xmlns:wpi="http://schemas.microsoft.com/office/word/2010/wordprocessingInk" xmlns:wps="http://schemas.microsoft.com/office/word/2010/wordprocessingShape" mc:Ignorable="w14 wp14">
+<w:numbering xmlns:mc="http://schemas.openxmlformats.org/markup-compatibility/2006" xmlns:w="http://schemas.openxmlformats.org/wordprocessingml/2006/main" xmlns:m="http://schemas.openxmlformats.org/officeDocument/2006/math" xmlns:mo="http://schemas.microsoft.com/office/mac/office/2008/main" xmlns:mv="urn:schemas-microsoft-com:mac:vml" xmlns:o="urn:schemas-microsoft-com:office:office" xmlns:r="http://schemas.openxmlformats.org/officeDocument/2006/relationships" xmlns:v="urn:schemas-microsoft-com:vml" xmlns:w10="urn:schemas-microsoft-com:office:word" xmlns:w14="http://schemas.microsoft.com/office/word/2010/wordml" xmlns:wne="http://schemas.microsoft.com/office/word/2006/wordml" xmlns:wp="http://schemas.openxmlformats.org/drawingml/2006/wordprocessingDrawing" xmlns:wp14="http://schemas.microsoft.com/office/word/2010/wordprocessingDrawing" xmlns:wpc="http://schemas.microsoft.com/office/word/2010/wordprocessingCanvas" xmlns:wpg="http://schemas.microsoft.com/office/word/2010/wordprocessingGroup" xmlns:wpi="http://schemas.microsoft.com/office/word/2010/wordprocessingInk" xmlns:wps="http://schemas.microsoft.com/office/word/2010/wordprocessingShape" mc:Ignorable="w14 wp14">
   <w:abstractNum w:abstractNumId="0">
     <w:nsid w:val="FFFFFF7C"/>
     <w:multiLevelType w:val="singleLevel"/>
@@ -1872,7 +2024,7 @@
         <w:ind w:hanging="360" w:left="1440"/>
       </w:pPr>
       <w:rPr>
-        <w:rFonts w:ascii="Symbol" w:hAnsi="Symbol" w:hint="default"/>
+        <w:rFonts w:ascii="Symbol" w:hAnsi="Symbol" w:hint="default" w:eastAsia="黑体"/>
       </w:rPr>
     </w:lvl>
   </w:abstractNum>
@@ -1893,7 +2045,7 @@
         <w:ind w:hanging="360" w:left="1080"/>
       </w:pPr>
       <w:rPr>
-        <w:rFonts w:ascii="Symbol" w:hAnsi="Symbol" w:hint="default"/>
+        <w:rFonts w:ascii="Symbol" w:hAnsi="Symbol" w:hint="default" w:eastAsia="黑体"/>
       </w:rPr>
     </w:lvl>
   </w:abstractNum>
@@ -1914,7 +2066,7 @@
         <w:ind w:hanging="360" w:left="720"/>
       </w:pPr>
       <w:rPr>
-        <w:rFonts w:ascii="Symbol" w:hAnsi="Symbol" w:hint="default"/>
+        <w:rFonts w:ascii="Symbol" w:hAnsi="Symbol" w:hint="default" w:eastAsia="黑体"/>
       </w:rPr>
     </w:lvl>
   </w:abstractNum>
@@ -1953,7 +2105,7 @@
         <w:ind w:hanging="360" w:left="360"/>
       </w:pPr>
       <w:rPr>
-        <w:rFonts w:ascii="Symbol" w:hAnsi="Symbol" w:hint="default"/>
+        <w:rFonts w:ascii="Symbol" w:hAnsi="Symbol" w:hint="default" w:eastAsia="黑体"/>
       </w:rPr>
     </w:lvl>
   </w:abstractNum>
@@ -2044,7 +2196,7 @@
         <w:ind w:left="720" w:hanging="360"/>
       </w:pPr>
       <w:rPr>
-        <w:rFonts w:ascii="Symbol" w:hAnsi="Symbol" w:cs="Symbol" w:hint="default"/>
+        <w:rFonts w:ascii="Symbol" w:hAnsi="Symbol" w:cs="Symbol" w:hint="default" w:eastAsia="黑体"/>
       </w:rPr>
     </w:lvl>
     <w:lvl w:ilvl="1">
@@ -2055,7 +2207,7 @@
         <w:ind w:left="1440" w:hanging="360"/>
       </w:pPr>
       <w:rPr>
-        <w:rFonts w:ascii="Courier New" w:hAnsi="Courier New" w:cs="Courier New" w:hint="default"/>
+        <w:rFonts w:ascii="Courier New" w:hAnsi="Courier New" w:cs="Courier New" w:hint="default" w:eastAsia="黑体"/>
       </w:rPr>
     </w:lvl>
     <w:lvl w:ilvl="2">
@@ -2066,7 +2218,7 @@
         <w:ind w:left="2160" w:hanging="360"/>
       </w:pPr>
       <w:rPr>
-        <w:rFonts w:ascii="Wingdings" w:hAnsi="Wingdings" w:cs="Wingdings" w:hint="default"/>
+        <w:rFonts w:ascii="Wingdings" w:hAnsi="Wingdings" w:cs="Wingdings" w:hint="default" w:eastAsia="黑体"/>
       </w:rPr>
     </w:lvl>
     <w:lvl w:ilvl="3">
@@ -2077,7 +2229,7 @@
         <w:ind w:left="2880" w:hanging="360"/>
       </w:pPr>
       <w:rPr>
-        <w:rFonts w:ascii="Symbol" w:hAnsi="Symbol" w:cs="Symbol" w:hint="default"/>
+        <w:rFonts w:ascii="Symbol" w:hAnsi="Symbol" w:cs="Symbol" w:hint="default" w:eastAsia="黑体"/>
       </w:rPr>
     </w:lvl>
     <w:lvl w:ilvl="4">
@@ -2088,7 +2240,7 @@
         <w:ind w:left="3600" w:hanging="360"/>
       </w:pPr>
       <w:rPr>
-        <w:rFonts w:ascii="Courier New" w:hAnsi="Courier New" w:cs="Courier New" w:hint="default"/>
+        <w:rFonts w:ascii="Courier New" w:hAnsi="Courier New" w:cs="Courier New" w:hint="default" w:eastAsia="黑体"/>
       </w:rPr>
     </w:lvl>
     <w:lvl w:ilvl="5">
@@ -2099,7 +2251,7 @@
         <w:ind w:left="4320" w:hanging="360"/>
       </w:pPr>
       <w:rPr>
-        <w:rFonts w:ascii="Wingdings" w:hAnsi="Wingdings" w:cs="Wingdings" w:hint="default"/>
+        <w:rFonts w:ascii="Wingdings" w:hAnsi="Wingdings" w:cs="Wingdings" w:hint="default" w:eastAsia="黑体"/>
       </w:rPr>
     </w:lvl>
     <w:lvl w:ilvl="6">
@@ -2110,7 +2262,7 @@
         <w:ind w:left="5040" w:hanging="360"/>
       </w:pPr>
       <w:rPr>
-        <w:rFonts w:ascii="Symbol" w:hAnsi="Symbol" w:cs="Symbol" w:hint="default"/>
+        <w:rFonts w:ascii="Symbol" w:hAnsi="Symbol" w:cs="Symbol" w:hint="default" w:eastAsia="黑体"/>
       </w:rPr>
     </w:lvl>
     <w:lvl w:ilvl="7">
@@ -2121,7 +2273,7 @@
         <w:ind w:left="5760" w:hanging="360"/>
       </w:pPr>
       <w:rPr>
-        <w:rFonts w:ascii="Courier New" w:hAnsi="Courier New" w:cs="Courier New" w:hint="default"/>
+        <w:rFonts w:ascii="Courier New" w:hAnsi="Courier New" w:cs="Courier New" w:hint="default" w:eastAsia="黑体"/>
       </w:rPr>
     </w:lvl>
     <w:lvl w:ilvl="8">
@@ -2132,7 +2284,7 @@
         <w:ind w:left="6480" w:hanging="360"/>
       </w:pPr>
       <w:rPr>
-        <w:rFonts w:ascii="Wingdings" w:hAnsi="Wingdings" w:cs="Wingdings" w:hint="default"/>
+        <w:rFonts w:ascii="Wingdings" w:hAnsi="Wingdings" w:cs="Wingdings" w:hint="default" w:eastAsia="黑体"/>
       </w:rPr>
     </w:lvl>
   </w:abstractNum>
@@ -2185,11 +2337,11 @@
 </file>
 
 <file path=word/styles.xml><?xml version="1.0" encoding="utf-8"?>
-<w:styles xmlns:mc="http://schemas.openxmlformats.org/markup-compatibility/2006" xmlns:r="http://schemas.openxmlformats.org/officeDocument/2006/relationships" xmlns:w="http://schemas.openxmlformats.org/wordprocessingml/2006/main" xmlns:w14="http://schemas.microsoft.com/office/word/2010/wordml" mc:Ignorable="w14">
+<w:styles xmlns:mc="http://schemas.openxmlformats.org/markup-compatibility/2006" xmlns:w="http://schemas.openxmlformats.org/wordprocessingml/2006/main" xmlns:r="http://schemas.openxmlformats.org/officeDocument/2006/relationships" xmlns:w14="http://schemas.microsoft.com/office/word/2010/wordml" mc:Ignorable="w14">
   <w:docDefaults>
     <w:rPrDefault>
       <w:rPr>
-        <w:rFonts w:asciiTheme="minorHAnsi" w:cstheme="minorBidi" w:eastAsiaTheme="minorEastAsia" w:hAnsiTheme="minorHAnsi"/>
+        <w:rFonts w:asciiTheme="minorHAnsi" w:cstheme="minorBidi" w:hAnsiTheme="minorHAnsi" w:eastAsia="黑体"/>
         <w:sz w:val="22"/>
         <w:szCs w:val="22"/>
         <w:lang w:bidi="ar-SA" w:eastAsia="en-US" w:val="en-US"/>
@@ -2411,7 +2563,7 @@
       <w:outlineLvl w:val="0"/>
     </w:pPr>
     <w:rPr>
-      <w:rFonts w:ascii="Times New Roman" w:asciiTheme="majorHAnsi" w:cstheme="majorBidi" w:eastAsia="黑体" w:eastAsiaTheme="majorEastAsia" w:hAnsi="Times New Roman" w:hAnsiTheme="majorHAnsi"/>
+      <w:rFonts w:ascii="Times New Roman" w:asciiTheme="majorHAnsi" w:cstheme="majorBidi" w:eastAsia="黑体" w:hAnsi="Times New Roman" w:hAnsiTheme="majorHAnsi"/>
       <w:b/>
       <w:bCs/>
       <w:color w:val="1F3864"/>
@@ -2435,7 +2587,7 @@
       <w:outlineLvl w:val="1"/>
     </w:pPr>
     <w:rPr>
-      <w:rFonts w:ascii="Times New Roman" w:asciiTheme="majorHAnsi" w:cstheme="majorBidi" w:eastAsia="黑体" w:eastAsiaTheme="majorEastAsia" w:hAnsi="Times New Roman" w:hAnsiTheme="majorHAnsi"/>
+      <w:rFonts w:ascii="Times New Roman" w:asciiTheme="majorHAnsi" w:cstheme="majorBidi" w:eastAsia="黑体" w:hAnsi="Times New Roman" w:hAnsiTheme="majorHAnsi"/>
       <w:b/>
       <w:bCs/>
       <w:color w:val="2E4E7E"/>
@@ -2459,7 +2611,7 @@
       <w:outlineLvl w:val="2"/>
     </w:pPr>
     <w:rPr>
-      <w:rFonts w:ascii="Times New Roman" w:asciiTheme="majorHAnsi" w:cstheme="majorBidi" w:eastAsia="黑体" w:eastAsiaTheme="majorEastAsia" w:hAnsi="Times New Roman" w:hAnsiTheme="majorHAnsi"/>
+      <w:rFonts w:ascii="Times New Roman" w:asciiTheme="majorHAnsi" w:cstheme="majorBidi" w:eastAsia="黑体" w:hAnsi="Times New Roman" w:hAnsiTheme="majorHAnsi"/>
       <w:b/>
       <w:bCs/>
       <w:color w:val="2E4E7E"/>
@@ -2483,7 +2635,7 @@
       <w:outlineLvl w:val="3"/>
     </w:pPr>
     <w:rPr>
-      <w:rFonts w:ascii="Times New Roman" w:asciiTheme="majorHAnsi" w:cstheme="majorBidi" w:eastAsia="黑体" w:eastAsiaTheme="majorEastAsia" w:hAnsi="Times New Roman" w:hAnsiTheme="majorHAnsi"/>
+      <w:rFonts w:ascii="Times New Roman" w:asciiTheme="majorHAnsi" w:cstheme="majorBidi" w:eastAsia="黑体" w:hAnsi="Times New Roman" w:hAnsiTheme="majorHAnsi"/>
       <w:b/>
       <w:bCs/>
       <w:i/>
@@ -2509,7 +2661,7 @@
       <w:outlineLvl w:val="4"/>
     </w:pPr>
     <w:rPr>
-      <w:rFonts w:ascii="Times New Roman" w:asciiTheme="majorHAnsi" w:cstheme="majorBidi" w:eastAsia="黑体" w:eastAsiaTheme="majorEastAsia" w:hAnsi="Times New Roman" w:hAnsiTheme="majorHAnsi"/>
+      <w:rFonts w:ascii="Times New Roman" w:asciiTheme="majorHAnsi" w:cstheme="majorBidi" w:eastAsia="黑体" w:hAnsi="Times New Roman" w:hAnsiTheme="majorHAnsi"/>
       <w:b/>
       <w:color w:val="333333"/>
       <w:sz w:val="22"/>
@@ -2532,7 +2684,7 @@
       <w:outlineLvl w:val="5"/>
     </w:pPr>
     <w:rPr>
-      <w:rFonts w:asciiTheme="majorHAnsi" w:cstheme="majorBidi" w:eastAsiaTheme="majorEastAsia" w:hAnsiTheme="majorHAnsi"/>
+      <w:rFonts w:asciiTheme="majorHAnsi" w:cstheme="majorBidi" w:hAnsiTheme="majorHAnsi" w:eastAsia="黑体"/>
       <w:i/>
       <w:iCs/>
       <w:color w:themeColor="accent1" w:themeShade="7F" w:val="243F60"/>
@@ -2555,7 +2707,7 @@
       <w:outlineLvl w:val="6"/>
     </w:pPr>
     <w:rPr>
-      <w:rFonts w:asciiTheme="majorHAnsi" w:cstheme="majorBidi" w:eastAsiaTheme="majorEastAsia" w:hAnsiTheme="majorHAnsi"/>
+      <w:rFonts w:asciiTheme="majorHAnsi" w:cstheme="majorBidi" w:hAnsiTheme="majorHAnsi" w:eastAsia="黑体"/>
       <w:i/>
       <w:iCs/>
       <w:color w:themeColor="text1" w:themeTint="BF" w:val="404040"/>
@@ -2578,7 +2730,7 @@
       <w:outlineLvl w:val="7"/>
     </w:pPr>
     <w:rPr>
-      <w:rFonts w:asciiTheme="majorHAnsi" w:cstheme="majorBidi" w:eastAsiaTheme="majorEastAsia" w:hAnsiTheme="majorHAnsi"/>
+      <w:rFonts w:asciiTheme="majorHAnsi" w:cstheme="majorBidi" w:hAnsiTheme="majorHAnsi" w:eastAsia="黑体"/>
       <w:color w:themeColor="accent1" w:val="4F81BD"/>
       <w:sz w:val="20"/>
       <w:szCs w:val="20"/>
@@ -2601,7 +2753,7 @@
       <w:outlineLvl w:val="8"/>
     </w:pPr>
     <w:rPr>
-      <w:rFonts w:asciiTheme="majorHAnsi" w:cstheme="majorBidi" w:eastAsiaTheme="majorEastAsia" w:hAnsiTheme="majorHAnsi"/>
+      <w:rFonts w:asciiTheme="majorHAnsi" w:cstheme="majorBidi" w:hAnsiTheme="majorHAnsi" w:eastAsia="黑体"/>
       <w:i/>
       <w:iCs/>
       <w:color w:themeColor="text1" w:themeTint="BF" w:val="404040"/>
@@ -2652,7 +2804,7 @@
     <w:uiPriority w:val="9"/>
     <w:rsid w:val="00FC693F"/>
     <w:rPr>
-      <w:rFonts w:asciiTheme="majorHAnsi" w:cstheme="majorBidi" w:eastAsiaTheme="majorEastAsia" w:hAnsiTheme="majorHAnsi"/>
+      <w:rFonts w:asciiTheme="majorHAnsi" w:cstheme="majorBidi" w:hAnsiTheme="majorHAnsi" w:eastAsia="黑体"/>
       <w:b/>
       <w:bCs/>
       <w:color w:themeColor="accent1" w:themeShade="BF" w:val="365F91"/>
@@ -2667,7 +2819,7 @@
     <w:uiPriority w:val="9"/>
     <w:rsid w:val="00FC693F"/>
     <w:rPr>
-      <w:rFonts w:asciiTheme="majorHAnsi" w:cstheme="majorBidi" w:eastAsiaTheme="majorEastAsia" w:hAnsiTheme="majorHAnsi"/>
+      <w:rFonts w:asciiTheme="majorHAnsi" w:cstheme="majorBidi" w:hAnsiTheme="majorHAnsi" w:eastAsia="黑体"/>
       <w:b/>
       <w:bCs/>
       <w:color w:themeColor="accent1" w:val="4F81BD"/>
@@ -2682,7 +2834,7 @@
     <w:uiPriority w:val="9"/>
     <w:rsid w:val="00FC693F"/>
     <w:rPr>
-      <w:rFonts w:asciiTheme="majorHAnsi" w:cstheme="majorBidi" w:eastAsiaTheme="majorEastAsia" w:hAnsiTheme="majorHAnsi"/>
+      <w:rFonts w:asciiTheme="majorHAnsi" w:cstheme="majorBidi" w:hAnsiTheme="majorHAnsi" w:eastAsia="黑体"/>
       <w:b/>
       <w:bCs/>
       <w:color w:themeColor="accent1" w:val="4F81BD"/>
@@ -2705,7 +2857,7 @@
       <w:contextualSpacing/>
     </w:pPr>
     <w:rPr>
-      <w:rFonts w:ascii="Times New Roman" w:asciiTheme="majorHAnsi" w:cstheme="majorBidi" w:eastAsia="黑体" w:eastAsiaTheme="majorEastAsia" w:hAnsi="Times New Roman" w:hAnsiTheme="majorHAnsi"/>
+      <w:rFonts w:ascii="Times New Roman" w:asciiTheme="majorHAnsi" w:cstheme="majorBidi" w:eastAsia="黑体" w:hAnsi="Times New Roman" w:hAnsiTheme="majorHAnsi"/>
       <w:b/>
       <w:color w:val="1F3864"/>
       <w:spacing w:val="5"/>
@@ -2721,7 +2873,7 @@
     <w:uiPriority w:val="10"/>
     <w:rsid w:val="00FC693F"/>
     <w:rPr>
-      <w:rFonts w:asciiTheme="majorHAnsi" w:cstheme="majorBidi" w:eastAsiaTheme="majorEastAsia" w:hAnsiTheme="majorHAnsi"/>
+      <w:rFonts w:asciiTheme="majorHAnsi" w:cstheme="majorBidi" w:hAnsiTheme="majorHAnsi" w:eastAsia="黑体"/>
       <w:color w:themeColor="text2" w:themeShade="BF" w:val="17365D"/>
       <w:spacing w:val="5"/>
       <w:kern w:val="28"/>
@@ -2743,7 +2895,7 @@
       </w:numPr>
     </w:pPr>
     <w:rPr>
-      <w:rFonts w:asciiTheme="majorHAnsi" w:cstheme="majorBidi" w:eastAsiaTheme="majorEastAsia" w:hAnsiTheme="majorHAnsi"/>
+      <w:rFonts w:asciiTheme="majorHAnsi" w:cstheme="majorBidi" w:hAnsiTheme="majorHAnsi" w:eastAsia="黑体"/>
       <w:i/>
       <w:iCs/>
       <w:color w:themeColor="accent1" w:val="4F81BD"/>
@@ -2759,7 +2911,7 @@
     <w:uiPriority w:val="11"/>
     <w:rsid w:val="00FC693F"/>
     <w:rPr>
-      <w:rFonts w:asciiTheme="majorHAnsi" w:cstheme="majorBidi" w:eastAsiaTheme="majorEastAsia" w:hAnsiTheme="majorHAnsi"/>
+      <w:rFonts w:asciiTheme="majorHAnsi" w:cstheme="majorBidi" w:hAnsiTheme="majorHAnsi" w:eastAsia="黑体"/>
       <w:i/>
       <w:iCs/>
       <w:color w:themeColor="accent1" w:val="4F81BD"/>
@@ -2826,6 +2978,7 @@
       <w:spacing w:after="120"/>
     </w:pPr>
     <w:rPr>
+      <w:rFonts w:eastAsia="黑体"/>
       <w:sz w:val="16"/>
       <w:szCs w:val="16"/>
     </w:rPr>
@@ -2837,6 +2990,7 @@
     <w:uiPriority w:val="99"/>
     <w:rsid w:val="00AA1D8D"/>
     <w:rPr>
+      <w:rFonts w:eastAsia="黑体"/>
       <w:sz w:val="16"/>
       <w:szCs w:val="16"/>
     </w:rPr>
@@ -3006,7 +3160,7 @@
       </w:tabs>
     </w:pPr>
     <w:rPr>
-      <w:rFonts w:ascii="Courier" w:hAnsi="Courier"/>
+      <w:rFonts w:ascii="Courier" w:hAnsi="Courier" w:eastAsia="黑体"/>
       <w:sz w:val="20"/>
       <w:szCs w:val="20"/>
     </w:rPr>
@@ -3018,7 +3172,7 @@
     <w:uiPriority w:val="99"/>
     <w:rsid w:val="0029639D"/>
     <w:rPr>
-      <w:rFonts w:ascii="Courier" w:hAnsi="Courier"/>
+      <w:rFonts w:ascii="Courier" w:hAnsi="Courier" w:eastAsia="黑体"/>
       <w:sz w:val="20"/>
       <w:szCs w:val="20"/>
     </w:rPr>
@@ -3054,6 +3208,7 @@
     <w:uiPriority w:val="29"/>
     <w:rsid w:val="00FC693F"/>
     <w:rPr>
+      <w:rFonts w:eastAsia="黑体"/>
       <w:i/>
       <w:iCs/>
       <w:color w:themeColor="text1" w:val="000000"/>
@@ -3067,7 +3222,7 @@
     <w:semiHidden/>
     <w:rsid w:val="00FC693F"/>
     <w:rPr>
-      <w:rFonts w:asciiTheme="majorHAnsi" w:cstheme="majorBidi" w:eastAsiaTheme="majorEastAsia" w:hAnsiTheme="majorHAnsi"/>
+      <w:rFonts w:asciiTheme="majorHAnsi" w:cstheme="majorBidi" w:hAnsiTheme="majorHAnsi" w:eastAsia="黑体"/>
       <w:b/>
       <w:bCs/>
       <w:i/>
@@ -3083,7 +3238,7 @@
     <w:semiHidden/>
     <w:rsid w:val="00FC693F"/>
     <w:rPr>
-      <w:rFonts w:asciiTheme="majorHAnsi" w:cstheme="majorBidi" w:eastAsiaTheme="majorEastAsia" w:hAnsiTheme="majorHAnsi"/>
+      <w:rFonts w:asciiTheme="majorHAnsi" w:cstheme="majorBidi" w:hAnsiTheme="majorHAnsi" w:eastAsia="黑体"/>
       <w:color w:themeColor="accent1" w:themeShade="7F" w:val="243F60"/>
     </w:rPr>
   </w:style>
@@ -3095,7 +3250,7 @@
     <w:semiHidden/>
     <w:rsid w:val="00FC693F"/>
     <w:rPr>
-      <w:rFonts w:asciiTheme="majorHAnsi" w:cstheme="majorBidi" w:eastAsiaTheme="majorEastAsia" w:hAnsiTheme="majorHAnsi"/>
+      <w:rFonts w:asciiTheme="majorHAnsi" w:cstheme="majorBidi" w:hAnsiTheme="majorHAnsi" w:eastAsia="黑体"/>
       <w:i/>
       <w:iCs/>
       <w:color w:themeColor="accent1" w:themeShade="7F" w:val="243F60"/>
@@ -3109,7 +3264,7 @@
     <w:semiHidden/>
     <w:rsid w:val="00FC693F"/>
     <w:rPr>
-      <w:rFonts w:asciiTheme="majorHAnsi" w:cstheme="majorBidi" w:eastAsiaTheme="majorEastAsia" w:hAnsiTheme="majorHAnsi"/>
+      <w:rFonts w:asciiTheme="majorHAnsi" w:cstheme="majorBidi" w:hAnsiTheme="majorHAnsi" w:eastAsia="黑体"/>
       <w:i/>
       <w:iCs/>
       <w:color w:themeColor="text1" w:themeTint="BF" w:val="404040"/>
@@ -3123,7 +3278,7 @@
     <w:semiHidden/>
     <w:rsid w:val="00FC693F"/>
     <w:rPr>
-      <w:rFonts w:asciiTheme="majorHAnsi" w:cstheme="majorBidi" w:eastAsiaTheme="majorEastAsia" w:hAnsiTheme="majorHAnsi"/>
+      <w:rFonts w:asciiTheme="majorHAnsi" w:cstheme="majorBidi" w:hAnsiTheme="majorHAnsi" w:eastAsia="黑体"/>
       <w:color w:themeColor="accent1" w:val="4F81BD"/>
       <w:sz w:val="20"/>
       <w:szCs w:val="20"/>
@@ -3137,7 +3292,7 @@
     <w:semiHidden/>
     <w:rsid w:val="00FC693F"/>
     <w:rPr>
-      <w:rFonts w:asciiTheme="majorHAnsi" w:cstheme="majorBidi" w:eastAsiaTheme="majorEastAsia" w:hAnsiTheme="majorHAnsi"/>
+      <w:rFonts w:asciiTheme="majorHAnsi" w:cstheme="majorBidi" w:hAnsiTheme="majorHAnsi" w:eastAsia="黑体"/>
       <w:i/>
       <w:iCs/>
       <w:color w:themeColor="text1" w:themeTint="BF" w:val="404040"/>
@@ -3158,6 +3313,7 @@
       <w:spacing w:line="240" w:lineRule="auto"/>
     </w:pPr>
     <w:rPr>
+      <w:rFonts w:eastAsia="黑体"/>
       <w:b/>
       <w:bCs/>
       <w:color w:themeColor="accent1" w:val="4F81BD"/>
@@ -3172,6 +3328,7 @@
     <w:qFormat/>
     <w:rsid w:val="00FC693F"/>
     <w:rPr>
+      <w:rFonts w:eastAsia="黑体"/>
       <w:b/>
       <w:bCs/>
     </w:rPr>
@@ -3183,6 +3340,7 @@
     <w:qFormat/>
     <w:rsid w:val="00FC693F"/>
     <w:rPr>
+      <w:rFonts w:eastAsia="黑体"/>
       <w:i/>
       <w:iCs/>
     </w:rPr>
@@ -3203,6 +3361,7 @@
       <w:ind w:left="936" w:right="936"/>
     </w:pPr>
     <w:rPr>
+      <w:rFonts w:eastAsia="黑体"/>
       <w:b/>
       <w:bCs/>
       <w:i/>
@@ -3217,6 +3376,7 @@
     <w:uiPriority w:val="30"/>
     <w:rsid w:val="00FC693F"/>
     <w:rPr>
+      <w:rFonts w:eastAsia="黑体"/>
       <w:b/>
       <w:bCs/>
       <w:i/>
@@ -3231,6 +3391,7 @@
     <w:qFormat/>
     <w:rsid w:val="00FC693F"/>
     <w:rPr>
+      <w:rFonts w:eastAsia="黑体"/>
       <w:i/>
       <w:iCs/>
       <w:color w:themeColor="text1" w:themeTint="7F" w:val="808080"/>
@@ -3243,6 +3404,7 @@
     <w:qFormat/>
     <w:rsid w:val="00FC693F"/>
     <w:rPr>
+      <w:rFonts w:eastAsia="黑体"/>
       <w:b/>
       <w:bCs/>
       <w:i/>
@@ -3257,6 +3419,7 @@
     <w:qFormat/>
     <w:rsid w:val="00FC693F"/>
     <w:rPr>
+      <w:rFonts w:eastAsia="黑体"/>
       <w:smallCaps/>
       <w:color w:themeColor="accent2" w:val="C0504D"/>
       <w:u w:val="single"/>
@@ -3269,6 +3432,7 @@
     <w:qFormat/>
     <w:rsid w:val="00FC693F"/>
     <w:rPr>
+      <w:rFonts w:eastAsia="黑体"/>
       <w:b/>
       <w:bCs/>
       <w:smallCaps/>
@@ -3284,6 +3448,7 @@
     <w:qFormat/>
     <w:rsid w:val="00FC693F"/>
     <w:rPr>
+      <w:rFonts w:eastAsia="黑体"/>
       <w:b/>
       <w:bCs/>
       <w:smallCaps/>
@@ -3338,6 +3503,7 @@
       <w:spacing w:after="0" w:line="240" w:lineRule="auto"/>
     </w:pPr>
     <w:rPr>
+      <w:rFonts w:eastAsia="黑体"/>
       <w:color w:themeColor="text1" w:themeShade="BF" w:val="000000"/>
     </w:rPr>
     <w:tblPr>
@@ -3360,6 +3526,7 @@
         <w:spacing w:after="0" w:before="0" w:line="240" w:lineRule="auto"/>
       </w:pPr>
       <w:rPr>
+        <w:rFonts w:eastAsia="黑体"/>
         <w:b/>
         <w:bCs/>
       </w:rPr>
@@ -3380,6 +3547,7 @@
         <w:spacing w:after="0" w:before="0" w:line="240" w:lineRule="auto"/>
       </w:pPr>
       <w:rPr>
+        <w:rFonts w:eastAsia="黑体"/>
         <w:b/>
         <w:bCs/>
       </w:rPr>
@@ -3397,12 +3565,14 @@
     </w:tblStylePr>
     <w:tblStylePr w:type="firstCol">
       <w:rPr>
+        <w:rFonts w:eastAsia="黑体"/>
         <w:b/>
         <w:bCs/>
       </w:rPr>
     </w:tblStylePr>
     <w:tblStylePr w:type="lastCol">
       <w:rPr>
+        <w:rFonts w:eastAsia="黑体"/>
         <w:b/>
         <w:bCs/>
       </w:rPr>
@@ -3441,6 +3611,7 @@
       <w:spacing w:after="0" w:line="240" w:lineRule="auto"/>
     </w:pPr>
     <w:rPr>
+      <w:rFonts w:eastAsia="黑体"/>
       <w:color w:themeColor="accent1" w:themeShade="BF" w:val="365F91"/>
     </w:rPr>
     <w:tblPr>
@@ -3463,6 +3634,7 @@
         <w:spacing w:after="0" w:before="0" w:line="240" w:lineRule="auto"/>
       </w:pPr>
       <w:rPr>
+        <w:rFonts w:eastAsia="黑体"/>
         <w:b/>
         <w:bCs/>
       </w:rPr>
@@ -3483,6 +3655,7 @@
         <w:spacing w:after="0" w:before="0" w:line="240" w:lineRule="auto"/>
       </w:pPr>
       <w:rPr>
+        <w:rFonts w:eastAsia="黑体"/>
         <w:b/>
         <w:bCs/>
       </w:rPr>
@@ -3500,12 +3673,14 @@
     </w:tblStylePr>
     <w:tblStylePr w:type="firstCol">
       <w:rPr>
+        <w:rFonts w:eastAsia="黑体"/>
         <w:b/>
         <w:bCs/>
       </w:rPr>
     </w:tblStylePr>
     <w:tblStylePr w:type="lastCol">
       <w:rPr>
+        <w:rFonts w:eastAsia="黑体"/>
         <w:b/>
         <w:bCs/>
       </w:rPr>
@@ -3544,6 +3719,7 @@
       <w:spacing w:after="0" w:line="240" w:lineRule="auto"/>
     </w:pPr>
     <w:rPr>
+      <w:rFonts w:eastAsia="黑体"/>
       <w:color w:themeColor="accent2" w:themeShade="BF" w:val="943634"/>
     </w:rPr>
     <w:tblPr>
@@ -3566,6 +3742,7 @@
         <w:spacing w:after="0" w:before="0" w:line="240" w:lineRule="auto"/>
       </w:pPr>
       <w:rPr>
+        <w:rFonts w:eastAsia="黑体"/>
         <w:b/>
         <w:bCs/>
       </w:rPr>
@@ -3586,6 +3763,7 @@
         <w:spacing w:after="0" w:before="0" w:line="240" w:lineRule="auto"/>
       </w:pPr>
       <w:rPr>
+        <w:rFonts w:eastAsia="黑体"/>
         <w:b/>
         <w:bCs/>
       </w:rPr>
@@ -3603,12 +3781,14 @@
     </w:tblStylePr>
     <w:tblStylePr w:type="firstCol">
       <w:rPr>
+        <w:rFonts w:eastAsia="黑体"/>
         <w:b/>
         <w:bCs/>
       </w:rPr>
     </w:tblStylePr>
     <w:tblStylePr w:type="lastCol">
       <w:rPr>
+        <w:rFonts w:eastAsia="黑体"/>
         <w:b/>
         <w:bCs/>
       </w:rPr>
@@ -3647,6 +3827,7 @@
       <w:spacing w:after="0" w:line="240" w:lineRule="auto"/>
     </w:pPr>
     <w:rPr>
+      <w:rFonts w:eastAsia="黑体"/>
       <w:color w:themeColor="accent3" w:themeShade="BF" w:val="76923C"/>
     </w:rPr>
     <w:tblPr>
@@ -3669,6 +3850,7 @@
         <w:spacing w:after="0" w:before="0" w:line="240" w:lineRule="auto"/>
       </w:pPr>
       <w:rPr>
+        <w:rFonts w:eastAsia="黑体"/>
         <w:b/>
         <w:bCs/>
       </w:rPr>
@@ -3689,6 +3871,7 @@
         <w:spacing w:after="0" w:before="0" w:line="240" w:lineRule="auto"/>
       </w:pPr>
       <w:rPr>
+        <w:rFonts w:eastAsia="黑体"/>
         <w:b/>
         <w:bCs/>
       </w:rPr>
@@ -3706,12 +3889,14 @@
     </w:tblStylePr>
     <w:tblStylePr w:type="firstCol">
       <w:rPr>
+        <w:rFonts w:eastAsia="黑体"/>
         <w:b/>
         <w:bCs/>
       </w:rPr>
     </w:tblStylePr>
     <w:tblStylePr w:type="lastCol">
       <w:rPr>
+        <w:rFonts w:eastAsia="黑体"/>
         <w:b/>
         <w:bCs/>
       </w:rPr>
@@ -3750,6 +3935,7 @@
       <w:spacing w:after="0" w:line="240" w:lineRule="auto"/>
     </w:pPr>
     <w:rPr>
+      <w:rFonts w:eastAsia="黑体"/>
       <w:color w:themeColor="accent4" w:themeShade="BF" w:val="5F497A"/>
     </w:rPr>
     <w:tblPr>
@@ -3772,6 +3958,7 @@
         <w:spacing w:after="0" w:before="0" w:line="240" w:lineRule="auto"/>
       </w:pPr>
       <w:rPr>
+        <w:rFonts w:eastAsia="黑体"/>
         <w:b/>
         <w:bCs/>
       </w:rPr>
@@ -3792,6 +3979,7 @@
         <w:spacing w:after="0" w:before="0" w:line="240" w:lineRule="auto"/>
       </w:pPr>
       <w:rPr>
+        <w:rFonts w:eastAsia="黑体"/>
         <w:b/>
         <w:bCs/>
       </w:rPr>
@@ -3809,12 +3997,14 @@
     </w:tblStylePr>
     <w:tblStylePr w:type="firstCol">
       <w:rPr>
+        <w:rFonts w:eastAsia="黑体"/>
         <w:b/>
         <w:bCs/>
       </w:rPr>
     </w:tblStylePr>
     <w:tblStylePr w:type="lastCol">
       <w:rPr>
+        <w:rFonts w:eastAsia="黑体"/>
         <w:b/>
         <w:bCs/>
       </w:rPr>
@@ -3853,6 +4043,7 @@
       <w:spacing w:after="0" w:line="240" w:lineRule="auto"/>
     </w:pPr>
     <w:rPr>
+      <w:rFonts w:eastAsia="黑体"/>
       <w:color w:themeColor="accent5" w:themeShade="BF" w:val="31849B"/>
     </w:rPr>
     <w:tblPr>
@@ -3875,6 +4066,7 @@
         <w:spacing w:after="0" w:before="0" w:line="240" w:lineRule="auto"/>
       </w:pPr>
       <w:rPr>
+        <w:rFonts w:eastAsia="黑体"/>
         <w:b/>
         <w:bCs/>
       </w:rPr>
@@ -3895,6 +4087,7 @@
         <w:spacing w:after="0" w:before="0" w:line="240" w:lineRule="auto"/>
       </w:pPr>
       <w:rPr>
+        <w:rFonts w:eastAsia="黑体"/>
         <w:b/>
         <w:bCs/>
       </w:rPr>
@@ -3912,12 +4105,14 @@
     </w:tblStylePr>
     <w:tblStylePr w:type="firstCol">
       <w:rPr>
+        <w:rFonts w:eastAsia="黑体"/>
         <w:b/>
         <w:bCs/>
       </w:rPr>
     </w:tblStylePr>
     <w:tblStylePr w:type="lastCol">
       <w:rPr>
+        <w:rFonts w:eastAsia="黑体"/>
         <w:b/>
         <w:bCs/>
       </w:rPr>
@@ -3956,6 +4151,7 @@
       <w:spacing w:after="0" w:line="240" w:lineRule="auto"/>
     </w:pPr>
     <w:rPr>
+      <w:rFonts w:eastAsia="黑体"/>
       <w:color w:themeColor="accent6" w:themeShade="BF" w:val="E36C0A"/>
     </w:rPr>
     <w:tblPr>
@@ -3978,6 +4174,7 @@
         <w:spacing w:after="0" w:before="0" w:line="240" w:lineRule="auto"/>
       </w:pPr>
       <w:rPr>
+        <w:rFonts w:eastAsia="黑体"/>
         <w:b/>
         <w:bCs/>
       </w:rPr>
@@ -3998,6 +4195,7 @@
         <w:spacing w:after="0" w:before="0" w:line="240" w:lineRule="auto"/>
       </w:pPr>
       <w:rPr>
+        <w:rFonts w:eastAsia="黑体"/>
         <w:b/>
         <w:bCs/>
       </w:rPr>
@@ -4015,12 +4213,14 @@
     </w:tblStylePr>
     <w:tblStylePr w:type="firstCol">
       <w:rPr>
+        <w:rFonts w:eastAsia="黑体"/>
         <w:b/>
         <w:bCs/>
       </w:rPr>
     </w:tblStylePr>
     <w:tblStylePr w:type="lastCol">
       <w:rPr>
+        <w:rFonts w:eastAsia="黑体"/>
         <w:b/>
         <w:bCs/>
       </w:rPr>
@@ -4080,6 +4280,7 @@
         <w:spacing w:after="0" w:before="0" w:line="240" w:lineRule="auto"/>
       </w:pPr>
       <w:rPr>
+        <w:rFonts w:eastAsia="黑体"/>
         <w:b/>
         <w:bCs/>
         <w:color w:themeColor="background1" w:val="FFFFFF"/>
@@ -4094,6 +4295,7 @@
         <w:spacing w:after="0" w:before="0" w:line="240" w:lineRule="auto"/>
       </w:pPr>
       <w:rPr>
+        <w:rFonts w:eastAsia="黑体"/>
         <w:b/>
         <w:bCs/>
       </w:rPr>
@@ -4109,12 +4311,14 @@
     </w:tblStylePr>
     <w:tblStylePr w:type="firstCol">
       <w:rPr>
+        <w:rFonts w:eastAsia="黑体"/>
         <w:b/>
         <w:bCs/>
       </w:rPr>
     </w:tblStylePr>
     <w:tblStylePr w:type="lastCol">
       <w:rPr>
+        <w:rFonts w:eastAsia="黑体"/>
         <w:b/>
         <w:bCs/>
       </w:rPr>
@@ -4172,6 +4376,7 @@
         <w:spacing w:after="0" w:before="0" w:line="240" w:lineRule="auto"/>
       </w:pPr>
       <w:rPr>
+        <w:rFonts w:eastAsia="黑体"/>
         <w:b/>
         <w:bCs/>
         <w:color w:themeColor="background1" w:val="FFFFFF"/>
@@ -4186,6 +4391,7 @@
         <w:spacing w:after="0" w:before="0" w:line="240" w:lineRule="auto"/>
       </w:pPr>
       <w:rPr>
+        <w:rFonts w:eastAsia="黑体"/>
         <w:b/>
         <w:bCs/>
       </w:rPr>
@@ -4201,12 +4407,14 @@
     </w:tblStylePr>
     <w:tblStylePr w:type="firstCol">
       <w:rPr>
+        <w:rFonts w:eastAsia="黑体"/>
         <w:b/>
         <w:bCs/>
       </w:rPr>
     </w:tblStylePr>
     <w:tblStylePr w:type="lastCol">
       <w:rPr>
+        <w:rFonts w:eastAsia="黑体"/>
         <w:b/>
         <w:bCs/>
       </w:rPr>
@@ -4264,6 +4472,7 @@
         <w:spacing w:after="0" w:before="0" w:line="240" w:lineRule="auto"/>
       </w:pPr>
       <w:rPr>
+        <w:rFonts w:eastAsia="黑体"/>
         <w:b/>
         <w:bCs/>
         <w:color w:themeColor="background1" w:val="FFFFFF"/>
@@ -4278,6 +4487,7 @@
         <w:spacing w:after="0" w:before="0" w:line="240" w:lineRule="auto"/>
       </w:pPr>
       <w:rPr>
+        <w:rFonts w:eastAsia="黑体"/>
         <w:b/>
         <w:bCs/>
       </w:rPr>
@@ -4293,12 +4503,14 @@
     </w:tblStylePr>
     <w:tblStylePr w:type="firstCol">
       <w:rPr>
+        <w:rFonts w:eastAsia="黑体"/>
         <w:b/>
         <w:bCs/>
       </w:rPr>
     </w:tblStylePr>
     <w:tblStylePr w:type="lastCol">
       <w:rPr>
+        <w:rFonts w:eastAsia="黑体"/>
         <w:b/>
         <w:bCs/>
       </w:rPr>
@@ -4356,6 +4568,7 @@
         <w:spacing w:after="0" w:before="0" w:line="240" w:lineRule="auto"/>
       </w:pPr>
       <w:rPr>
+        <w:rFonts w:eastAsia="黑体"/>
         <w:b/>
         <w:bCs/>
         <w:color w:themeColor="background1" w:val="FFFFFF"/>
@@ -4370,6 +4583,7 @@
         <w:spacing w:after="0" w:before="0" w:line="240" w:lineRule="auto"/>
       </w:pPr>
       <w:rPr>
+        <w:rFonts w:eastAsia="黑体"/>
         <w:b/>
         <w:bCs/>
       </w:rPr>
@@ -4385,12 +4599,14 @@
     </w:tblStylePr>
     <w:tblStylePr w:type="firstCol">
       <w:rPr>
+        <w:rFonts w:eastAsia="黑体"/>
         <w:b/>
         <w:bCs/>
       </w:rPr>
     </w:tblStylePr>
     <w:tblStylePr w:type="lastCol">
       <w:rPr>
+        <w:rFonts w:eastAsia="黑体"/>
         <w:b/>
         <w:bCs/>
       </w:rPr>
@@ -4448,6 +4664,7 @@
         <w:spacing w:after="0" w:before="0" w:line="240" w:lineRule="auto"/>
       </w:pPr>
       <w:rPr>
+        <w:rFonts w:eastAsia="黑体"/>
         <w:b/>
         <w:bCs/>
         <w:color w:themeColor="background1" w:val="FFFFFF"/>
@@ -4462,6 +4679,7 @@
         <w:spacing w:after="0" w:before="0" w:line="240" w:lineRule="auto"/>
       </w:pPr>
       <w:rPr>
+        <w:rFonts w:eastAsia="黑体"/>
         <w:b/>
         <w:bCs/>
       </w:rPr>
@@ -4477,12 +4695,14 @@
     </w:tblStylePr>
     <w:tblStylePr w:type="firstCol">
       <w:rPr>
+        <w:rFonts w:eastAsia="黑体"/>
         <w:b/>
         <w:bCs/>
       </w:rPr>
     </w:tblStylePr>
     <w:tblStylePr w:type="lastCol">
       <w:rPr>
+        <w:rFonts w:eastAsia="黑体"/>
         <w:b/>
         <w:bCs/>
       </w:rPr>
@@ -4540,6 +4760,7 @@
         <w:spacing w:after="0" w:before="0" w:line="240" w:lineRule="auto"/>
       </w:pPr>
       <w:rPr>
+        <w:rFonts w:eastAsia="黑体"/>
         <w:b/>
         <w:bCs/>
         <w:color w:themeColor="background1" w:val="FFFFFF"/>
@@ -4554,6 +4775,7 @@
         <w:spacing w:after="0" w:before="0" w:line="240" w:lineRule="auto"/>
       </w:pPr>
       <w:rPr>
+        <w:rFonts w:eastAsia="黑体"/>
         <w:b/>
         <w:bCs/>
       </w:rPr>
@@ -4569,12 +4791,14 @@
     </w:tblStylePr>
     <w:tblStylePr w:type="firstCol">
       <w:rPr>
+        <w:rFonts w:eastAsia="黑体"/>
         <w:b/>
         <w:bCs/>
       </w:rPr>
     </w:tblStylePr>
     <w:tblStylePr w:type="lastCol">
       <w:rPr>
+        <w:rFonts w:eastAsia="黑体"/>
         <w:b/>
         <w:bCs/>
       </w:rPr>
@@ -4632,6 +4856,7 @@
         <w:spacing w:after="0" w:before="0" w:line="240" w:lineRule="auto"/>
       </w:pPr>
       <w:rPr>
+        <w:rFonts w:eastAsia="黑体"/>
         <w:b/>
         <w:bCs/>
         <w:color w:themeColor="background1" w:val="FFFFFF"/>
@@ -4646,6 +4871,7 @@
         <w:spacing w:after="0" w:before="0" w:line="240" w:lineRule="auto"/>
       </w:pPr>
       <w:rPr>
+        <w:rFonts w:eastAsia="黑体"/>
         <w:b/>
         <w:bCs/>
       </w:rPr>
@@ -4661,12 +4887,14 @@
     </w:tblStylePr>
     <w:tblStylePr w:type="firstCol">
       <w:rPr>
+        <w:rFonts w:eastAsia="黑体"/>
         <w:b/>
         <w:bCs/>
       </w:rPr>
     </w:tblStylePr>
     <w:tblStylePr w:type="lastCol">
       <w:rPr>
+        <w:rFonts w:eastAsia="黑体"/>
         <w:b/>
         <w:bCs/>
       </w:rPr>
@@ -4726,7 +4954,7 @@
         <w:spacing w:after="0" w:before="0" w:line="240" w:lineRule="auto"/>
       </w:pPr>
       <w:rPr>
-        <w:rFonts w:asciiTheme="majorHAnsi" w:cstheme="majorBidi" w:eastAsiaTheme="majorEastAsia" w:hAnsiTheme="majorHAnsi"/>
+        <w:rFonts w:asciiTheme="majorHAnsi" w:cstheme="majorBidi" w:hAnsiTheme="majorHAnsi" w:eastAsia="黑体"/>
         <w:b/>
         <w:bCs/>
       </w:rPr>
@@ -4747,7 +4975,7 @@
         <w:spacing w:after="0" w:before="0" w:line="240" w:lineRule="auto"/>
       </w:pPr>
       <w:rPr>
-        <w:rFonts w:asciiTheme="majorHAnsi" w:cstheme="majorBidi" w:eastAsiaTheme="majorEastAsia" w:hAnsiTheme="majorHAnsi"/>
+        <w:rFonts w:asciiTheme="majorHAnsi" w:cstheme="majorBidi" w:hAnsiTheme="majorHAnsi" w:eastAsia="黑体"/>
         <w:b/>
         <w:bCs/>
       </w:rPr>
@@ -4765,14 +4993,14 @@
     </w:tblStylePr>
     <w:tblStylePr w:type="firstCol">
       <w:rPr>
-        <w:rFonts w:asciiTheme="majorHAnsi" w:cstheme="majorBidi" w:eastAsiaTheme="majorEastAsia" w:hAnsiTheme="majorHAnsi"/>
+        <w:rFonts w:asciiTheme="majorHAnsi" w:cstheme="majorBidi" w:hAnsiTheme="majorHAnsi" w:eastAsia="黑体"/>
         <w:b/>
         <w:bCs/>
       </w:rPr>
     </w:tblStylePr>
     <w:tblStylePr w:type="lastCol">
       <w:rPr>
-        <w:rFonts w:asciiTheme="majorHAnsi" w:cstheme="majorBidi" w:eastAsiaTheme="majorEastAsia" w:hAnsiTheme="majorHAnsi"/>
+        <w:rFonts w:asciiTheme="majorHAnsi" w:cstheme="majorBidi" w:hAnsiTheme="majorHAnsi" w:eastAsia="黑体"/>
         <w:b/>
         <w:bCs/>
       </w:rPr>
@@ -4856,7 +5084,7 @@
         <w:spacing w:after="0" w:before="0" w:line="240" w:lineRule="auto"/>
       </w:pPr>
       <w:rPr>
-        <w:rFonts w:asciiTheme="majorHAnsi" w:cstheme="majorBidi" w:eastAsiaTheme="majorEastAsia" w:hAnsiTheme="majorHAnsi"/>
+        <w:rFonts w:asciiTheme="majorHAnsi" w:cstheme="majorBidi" w:hAnsiTheme="majorHAnsi" w:eastAsia="黑体"/>
         <w:b/>
         <w:bCs/>
       </w:rPr>
@@ -4877,7 +5105,7 @@
         <w:spacing w:after="0" w:before="0" w:line="240" w:lineRule="auto"/>
       </w:pPr>
       <w:rPr>
-        <w:rFonts w:asciiTheme="majorHAnsi" w:cstheme="majorBidi" w:eastAsiaTheme="majorEastAsia" w:hAnsiTheme="majorHAnsi"/>
+        <w:rFonts w:asciiTheme="majorHAnsi" w:cstheme="majorBidi" w:hAnsiTheme="majorHAnsi" w:eastAsia="黑体"/>
         <w:b/>
         <w:bCs/>
       </w:rPr>
@@ -4895,14 +5123,14 @@
     </w:tblStylePr>
     <w:tblStylePr w:type="firstCol">
       <w:rPr>
-        <w:rFonts w:asciiTheme="majorHAnsi" w:cstheme="majorBidi" w:eastAsiaTheme="majorEastAsia" w:hAnsiTheme="majorHAnsi"/>
+        <w:rFonts w:asciiTheme="majorHAnsi" w:cstheme="majorBidi" w:hAnsiTheme="majorHAnsi" w:eastAsia="黑体"/>
         <w:b/>
         <w:bCs/>
       </w:rPr>
     </w:tblStylePr>
     <w:tblStylePr w:type="lastCol">
       <w:rPr>
-        <w:rFonts w:asciiTheme="majorHAnsi" w:cstheme="majorBidi" w:eastAsiaTheme="majorEastAsia" w:hAnsiTheme="majorHAnsi"/>
+        <w:rFonts w:asciiTheme="majorHAnsi" w:cstheme="majorBidi" w:hAnsiTheme="majorHAnsi" w:eastAsia="黑体"/>
         <w:b/>
         <w:bCs/>
       </w:rPr>
@@ -4986,7 +5214,7 @@
         <w:spacing w:after="0" w:before="0" w:line="240" w:lineRule="auto"/>
       </w:pPr>
       <w:rPr>
-        <w:rFonts w:asciiTheme="majorHAnsi" w:cstheme="majorBidi" w:eastAsiaTheme="majorEastAsia" w:hAnsiTheme="majorHAnsi"/>
+        <w:rFonts w:asciiTheme="majorHAnsi" w:cstheme="majorBidi" w:hAnsiTheme="majorHAnsi" w:eastAsia="黑体"/>
         <w:b/>
         <w:bCs/>
       </w:rPr>
@@ -5007,7 +5235,7 @@
         <w:spacing w:after="0" w:before="0" w:line="240" w:lineRule="auto"/>
       </w:pPr>
       <w:rPr>
-        <w:rFonts w:asciiTheme="majorHAnsi" w:cstheme="majorBidi" w:eastAsiaTheme="majorEastAsia" w:hAnsiTheme="majorHAnsi"/>
+        <w:rFonts w:asciiTheme="majorHAnsi" w:cstheme="majorBidi" w:hAnsiTheme="majorHAnsi" w:eastAsia="黑体"/>
         <w:b/>
         <w:bCs/>
       </w:rPr>
@@ -5025,14 +5253,14 @@
     </w:tblStylePr>
     <w:tblStylePr w:type="firstCol">
       <w:rPr>
-        <w:rFonts w:asciiTheme="majorHAnsi" w:cstheme="majorBidi" w:eastAsiaTheme="majorEastAsia" w:hAnsiTheme="majorHAnsi"/>
+        <w:rFonts w:asciiTheme="majorHAnsi" w:cstheme="majorBidi" w:hAnsiTheme="majorHAnsi" w:eastAsia="黑体"/>
         <w:b/>
         <w:bCs/>
       </w:rPr>
     </w:tblStylePr>
     <w:tblStylePr w:type="lastCol">
       <w:rPr>
-        <w:rFonts w:asciiTheme="majorHAnsi" w:cstheme="majorBidi" w:eastAsiaTheme="majorEastAsia" w:hAnsiTheme="majorHAnsi"/>
+        <w:rFonts w:asciiTheme="majorHAnsi" w:cstheme="majorBidi" w:hAnsiTheme="majorHAnsi" w:eastAsia="黑体"/>
         <w:b/>
         <w:bCs/>
       </w:rPr>
@@ -5116,7 +5344,7 @@
         <w:spacing w:after="0" w:before="0" w:line="240" w:lineRule="auto"/>
       </w:pPr>
       <w:rPr>
-        <w:rFonts w:asciiTheme="majorHAnsi" w:cstheme="majorBidi" w:eastAsiaTheme="majorEastAsia" w:hAnsiTheme="majorHAnsi"/>
+        <w:rFonts w:asciiTheme="majorHAnsi" w:cstheme="majorBidi" w:hAnsiTheme="majorHAnsi" w:eastAsia="黑体"/>
         <w:b/>
         <w:bCs/>
       </w:rPr>
@@ -5137,7 +5365,7 @@
         <w:spacing w:after="0" w:before="0" w:line="240" w:lineRule="auto"/>
       </w:pPr>
       <w:rPr>
-        <w:rFonts w:asciiTheme="majorHAnsi" w:cstheme="majorBidi" w:eastAsiaTheme="majorEastAsia" w:hAnsiTheme="majorHAnsi"/>
+        <w:rFonts w:asciiTheme="majorHAnsi" w:cstheme="majorBidi" w:hAnsiTheme="majorHAnsi" w:eastAsia="黑体"/>
         <w:b/>
         <w:bCs/>
       </w:rPr>
@@ -5155,14 +5383,14 @@
     </w:tblStylePr>
     <w:tblStylePr w:type="firstCol">
       <w:rPr>
-        <w:rFonts w:asciiTheme="majorHAnsi" w:cstheme="majorBidi" w:eastAsiaTheme="majorEastAsia" w:hAnsiTheme="majorHAnsi"/>
+        <w:rFonts w:asciiTheme="majorHAnsi" w:cstheme="majorBidi" w:hAnsiTheme="majorHAnsi" w:eastAsia="黑体"/>
         <w:b/>
         <w:bCs/>
       </w:rPr>
     </w:tblStylePr>
     <w:tblStylePr w:type="lastCol">
       <w:rPr>
-        <w:rFonts w:asciiTheme="majorHAnsi" w:cstheme="majorBidi" w:eastAsiaTheme="majorEastAsia" w:hAnsiTheme="majorHAnsi"/>
+        <w:rFonts w:asciiTheme="majorHAnsi" w:cstheme="majorBidi" w:hAnsiTheme="majorHAnsi" w:eastAsia="黑体"/>
         <w:b/>
         <w:bCs/>
       </w:rPr>
@@ -5246,7 +5474,7 @@
         <w:spacing w:after="0" w:before="0" w:line="240" w:lineRule="auto"/>
       </w:pPr>
       <w:rPr>
-        <w:rFonts w:asciiTheme="majorHAnsi" w:cstheme="majorBidi" w:eastAsiaTheme="majorEastAsia" w:hAnsiTheme="majorHAnsi"/>
+        <w:rFonts w:asciiTheme="majorHAnsi" w:cstheme="majorBidi" w:hAnsiTheme="majorHAnsi" w:eastAsia="黑体"/>
         <w:b/>
         <w:bCs/>
       </w:rPr>
@@ -5267,7 +5495,7 @@
         <w:spacing w:after="0" w:before="0" w:line="240" w:lineRule="auto"/>
       </w:pPr>
       <w:rPr>
-        <w:rFonts w:asciiTheme="majorHAnsi" w:cstheme="majorBidi" w:eastAsiaTheme="majorEastAsia" w:hAnsiTheme="majorHAnsi"/>
+        <w:rFonts w:asciiTheme="majorHAnsi" w:cstheme="majorBidi" w:hAnsiTheme="majorHAnsi" w:eastAsia="黑体"/>
         <w:b/>
         <w:bCs/>
       </w:rPr>
@@ -5285,14 +5513,14 @@
     </w:tblStylePr>
     <w:tblStylePr w:type="firstCol">
       <w:rPr>
-        <w:rFonts w:asciiTheme="majorHAnsi" w:cstheme="majorBidi" w:eastAsiaTheme="majorEastAsia" w:hAnsiTheme="majorHAnsi"/>
+        <w:rFonts w:asciiTheme="majorHAnsi" w:cstheme="majorBidi" w:hAnsiTheme="majorHAnsi" w:eastAsia="黑体"/>
         <w:b/>
         <w:bCs/>
       </w:rPr>
     </w:tblStylePr>
     <w:tblStylePr w:type="lastCol">
       <w:rPr>
-        <w:rFonts w:asciiTheme="majorHAnsi" w:cstheme="majorBidi" w:eastAsiaTheme="majorEastAsia" w:hAnsiTheme="majorHAnsi"/>
+        <w:rFonts w:asciiTheme="majorHAnsi" w:cstheme="majorBidi" w:hAnsiTheme="majorHAnsi" w:eastAsia="黑体"/>
         <w:b/>
         <w:bCs/>
       </w:rPr>
@@ -5376,7 +5604,7 @@
         <w:spacing w:after="0" w:before="0" w:line="240" w:lineRule="auto"/>
       </w:pPr>
       <w:rPr>
-        <w:rFonts w:asciiTheme="majorHAnsi" w:cstheme="majorBidi" w:eastAsiaTheme="majorEastAsia" w:hAnsiTheme="majorHAnsi"/>
+        <w:rFonts w:asciiTheme="majorHAnsi" w:cstheme="majorBidi" w:hAnsiTheme="majorHAnsi" w:eastAsia="黑体"/>
         <w:b/>
         <w:bCs/>
       </w:rPr>
@@ -5397,7 +5625,7 @@
         <w:spacing w:after="0" w:before="0" w:line="240" w:lineRule="auto"/>
       </w:pPr>
       <w:rPr>
-        <w:rFonts w:asciiTheme="majorHAnsi" w:cstheme="majorBidi" w:eastAsiaTheme="majorEastAsia" w:hAnsiTheme="majorHAnsi"/>
+        <w:rFonts w:asciiTheme="majorHAnsi" w:cstheme="majorBidi" w:hAnsiTheme="majorHAnsi" w:eastAsia="黑体"/>
         <w:b/>
         <w:bCs/>
       </w:rPr>
@@ -5415,14 +5643,14 @@
     </w:tblStylePr>
     <w:tblStylePr w:type="firstCol">
       <w:rPr>
-        <w:rFonts w:asciiTheme="majorHAnsi" w:cstheme="majorBidi" w:eastAsiaTheme="majorEastAsia" w:hAnsiTheme="majorHAnsi"/>
+        <w:rFonts w:asciiTheme="majorHAnsi" w:cstheme="majorBidi" w:hAnsiTheme="majorHAnsi" w:eastAsia="黑体"/>
         <w:b/>
         <w:bCs/>
       </w:rPr>
     </w:tblStylePr>
     <w:tblStylePr w:type="lastCol">
       <w:rPr>
-        <w:rFonts w:asciiTheme="majorHAnsi" w:cstheme="majorBidi" w:eastAsiaTheme="majorEastAsia" w:hAnsiTheme="majorHAnsi"/>
+        <w:rFonts w:asciiTheme="majorHAnsi" w:cstheme="majorBidi" w:hAnsiTheme="majorHAnsi" w:eastAsia="黑体"/>
         <w:b/>
         <w:bCs/>
       </w:rPr>
@@ -5506,7 +5734,7 @@
         <w:spacing w:after="0" w:before="0" w:line="240" w:lineRule="auto"/>
       </w:pPr>
       <w:rPr>
-        <w:rFonts w:asciiTheme="majorHAnsi" w:cstheme="majorBidi" w:eastAsiaTheme="majorEastAsia" w:hAnsiTheme="majorHAnsi"/>
+        <w:rFonts w:asciiTheme="majorHAnsi" w:cstheme="majorBidi" w:hAnsiTheme="majorHAnsi" w:eastAsia="黑体"/>
         <w:b/>
         <w:bCs/>
       </w:rPr>
@@ -5527,7 +5755,7 @@
         <w:spacing w:after="0" w:before="0" w:line="240" w:lineRule="auto"/>
       </w:pPr>
       <w:rPr>
-        <w:rFonts w:asciiTheme="majorHAnsi" w:cstheme="majorBidi" w:eastAsiaTheme="majorEastAsia" w:hAnsiTheme="majorHAnsi"/>
+        <w:rFonts w:asciiTheme="majorHAnsi" w:cstheme="majorBidi" w:hAnsiTheme="majorHAnsi" w:eastAsia="黑体"/>
         <w:b/>
         <w:bCs/>
       </w:rPr>
@@ -5545,14 +5773,14 @@
     </w:tblStylePr>
     <w:tblStylePr w:type="firstCol">
       <w:rPr>
-        <w:rFonts w:asciiTheme="majorHAnsi" w:cstheme="majorBidi" w:eastAsiaTheme="majorEastAsia" w:hAnsiTheme="majorHAnsi"/>
+        <w:rFonts w:asciiTheme="majorHAnsi" w:cstheme="majorBidi" w:hAnsiTheme="majorHAnsi" w:eastAsia="黑体"/>
         <w:b/>
         <w:bCs/>
       </w:rPr>
     </w:tblStylePr>
     <w:tblStylePr w:type="lastCol">
       <w:rPr>
-        <w:rFonts w:asciiTheme="majorHAnsi" w:cstheme="majorBidi" w:eastAsiaTheme="majorEastAsia" w:hAnsiTheme="majorHAnsi"/>
+        <w:rFonts w:asciiTheme="majorHAnsi" w:cstheme="majorBidi" w:hAnsiTheme="majorHAnsi" w:eastAsia="黑体"/>
         <w:b/>
         <w:bCs/>
       </w:rPr>
@@ -5635,6 +5863,7 @@
         <w:spacing w:after="0" w:before="0" w:line="240" w:lineRule="auto"/>
       </w:pPr>
       <w:rPr>
+        <w:rFonts w:eastAsia="黑体"/>
         <w:b/>
         <w:bCs/>
         <w:color w:themeColor="background1" w:val="FFFFFF"/>
@@ -5657,6 +5886,7 @@
         <w:spacing w:after="0" w:before="0" w:line="240" w:lineRule="auto"/>
       </w:pPr>
       <w:rPr>
+        <w:rFonts w:eastAsia="黑体"/>
         <w:b/>
         <w:bCs/>
       </w:rPr>
@@ -5674,12 +5904,14 @@
     </w:tblStylePr>
     <w:tblStylePr w:type="firstCol">
       <w:rPr>
+        <w:rFonts w:eastAsia="黑体"/>
         <w:b/>
         <w:bCs/>
       </w:rPr>
     </w:tblStylePr>
     <w:tblStylePr w:type="lastCol">
       <w:rPr>
+        <w:rFonts w:eastAsia="黑体"/>
         <w:b/>
         <w:bCs/>
       </w:rPr>
@@ -5741,6 +5973,7 @@
         <w:spacing w:after="0" w:before="0" w:line="240" w:lineRule="auto"/>
       </w:pPr>
       <w:rPr>
+        <w:rFonts w:eastAsia="黑体"/>
         <w:b/>
         <w:bCs/>
         <w:color w:themeColor="background1" w:val="FFFFFF"/>
@@ -5763,6 +5996,7 @@
         <w:spacing w:after="0" w:before="0" w:line="240" w:lineRule="auto"/>
       </w:pPr>
       <w:rPr>
+        <w:rFonts w:eastAsia="黑体"/>
         <w:b/>
         <w:bCs/>
       </w:rPr>
@@ -5780,12 +6014,14 @@
     </w:tblStylePr>
     <w:tblStylePr w:type="firstCol">
       <w:rPr>
+        <w:rFonts w:eastAsia="黑体"/>
         <w:b/>
         <w:bCs/>
       </w:rPr>
     </w:tblStylePr>
     <w:tblStylePr w:type="lastCol">
       <w:rPr>
+        <w:rFonts w:eastAsia="黑体"/>
         <w:b/>
         <w:bCs/>
       </w:rPr>
@@ -5847,6 +6083,7 @@
         <w:spacing w:after="0" w:before="0" w:line="240" w:lineRule="auto"/>
       </w:pPr>
       <w:rPr>
+        <w:rFonts w:eastAsia="黑体"/>
         <w:b/>
         <w:bCs/>
         <w:color w:themeColor="background1" w:val="FFFFFF"/>
@@ -5869,6 +6106,7 @@
         <w:spacing w:after="0" w:before="0" w:line="240" w:lineRule="auto"/>
       </w:pPr>
       <w:rPr>
+        <w:rFonts w:eastAsia="黑体"/>
         <w:b/>
         <w:bCs/>
       </w:rPr>
@@ -5886,12 +6124,14 @@
     </w:tblStylePr>
     <w:tblStylePr w:type="firstCol">
       <w:rPr>
+        <w:rFonts w:eastAsia="黑体"/>
         <w:b/>
         <w:bCs/>
       </w:rPr>
     </w:tblStylePr>
     <w:tblStylePr w:type="lastCol">
       <w:rPr>
+        <w:rFonts w:eastAsia="黑体"/>
         <w:b/>
         <w:bCs/>
       </w:rPr>
@@ -5953,6 +6193,7 @@
         <w:spacing w:after="0" w:before="0" w:line="240" w:lineRule="auto"/>
       </w:pPr>
       <w:rPr>
+        <w:rFonts w:eastAsia="黑体"/>
         <w:b/>
         <w:bCs/>
         <w:color w:themeColor="background1" w:val="FFFFFF"/>
@@ -5975,6 +6216,7 @@
         <w:spacing w:after="0" w:before="0" w:line="240" w:lineRule="auto"/>
       </w:pPr>
       <w:rPr>
+        <w:rFonts w:eastAsia="黑体"/>
         <w:b/>
         <w:bCs/>
       </w:rPr>
@@ -5992,12 +6234,14 @@
     </w:tblStylePr>
     <w:tblStylePr w:type="firstCol">
       <w:rPr>
+        <w:rFonts w:eastAsia="黑体"/>
         <w:b/>
         <w:bCs/>
       </w:rPr>
     </w:tblStylePr>
     <w:tblStylePr w:type="lastCol">
       <w:rPr>
+        <w:rFonts w:eastAsia="黑体"/>
         <w:b/>
         <w:bCs/>
       </w:rPr>
@@ -6059,6 +6303,7 @@
         <w:spacing w:after="0" w:before="0" w:line="240" w:lineRule="auto"/>
       </w:pPr>
       <w:rPr>
+        <w:rFonts w:eastAsia="黑体"/>
         <w:b/>
         <w:bCs/>
         <w:color w:themeColor="background1" w:val="FFFFFF"/>
@@ -6081,6 +6326,7 @@
         <w:spacing w:after="0" w:before="0" w:line="240" w:lineRule="auto"/>
       </w:pPr>
       <w:rPr>
+        <w:rFonts w:eastAsia="黑体"/>
         <w:b/>
         <w:bCs/>
       </w:rPr>
@@ -6098,12 +6344,14 @@
     </w:tblStylePr>
     <w:tblStylePr w:type="firstCol">
       <w:rPr>
+        <w:rFonts w:eastAsia="黑体"/>
         <w:b/>
         <w:bCs/>
       </w:rPr>
     </w:tblStylePr>
     <w:tblStylePr w:type="lastCol">
       <w:rPr>
+        <w:rFonts w:eastAsia="黑体"/>
         <w:b/>
         <w:bCs/>
       </w:rPr>
@@ -6165,6 +6413,7 @@
         <w:spacing w:after="0" w:before="0" w:line="240" w:lineRule="auto"/>
       </w:pPr>
       <w:rPr>
+        <w:rFonts w:eastAsia="黑体"/>
         <w:b/>
         <w:bCs/>
         <w:color w:themeColor="background1" w:val="FFFFFF"/>
@@ -6187,6 +6436,7 @@
         <w:spacing w:after="0" w:before="0" w:line="240" w:lineRule="auto"/>
       </w:pPr>
       <w:rPr>
+        <w:rFonts w:eastAsia="黑体"/>
         <w:b/>
         <w:bCs/>
       </w:rPr>
@@ -6204,12 +6454,14 @@
     </w:tblStylePr>
     <w:tblStylePr w:type="firstCol">
       <w:rPr>
+        <w:rFonts w:eastAsia="黑体"/>
         <w:b/>
         <w:bCs/>
       </w:rPr>
     </w:tblStylePr>
     <w:tblStylePr w:type="lastCol">
       <w:rPr>
+        <w:rFonts w:eastAsia="黑体"/>
         <w:b/>
         <w:bCs/>
       </w:rPr>
@@ -6271,6 +6523,7 @@
         <w:spacing w:after="0" w:before="0" w:line="240" w:lineRule="auto"/>
       </w:pPr>
       <w:rPr>
+        <w:rFonts w:eastAsia="黑体"/>
         <w:b/>
         <w:bCs/>
         <w:color w:themeColor="background1" w:val="FFFFFF"/>
@@ -6293,6 +6546,7 @@
         <w:spacing w:after="0" w:before="0" w:line="240" w:lineRule="auto"/>
       </w:pPr>
       <w:rPr>
+        <w:rFonts w:eastAsia="黑体"/>
         <w:b/>
         <w:bCs/>
       </w:rPr>
@@ -6310,12 +6564,14 @@
     </w:tblStylePr>
     <w:tblStylePr w:type="firstCol">
       <w:rPr>
+        <w:rFonts w:eastAsia="黑体"/>
         <w:b/>
         <w:bCs/>
       </w:rPr>
     </w:tblStylePr>
     <w:tblStylePr w:type="lastCol">
       <w:rPr>
+        <w:rFonts w:eastAsia="黑体"/>
         <w:b/>
         <w:bCs/>
       </w:rPr>
@@ -6374,6 +6630,7 @@
         <w:spacing w:after="0" w:before="0" w:line="240" w:lineRule="auto"/>
       </w:pPr>
       <w:rPr>
+        <w:rFonts w:eastAsia="黑体"/>
         <w:b/>
         <w:bCs/>
         <w:color w:themeColor="background1" w:val="FFFFFF"/>
@@ -6396,6 +6653,7 @@
         <w:spacing w:after="0" w:before="0" w:line="240" w:lineRule="auto"/>
       </w:pPr>
       <w:rPr>
+        <w:rFonts w:eastAsia="黑体"/>
         <w:color w:val="auto"/>
       </w:rPr>
       <w:tblPr/>
@@ -6413,6 +6671,7 @@
     </w:tblStylePr>
     <w:tblStylePr w:type="firstCol">
       <w:rPr>
+        <w:rFonts w:eastAsia="黑体"/>
         <w:b/>
         <w:bCs/>
         <w:color w:themeColor="background1" w:val="FFFFFF"/>
@@ -6432,6 +6691,7 @@
     </w:tblStylePr>
     <w:tblStylePr w:type="lastCol">
       <w:rPr>
+        <w:rFonts w:eastAsia="黑体"/>
         <w:b/>
         <w:bCs/>
         <w:color w:themeColor="background1" w:val="FFFFFF"/>
@@ -6480,6 +6740,7 @@
     </w:tblStylePr>
     <w:tblStylePr w:type="nwCell">
       <w:rPr>
+        <w:rFonts w:eastAsia="黑体"/>
         <w:color w:themeColor="background1" w:val="FFFFFF"/>
       </w:rPr>
       <w:tblPr/>
@@ -6523,6 +6784,7 @@
         <w:spacing w:after="0" w:before="0" w:line="240" w:lineRule="auto"/>
       </w:pPr>
       <w:rPr>
+        <w:rFonts w:eastAsia="黑体"/>
         <w:b/>
         <w:bCs/>
         <w:color w:themeColor="background1" w:val="FFFFFF"/>
@@ -6545,6 +6807,7 @@
         <w:spacing w:after="0" w:before="0" w:line="240" w:lineRule="auto"/>
       </w:pPr>
       <w:rPr>
+        <w:rFonts w:eastAsia="黑体"/>
         <w:color w:val="auto"/>
       </w:rPr>
       <w:tblPr/>
@@ -6562,6 +6825,7 @@
     </w:tblStylePr>
     <w:tblStylePr w:type="firstCol">
       <w:rPr>
+        <w:rFonts w:eastAsia="黑体"/>
         <w:b/>
         <w:bCs/>
         <w:color w:themeColor="background1" w:val="FFFFFF"/>
@@ -6581,6 +6845,7 @@
     </w:tblStylePr>
     <w:tblStylePr w:type="lastCol">
       <w:rPr>
+        <w:rFonts w:eastAsia="黑体"/>
         <w:b/>
         <w:bCs/>
         <w:color w:themeColor="background1" w:val="FFFFFF"/>
@@ -6629,6 +6894,7 @@
     </w:tblStylePr>
     <w:tblStylePr w:type="nwCell">
       <w:rPr>
+        <w:rFonts w:eastAsia="黑体"/>
         <w:color w:themeColor="background1" w:val="FFFFFF"/>
       </w:rPr>
       <w:tblPr/>
@@ -6672,6 +6938,7 @@
         <w:spacing w:after="0" w:before="0" w:line="240" w:lineRule="auto"/>
       </w:pPr>
       <w:rPr>
+        <w:rFonts w:eastAsia="黑体"/>
         <w:b/>
         <w:bCs/>
         <w:color w:themeColor="background1" w:val="FFFFFF"/>
@@ -6694,6 +6961,7 @@
         <w:spacing w:after="0" w:before="0" w:line="240" w:lineRule="auto"/>
       </w:pPr>
       <w:rPr>
+        <w:rFonts w:eastAsia="黑体"/>
         <w:color w:val="auto"/>
       </w:rPr>
       <w:tblPr/>
@@ -6711,6 +6979,7 @@
     </w:tblStylePr>
     <w:tblStylePr w:type="firstCol">
       <w:rPr>
+        <w:rFonts w:eastAsia="黑体"/>
         <w:b/>
         <w:bCs/>
         <w:color w:themeColor="background1" w:val="FFFFFF"/>
@@ -6730,6 +6999,7 @@
     </w:tblStylePr>
     <w:tblStylePr w:type="lastCol">
       <w:rPr>
+        <w:rFonts w:eastAsia="黑体"/>
         <w:b/>
         <w:bCs/>
         <w:color w:themeColor="background1" w:val="FFFFFF"/>
@@ -6778,6 +7048,7 @@
     </w:tblStylePr>
     <w:tblStylePr w:type="nwCell">
       <w:rPr>
+        <w:rFonts w:eastAsia="黑体"/>
         <w:color w:themeColor="background1" w:val="FFFFFF"/>
       </w:rPr>
       <w:tblPr/>
@@ -6821,6 +7092,7 @@
         <w:spacing w:after="0" w:before="0" w:line="240" w:lineRule="auto"/>
       </w:pPr>
       <w:rPr>
+        <w:rFonts w:eastAsia="黑体"/>
         <w:b/>
         <w:bCs/>
         <w:color w:themeColor="background1" w:val="FFFFFF"/>
@@ -6843,6 +7115,7 @@
         <w:spacing w:after="0" w:before="0" w:line="240" w:lineRule="auto"/>
       </w:pPr>
       <w:rPr>
+        <w:rFonts w:eastAsia="黑体"/>
         <w:color w:val="auto"/>
       </w:rPr>
       <w:tblPr/>
@@ -6860,6 +7133,7 @@
     </w:tblStylePr>
     <w:tblStylePr w:type="firstCol">
       <w:rPr>
+        <w:rFonts w:eastAsia="黑体"/>
         <w:b/>
         <w:bCs/>
         <w:color w:themeColor="background1" w:val="FFFFFF"/>
@@ -6879,6 +7153,7 @@
     </w:tblStylePr>
     <w:tblStylePr w:type="lastCol">
       <w:rPr>
+        <w:rFonts w:eastAsia="黑体"/>
         <w:b/>
         <w:bCs/>
         <w:color w:themeColor="background1" w:val="FFFFFF"/>
@@ -6927,6 +7202,7 @@
     </w:tblStylePr>
     <w:tblStylePr w:type="nwCell">
       <w:rPr>
+        <w:rFonts w:eastAsia="黑体"/>
         <w:color w:themeColor="background1" w:val="FFFFFF"/>
       </w:rPr>
       <w:tblPr/>
@@ -6970,6 +7246,7 @@
         <w:spacing w:after="0" w:before="0" w:line="240" w:lineRule="auto"/>
       </w:pPr>
       <w:rPr>
+        <w:rFonts w:eastAsia="黑体"/>
         <w:b/>
         <w:bCs/>
         <w:color w:themeColor="background1" w:val="FFFFFF"/>
@@ -6992,6 +7269,7 @@
         <w:spacing w:after="0" w:before="0" w:line="240" w:lineRule="auto"/>
       </w:pPr>
       <w:rPr>
+        <w:rFonts w:eastAsia="黑体"/>
         <w:color w:val="auto"/>
       </w:rPr>
       <w:tblPr/>
@@ -7009,6 +7287,7 @@
     </w:tblStylePr>
     <w:tblStylePr w:type="firstCol">
       <w:rPr>
+        <w:rFonts w:eastAsia="黑体"/>
         <w:b/>
         <w:bCs/>
         <w:color w:themeColor="background1" w:val="FFFFFF"/>
@@ -7028,6 +7307,7 @@
     </w:tblStylePr>
     <w:tblStylePr w:type="lastCol">
       <w:rPr>
+        <w:rFonts w:eastAsia="黑体"/>
         <w:b/>
         <w:bCs/>
         <w:color w:themeColor="background1" w:val="FFFFFF"/>
@@ -7076,6 +7356,7 @@
     </w:tblStylePr>
     <w:tblStylePr w:type="nwCell">
       <w:rPr>
+        <w:rFonts w:eastAsia="黑体"/>
         <w:color w:themeColor="background1" w:val="FFFFFF"/>
       </w:rPr>
       <w:tblPr/>
@@ -7119,6 +7400,7 @@
         <w:spacing w:after="0" w:before="0" w:line="240" w:lineRule="auto"/>
       </w:pPr>
       <w:rPr>
+        <w:rFonts w:eastAsia="黑体"/>
         <w:b/>
         <w:bCs/>
         <w:color w:themeColor="background1" w:val="FFFFFF"/>
@@ -7141,6 +7423,7 @@
         <w:spacing w:after="0" w:before="0" w:line="240" w:lineRule="auto"/>
       </w:pPr>
       <w:rPr>
+        <w:rFonts w:eastAsia="黑体"/>
         <w:color w:val="auto"/>
       </w:rPr>
       <w:tblPr/>
@@ -7158,6 +7441,7 @@
     </w:tblStylePr>
     <w:tblStylePr w:type="firstCol">
       <w:rPr>
+        <w:rFonts w:eastAsia="黑体"/>
         <w:b/>
         <w:bCs/>
         <w:color w:themeColor="background1" w:val="FFFFFF"/>
@@ -7177,6 +7461,7 @@
     </w:tblStylePr>
     <w:tblStylePr w:type="lastCol">
       <w:rPr>
+        <w:rFonts w:eastAsia="黑体"/>
         <w:b/>
         <w:bCs/>
         <w:color w:themeColor="background1" w:val="FFFFFF"/>
@@ -7225,6 +7510,7 @@
     </w:tblStylePr>
     <w:tblStylePr w:type="nwCell">
       <w:rPr>
+        <w:rFonts w:eastAsia="黑体"/>
         <w:color w:themeColor="background1" w:val="FFFFFF"/>
       </w:rPr>
       <w:tblPr/>
@@ -7268,6 +7554,7 @@
         <w:spacing w:after="0" w:before="0" w:line="240" w:lineRule="auto"/>
       </w:pPr>
       <w:rPr>
+        <w:rFonts w:eastAsia="黑体"/>
         <w:b/>
         <w:bCs/>
         <w:color w:themeColor="background1" w:val="FFFFFF"/>
@@ -7290,6 +7577,7 @@
         <w:spacing w:after="0" w:before="0" w:line="240" w:lineRule="auto"/>
       </w:pPr>
       <w:rPr>
+        <w:rFonts w:eastAsia="黑体"/>
         <w:color w:val="auto"/>
       </w:rPr>
       <w:tblPr/>
@@ -7307,6 +7595,7 @@
     </w:tblStylePr>
     <w:tblStylePr w:type="firstCol">
       <w:rPr>
+        <w:rFonts w:eastAsia="黑体"/>
         <w:b/>
         <w:bCs/>
         <w:color w:themeColor="background1" w:val="FFFFFF"/>
@@ -7326,6 +7615,7 @@
     </w:tblStylePr>
     <w:tblStylePr w:type="lastCol">
       <w:rPr>
+        <w:rFonts w:eastAsia="黑体"/>
         <w:b/>
         <w:bCs/>
         <w:color w:themeColor="background1" w:val="FFFFFF"/>
@@ -7374,6 +7664,7 @@
     </w:tblStylePr>
     <w:tblStylePr w:type="nwCell">
       <w:rPr>
+        <w:rFonts w:eastAsia="黑体"/>
         <w:color w:themeColor="background1" w:val="FFFFFF"/>
       </w:rPr>
       <w:tblPr/>
@@ -7398,6 +7689,7 @@
       <w:spacing w:after="0" w:line="240" w:lineRule="auto"/>
     </w:pPr>
     <w:rPr>
+      <w:rFonts w:eastAsia="黑体"/>
       <w:color w:themeColor="text1" w:val="000000"/>
     </w:rPr>
     <w:tblPr>
@@ -7417,7 +7709,7 @@
     </w:tblPr>
     <w:tblStylePr w:type="firstRow">
       <w:rPr>
-        <w:rFonts w:asciiTheme="majorHAnsi" w:cstheme="majorBidi" w:eastAsiaTheme="majorEastAsia" w:hAnsiTheme="majorHAnsi"/>
+        <w:rFonts w:asciiTheme="majorHAnsi" w:cstheme="majorBidi" w:hAnsiTheme="majorHAnsi" w:eastAsia="黑体"/>
       </w:rPr>
       <w:tblPr/>
       <w:tcPr>
@@ -7429,6 +7721,7 @@
     </w:tblStylePr>
     <w:tblStylePr w:type="lastRow">
       <w:rPr>
+        <w:rFonts w:eastAsia="黑体"/>
         <w:b/>
         <w:bCs/>
         <w:color w:themeColor="text2" w:val="1F497D"/>
@@ -7443,12 +7736,14 @@
     </w:tblStylePr>
     <w:tblStylePr w:type="firstCol">
       <w:rPr>
+        <w:rFonts w:eastAsia="黑体"/>
         <w:b/>
         <w:bCs/>
       </w:rPr>
     </w:tblStylePr>
     <w:tblStylePr w:type="lastCol">
       <w:rPr>
+        <w:rFonts w:eastAsia="黑体"/>
         <w:b/>
         <w:bCs/>
       </w:rPr>
@@ -7482,6 +7777,7 @@
       <w:spacing w:after="0" w:line="240" w:lineRule="auto"/>
     </w:pPr>
     <w:rPr>
+      <w:rFonts w:eastAsia="黑体"/>
       <w:color w:themeColor="text1" w:val="000000"/>
     </w:rPr>
     <w:tblPr>
@@ -7501,7 +7797,7 @@
     </w:tblPr>
     <w:tblStylePr w:type="firstRow">
       <w:rPr>
-        <w:rFonts w:asciiTheme="majorHAnsi" w:cstheme="majorBidi" w:eastAsiaTheme="majorEastAsia" w:hAnsiTheme="majorHAnsi"/>
+        <w:rFonts w:asciiTheme="majorHAnsi" w:cstheme="majorBidi" w:hAnsiTheme="majorHAnsi" w:eastAsia="黑体"/>
       </w:rPr>
       <w:tblPr/>
       <w:tcPr>
@@ -7513,6 +7809,7 @@
     </w:tblStylePr>
     <w:tblStylePr w:type="lastRow">
       <w:rPr>
+        <w:rFonts w:eastAsia="黑体"/>
         <w:b/>
         <w:bCs/>
         <w:color w:themeColor="text2" w:val="1F497D"/>
@@ -7527,12 +7824,14 @@
     </w:tblStylePr>
     <w:tblStylePr w:type="firstCol">
       <w:rPr>
+        <w:rFonts w:eastAsia="黑体"/>
         <w:b/>
         <w:bCs/>
       </w:rPr>
     </w:tblStylePr>
     <w:tblStylePr w:type="lastCol">
       <w:rPr>
+        <w:rFonts w:eastAsia="黑体"/>
         <w:b/>
         <w:bCs/>
       </w:rPr>
@@ -7566,6 +7865,7 @@
       <w:spacing w:after="0" w:line="240" w:lineRule="auto"/>
     </w:pPr>
     <w:rPr>
+      <w:rFonts w:eastAsia="黑体"/>
       <w:color w:themeColor="text1" w:val="000000"/>
     </w:rPr>
     <w:tblPr>
@@ -7585,7 +7885,7 @@
     </w:tblPr>
     <w:tblStylePr w:type="firstRow">
       <w:rPr>
-        <w:rFonts w:asciiTheme="majorHAnsi" w:cstheme="majorBidi" w:eastAsiaTheme="majorEastAsia" w:hAnsiTheme="majorHAnsi"/>
+        <w:rFonts w:asciiTheme="majorHAnsi" w:cstheme="majorBidi" w:hAnsiTheme="majorHAnsi" w:eastAsia="黑体"/>
       </w:rPr>
       <w:tblPr/>
       <w:tcPr>
@@ -7597,6 +7897,7 @@
     </w:tblStylePr>
     <w:tblStylePr w:type="lastRow">
       <w:rPr>
+        <w:rFonts w:eastAsia="黑体"/>
         <w:b/>
         <w:bCs/>
         <w:color w:themeColor="text2" w:val="1F497D"/>
@@ -7611,12 +7912,14 @@
     </w:tblStylePr>
     <w:tblStylePr w:type="firstCol">
       <w:rPr>
+        <w:rFonts w:eastAsia="黑体"/>
         <w:b/>
         <w:bCs/>
       </w:rPr>
     </w:tblStylePr>
     <w:tblStylePr w:type="lastCol">
       <w:rPr>
+        <w:rFonts w:eastAsia="黑体"/>
         <w:b/>
         <w:bCs/>
       </w:rPr>
@@ -7650,6 +7953,7 @@
       <w:spacing w:after="0" w:line="240" w:lineRule="auto"/>
     </w:pPr>
     <w:rPr>
+      <w:rFonts w:eastAsia="黑体"/>
       <w:color w:themeColor="text1" w:val="000000"/>
     </w:rPr>
     <w:tblPr>
@@ -7669,7 +7973,7 @@
     </w:tblPr>
     <w:tblStylePr w:type="firstRow">
       <w:rPr>
-        <w:rFonts w:asciiTheme="majorHAnsi" w:cstheme="majorBidi" w:eastAsiaTheme="majorEastAsia" w:hAnsiTheme="majorHAnsi"/>
+        <w:rFonts w:asciiTheme="majorHAnsi" w:cstheme="majorBidi" w:hAnsiTheme="majorHAnsi" w:eastAsia="黑体"/>
       </w:rPr>
       <w:tblPr/>
       <w:tcPr>
@@ -7681,6 +7985,7 @@
     </w:tblStylePr>
     <w:tblStylePr w:type="lastRow">
       <w:rPr>
+        <w:rFonts w:eastAsia="黑体"/>
         <w:b/>
         <w:bCs/>
         <w:color w:themeColor="text2" w:val="1F497D"/>
@@ -7695,12 +8000,14 @@
     </w:tblStylePr>
     <w:tblStylePr w:type="firstCol">
       <w:rPr>
+        <w:rFonts w:eastAsia="黑体"/>
         <w:b/>
         <w:bCs/>
       </w:rPr>
     </w:tblStylePr>
     <w:tblStylePr w:type="lastCol">
       <w:rPr>
+        <w:rFonts w:eastAsia="黑体"/>
         <w:b/>
         <w:bCs/>
       </w:rPr>
@@ -7734,6 +8041,7 @@
       <w:spacing w:after="0" w:line="240" w:lineRule="auto"/>
     </w:pPr>
     <w:rPr>
+      <w:rFonts w:eastAsia="黑体"/>
       <w:color w:themeColor="text1" w:val="000000"/>
     </w:rPr>
     <w:tblPr>
@@ -7753,7 +8061,7 @@
     </w:tblPr>
     <w:tblStylePr w:type="firstRow">
       <w:rPr>
-        <w:rFonts w:asciiTheme="majorHAnsi" w:cstheme="majorBidi" w:eastAsiaTheme="majorEastAsia" w:hAnsiTheme="majorHAnsi"/>
+        <w:rFonts w:asciiTheme="majorHAnsi" w:cstheme="majorBidi" w:hAnsiTheme="majorHAnsi" w:eastAsia="黑体"/>
       </w:rPr>
       <w:tblPr/>
       <w:tcPr>
@@ -7765,6 +8073,7 @@
     </w:tblStylePr>
     <w:tblStylePr w:type="lastRow">
       <w:rPr>
+        <w:rFonts w:eastAsia="黑体"/>
         <w:b/>
         <w:bCs/>
         <w:color w:themeColor="text2" w:val="1F497D"/>
@@ -7779,12 +8088,14 @@
     </w:tblStylePr>
     <w:tblStylePr w:type="firstCol">
       <w:rPr>
+        <w:rFonts w:eastAsia="黑体"/>
         <w:b/>
         <w:bCs/>
       </w:rPr>
     </w:tblStylePr>
     <w:tblStylePr w:type="lastCol">
       <w:rPr>
+        <w:rFonts w:eastAsia="黑体"/>
         <w:b/>
         <w:bCs/>
       </w:rPr>
@@ -7818,6 +8129,7 @@
       <w:spacing w:after="0" w:line="240" w:lineRule="auto"/>
     </w:pPr>
     <w:rPr>
+      <w:rFonts w:eastAsia="黑体"/>
       <w:color w:themeColor="text1" w:val="000000"/>
     </w:rPr>
     <w:tblPr>
@@ -7837,7 +8149,7 @@
     </w:tblPr>
     <w:tblStylePr w:type="firstRow">
       <w:rPr>
-        <w:rFonts w:asciiTheme="majorHAnsi" w:cstheme="majorBidi" w:eastAsiaTheme="majorEastAsia" w:hAnsiTheme="majorHAnsi"/>
+        <w:rFonts w:asciiTheme="majorHAnsi" w:cstheme="majorBidi" w:hAnsiTheme="majorHAnsi" w:eastAsia="黑体"/>
       </w:rPr>
       <w:tblPr/>
       <w:tcPr>
@@ -7849,6 +8161,7 @@
     </w:tblStylePr>
     <w:tblStylePr w:type="lastRow">
       <w:rPr>
+        <w:rFonts w:eastAsia="黑体"/>
         <w:b/>
         <w:bCs/>
         <w:color w:themeColor="text2" w:val="1F497D"/>
@@ -7863,12 +8176,14 @@
     </w:tblStylePr>
     <w:tblStylePr w:type="firstCol">
       <w:rPr>
+        <w:rFonts w:eastAsia="黑体"/>
         <w:b/>
         <w:bCs/>
       </w:rPr>
     </w:tblStylePr>
     <w:tblStylePr w:type="lastCol">
       <w:rPr>
+        <w:rFonts w:eastAsia="黑体"/>
         <w:b/>
         <w:bCs/>
       </w:rPr>
@@ -7902,6 +8217,7 @@
       <w:spacing w:after="0" w:line="240" w:lineRule="auto"/>
     </w:pPr>
     <w:rPr>
+      <w:rFonts w:eastAsia="黑体"/>
       <w:color w:themeColor="text1" w:val="000000"/>
     </w:rPr>
     <w:tblPr>
@@ -7921,7 +8237,7 @@
     </w:tblPr>
     <w:tblStylePr w:type="firstRow">
       <w:rPr>
-        <w:rFonts w:asciiTheme="majorHAnsi" w:cstheme="majorBidi" w:eastAsiaTheme="majorEastAsia" w:hAnsiTheme="majorHAnsi"/>
+        <w:rFonts w:asciiTheme="majorHAnsi" w:cstheme="majorBidi" w:hAnsiTheme="majorHAnsi" w:eastAsia="黑体"/>
       </w:rPr>
       <w:tblPr/>
       <w:tcPr>
@@ -7933,6 +8249,7 @@
     </w:tblStylePr>
     <w:tblStylePr w:type="lastRow">
       <w:rPr>
+        <w:rFonts w:eastAsia="黑体"/>
         <w:b/>
         <w:bCs/>
         <w:color w:themeColor="text2" w:val="1F497D"/>
@@ -7947,12 +8264,14 @@
     </w:tblStylePr>
     <w:tblStylePr w:type="firstCol">
       <w:rPr>
+        <w:rFonts w:eastAsia="黑体"/>
         <w:b/>
         <w:bCs/>
       </w:rPr>
     </w:tblStylePr>
     <w:tblStylePr w:type="lastCol">
       <w:rPr>
+        <w:rFonts w:eastAsia="黑体"/>
         <w:b/>
         <w:bCs/>
       </w:rPr>
@@ -7986,7 +8305,7 @@
       <w:spacing w:after="0" w:line="240" w:lineRule="auto"/>
     </w:pPr>
     <w:rPr>
-      <w:rFonts w:asciiTheme="majorHAnsi" w:cstheme="majorBidi" w:eastAsiaTheme="majorEastAsia" w:hAnsiTheme="majorHAnsi"/>
+      <w:rFonts w:asciiTheme="majorHAnsi" w:cstheme="majorBidi" w:hAnsiTheme="majorHAnsi" w:eastAsia="黑体"/>
       <w:color w:themeColor="text1" w:val="000000"/>
     </w:rPr>
     <w:tblPr>
@@ -8008,6 +8327,7 @@
     </w:tblPr>
     <w:tblStylePr w:type="firstRow">
       <w:rPr>
+        <w:rFonts w:eastAsia="黑体"/>
         <w:sz w:val="24"/>
         <w:szCs w:val="24"/>
       </w:rPr>
@@ -8114,7 +8434,7 @@
       <w:spacing w:after="0" w:line="240" w:lineRule="auto"/>
     </w:pPr>
     <w:rPr>
-      <w:rFonts w:asciiTheme="majorHAnsi" w:cstheme="majorBidi" w:eastAsiaTheme="majorEastAsia" w:hAnsiTheme="majorHAnsi"/>
+      <w:rFonts w:asciiTheme="majorHAnsi" w:cstheme="majorBidi" w:hAnsiTheme="majorHAnsi" w:eastAsia="黑体"/>
       <w:color w:themeColor="text1" w:val="000000"/>
     </w:rPr>
     <w:tblPr>
@@ -8136,6 +8456,7 @@
     </w:tblPr>
     <w:tblStylePr w:type="firstRow">
       <w:rPr>
+        <w:rFonts w:eastAsia="黑体"/>
         <w:sz w:val="24"/>
         <w:szCs w:val="24"/>
       </w:rPr>
@@ -8242,7 +8563,7 @@
       <w:spacing w:after="0" w:line="240" w:lineRule="auto"/>
     </w:pPr>
     <w:rPr>
-      <w:rFonts w:asciiTheme="majorHAnsi" w:cstheme="majorBidi" w:eastAsiaTheme="majorEastAsia" w:hAnsiTheme="majorHAnsi"/>
+      <w:rFonts w:asciiTheme="majorHAnsi" w:cstheme="majorBidi" w:hAnsiTheme="majorHAnsi" w:eastAsia="黑体"/>
       <w:color w:themeColor="text1" w:val="000000"/>
     </w:rPr>
     <w:tblPr>
@@ -8264,6 +8585,7 @@
     </w:tblPr>
     <w:tblStylePr w:type="firstRow">
       <w:rPr>
+        <w:rFonts w:eastAsia="黑体"/>
         <w:sz w:val="24"/>
         <w:szCs w:val="24"/>
       </w:rPr>
@@ -8370,7 +8692,7 @@
       <w:spacing w:after="0" w:line="240" w:lineRule="auto"/>
     </w:pPr>
     <w:rPr>
-      <w:rFonts w:asciiTheme="majorHAnsi" w:cstheme="majorBidi" w:eastAsiaTheme="majorEastAsia" w:hAnsiTheme="majorHAnsi"/>
+      <w:rFonts w:asciiTheme="majorHAnsi" w:cstheme="majorBidi" w:hAnsiTheme="majorHAnsi" w:eastAsia="黑体"/>
       <w:color w:themeColor="text1" w:val="000000"/>
     </w:rPr>
     <w:tblPr>
@@ -8392,6 +8714,7 @@
     </w:tblPr>
     <w:tblStylePr w:type="firstRow">
       <w:rPr>
+        <w:rFonts w:eastAsia="黑体"/>
         <w:sz w:val="24"/>
         <w:szCs w:val="24"/>
       </w:rPr>
@@ -8498,7 +8821,7 @@
       <w:spacing w:after="0" w:line="240" w:lineRule="auto"/>
     </w:pPr>
     <w:rPr>
-      <w:rFonts w:asciiTheme="majorHAnsi" w:cstheme="majorBidi" w:eastAsiaTheme="majorEastAsia" w:hAnsiTheme="majorHAnsi"/>
+      <w:rFonts w:asciiTheme="majorHAnsi" w:cstheme="majorBidi" w:hAnsiTheme="majorHAnsi" w:eastAsia="黑体"/>
       <w:color w:themeColor="text1" w:val="000000"/>
     </w:rPr>
     <w:tblPr>
@@ -8520,6 +8843,7 @@
     </w:tblPr>
     <w:tblStylePr w:type="firstRow">
       <w:rPr>
+        <w:rFonts w:eastAsia="黑体"/>
         <w:sz w:val="24"/>
         <w:szCs w:val="24"/>
       </w:rPr>
@@ -8626,7 +8950,7 @@
       <w:spacing w:after="0" w:line="240" w:lineRule="auto"/>
     </w:pPr>
     <w:rPr>
-      <w:rFonts w:asciiTheme="majorHAnsi" w:cstheme="majorBidi" w:eastAsiaTheme="majorEastAsia" w:hAnsiTheme="majorHAnsi"/>
+      <w:rFonts w:asciiTheme="majorHAnsi" w:cstheme="majorBidi" w:hAnsiTheme="majorHAnsi" w:eastAsia="黑体"/>
       <w:color w:themeColor="text1" w:val="000000"/>
     </w:rPr>
     <w:tblPr>
@@ -8648,6 +8972,7 @@
     </w:tblPr>
     <w:tblStylePr w:type="firstRow">
       <w:rPr>
+        <w:rFonts w:eastAsia="黑体"/>
         <w:sz w:val="24"/>
         <w:szCs w:val="24"/>
       </w:rPr>
@@ -8754,7 +9079,7 @@
       <w:spacing w:after="0" w:line="240" w:lineRule="auto"/>
     </w:pPr>
     <w:rPr>
-      <w:rFonts w:asciiTheme="majorHAnsi" w:cstheme="majorBidi" w:eastAsiaTheme="majorEastAsia" w:hAnsiTheme="majorHAnsi"/>
+      <w:rFonts w:asciiTheme="majorHAnsi" w:cstheme="majorBidi" w:hAnsiTheme="majorHAnsi" w:eastAsia="黑体"/>
       <w:color w:themeColor="text1" w:val="000000"/>
     </w:rPr>
     <w:tblPr>
@@ -8776,6 +9101,7 @@
     </w:tblPr>
     <w:tblStylePr w:type="firstRow">
       <w:rPr>
+        <w:rFonts w:eastAsia="黑体"/>
         <w:sz w:val="24"/>
         <w:szCs w:val="24"/>
       </w:rPr>
@@ -8905,12 +9231,14 @@
     </w:tcPr>
     <w:tblStylePr w:type="firstRow">
       <w:rPr>
+        <w:rFonts w:eastAsia="黑体"/>
         <w:b/>
         <w:bCs/>
       </w:rPr>
     </w:tblStylePr>
     <w:tblStylePr w:type="lastRow">
       <w:rPr>
+        <w:rFonts w:eastAsia="黑体"/>
         <w:b/>
         <w:bCs/>
       </w:rPr>
@@ -8923,12 +9251,14 @@
     </w:tblStylePr>
     <w:tblStylePr w:type="firstCol">
       <w:rPr>
+        <w:rFonts w:eastAsia="黑体"/>
         <w:b/>
         <w:bCs/>
       </w:rPr>
     </w:tblStylePr>
     <w:tblStylePr w:type="lastCol">
       <w:rPr>
+        <w:rFonts w:eastAsia="黑体"/>
         <w:b/>
         <w:bCs/>
       </w:rPr>
@@ -8978,12 +9308,14 @@
     </w:tcPr>
     <w:tblStylePr w:type="firstRow">
       <w:rPr>
+        <w:rFonts w:eastAsia="黑体"/>
         <w:b/>
         <w:bCs/>
       </w:rPr>
     </w:tblStylePr>
     <w:tblStylePr w:type="lastRow">
       <w:rPr>
+        <w:rFonts w:eastAsia="黑体"/>
         <w:b/>
         <w:bCs/>
       </w:rPr>
@@ -8996,12 +9328,14 @@
     </w:tblStylePr>
     <w:tblStylePr w:type="firstCol">
       <w:rPr>
+        <w:rFonts w:eastAsia="黑体"/>
         <w:b/>
         <w:bCs/>
       </w:rPr>
     </w:tblStylePr>
     <w:tblStylePr w:type="lastCol">
       <w:rPr>
+        <w:rFonts w:eastAsia="黑体"/>
         <w:b/>
         <w:bCs/>
       </w:rPr>
@@ -9051,12 +9385,14 @@
     </w:tcPr>
     <w:tblStylePr w:type="firstRow">
       <w:rPr>
+        <w:rFonts w:eastAsia="黑体"/>
         <w:b/>
         <w:bCs/>
       </w:rPr>
     </w:tblStylePr>
     <w:tblStylePr w:type="lastRow">
       <w:rPr>
+        <w:rFonts w:eastAsia="黑体"/>
         <w:b/>
         <w:bCs/>
       </w:rPr>
@@ -9069,12 +9405,14 @@
     </w:tblStylePr>
     <w:tblStylePr w:type="firstCol">
       <w:rPr>
+        <w:rFonts w:eastAsia="黑体"/>
         <w:b/>
         <w:bCs/>
       </w:rPr>
     </w:tblStylePr>
     <w:tblStylePr w:type="lastCol">
       <w:rPr>
+        <w:rFonts w:eastAsia="黑体"/>
         <w:b/>
         <w:bCs/>
       </w:rPr>
@@ -9124,12 +9462,14 @@
     </w:tcPr>
     <w:tblStylePr w:type="firstRow">
       <w:rPr>
+        <w:rFonts w:eastAsia="黑体"/>
         <w:b/>
         <w:bCs/>
       </w:rPr>
     </w:tblStylePr>
     <w:tblStylePr w:type="lastRow">
       <w:rPr>
+        <w:rFonts w:eastAsia="黑体"/>
         <w:b/>
         <w:bCs/>
       </w:rPr>
@@ -9142,12 +9482,14 @@
     </w:tblStylePr>
     <w:tblStylePr w:type="firstCol">
       <w:rPr>
+        <w:rFonts w:eastAsia="黑体"/>
         <w:b/>
         <w:bCs/>
       </w:rPr>
     </w:tblStylePr>
     <w:tblStylePr w:type="lastCol">
       <w:rPr>
+        <w:rFonts w:eastAsia="黑体"/>
         <w:b/>
         <w:bCs/>
       </w:rPr>
@@ -9197,12 +9539,14 @@
     </w:tcPr>
     <w:tblStylePr w:type="firstRow">
       <w:rPr>
+        <w:rFonts w:eastAsia="黑体"/>
         <w:b/>
         <w:bCs/>
       </w:rPr>
     </w:tblStylePr>
     <w:tblStylePr w:type="lastRow">
       <w:rPr>
+        <w:rFonts w:eastAsia="黑体"/>
         <w:b/>
         <w:bCs/>
       </w:rPr>
@@ -9215,12 +9559,14 @@
     </w:tblStylePr>
     <w:tblStylePr w:type="firstCol">
       <w:rPr>
+        <w:rFonts w:eastAsia="黑体"/>
         <w:b/>
         <w:bCs/>
       </w:rPr>
     </w:tblStylePr>
     <w:tblStylePr w:type="lastCol">
       <w:rPr>
+        <w:rFonts w:eastAsia="黑体"/>
         <w:b/>
         <w:bCs/>
       </w:rPr>
@@ -9270,12 +9616,14 @@
     </w:tcPr>
     <w:tblStylePr w:type="firstRow">
       <w:rPr>
+        <w:rFonts w:eastAsia="黑体"/>
         <w:b/>
         <w:bCs/>
       </w:rPr>
     </w:tblStylePr>
     <w:tblStylePr w:type="lastRow">
       <w:rPr>
+        <w:rFonts w:eastAsia="黑体"/>
         <w:b/>
         <w:bCs/>
       </w:rPr>
@@ -9288,12 +9636,14 @@
     </w:tblStylePr>
     <w:tblStylePr w:type="firstCol">
       <w:rPr>
+        <w:rFonts w:eastAsia="黑体"/>
         <w:b/>
         <w:bCs/>
       </w:rPr>
     </w:tblStylePr>
     <w:tblStylePr w:type="lastCol">
       <w:rPr>
+        <w:rFonts w:eastAsia="黑体"/>
         <w:b/>
         <w:bCs/>
       </w:rPr>
@@ -9343,12 +9693,14 @@
     </w:tcPr>
     <w:tblStylePr w:type="firstRow">
       <w:rPr>
+        <w:rFonts w:eastAsia="黑体"/>
         <w:b/>
         <w:bCs/>
       </w:rPr>
     </w:tblStylePr>
     <w:tblStylePr w:type="lastRow">
       <w:rPr>
+        <w:rFonts w:eastAsia="黑体"/>
         <w:b/>
         <w:bCs/>
       </w:rPr>
@@ -9361,12 +9713,14 @@
     </w:tblStylePr>
     <w:tblStylePr w:type="firstCol">
       <w:rPr>
+        <w:rFonts w:eastAsia="黑体"/>
         <w:b/>
         <w:bCs/>
       </w:rPr>
     </w:tblStylePr>
     <w:tblStylePr w:type="lastCol">
       <w:rPr>
+        <w:rFonts w:eastAsia="黑体"/>
         <w:b/>
         <w:bCs/>
       </w:rPr>
@@ -9393,7 +9747,7 @@
       <w:spacing w:after="0" w:line="240" w:lineRule="auto"/>
     </w:pPr>
     <w:rPr>
-      <w:rFonts w:asciiTheme="majorHAnsi" w:cstheme="majorBidi" w:eastAsiaTheme="majorEastAsia" w:hAnsiTheme="majorHAnsi"/>
+      <w:rFonts w:asciiTheme="majorHAnsi" w:cstheme="majorBidi" w:hAnsiTheme="majorHAnsi" w:eastAsia="黑体"/>
       <w:color w:themeColor="text1" w:val="000000"/>
     </w:rPr>
     <w:tblPr>
@@ -9420,6 +9774,7 @@
     </w:tcPr>
     <w:tblStylePr w:type="firstRow">
       <w:rPr>
+        <w:rFonts w:eastAsia="黑体"/>
         <w:b/>
         <w:bCs/>
         <w:color w:themeColor="text1" w:val="000000"/>
@@ -9431,6 +9786,7 @@
     </w:tblStylePr>
     <w:tblStylePr w:type="lastRow">
       <w:rPr>
+        <w:rFonts w:eastAsia="黑体"/>
         <w:b/>
         <w:bCs/>
         <w:color w:themeColor="text1" w:val="000000"/>
@@ -9450,6 +9806,7 @@
     </w:tblStylePr>
     <w:tblStylePr w:type="firstCol">
       <w:rPr>
+        <w:rFonts w:eastAsia="黑体"/>
         <w:b/>
         <w:bCs/>
         <w:color w:themeColor="text1" w:val="000000"/>
@@ -9469,6 +9826,7 @@
     </w:tblStylePr>
     <w:tblStylePr w:type="lastCol">
       <w:rPr>
+        <w:rFonts w:eastAsia="黑体"/>
         <w:b w:val="0"/>
         <w:bCs w:val="0"/>
         <w:color w:themeColor="text1" w:val="000000"/>
@@ -9518,7 +9876,7 @@
       <w:spacing w:after="0" w:line="240" w:lineRule="auto"/>
     </w:pPr>
     <w:rPr>
-      <w:rFonts w:asciiTheme="majorHAnsi" w:cstheme="majorBidi" w:eastAsiaTheme="majorEastAsia" w:hAnsiTheme="majorHAnsi"/>
+      <w:rFonts w:asciiTheme="majorHAnsi" w:cstheme="majorBidi" w:hAnsiTheme="majorHAnsi" w:eastAsia="黑体"/>
       <w:color w:themeColor="text1" w:val="000000"/>
     </w:rPr>
     <w:tblPr>
@@ -9545,6 +9903,7 @@
     </w:tcPr>
     <w:tblStylePr w:type="firstRow">
       <w:rPr>
+        <w:rFonts w:eastAsia="黑体"/>
         <w:b/>
         <w:bCs/>
         <w:color w:themeColor="text1" w:val="000000"/>
@@ -9556,6 +9915,7 @@
     </w:tblStylePr>
     <w:tblStylePr w:type="lastRow">
       <w:rPr>
+        <w:rFonts w:eastAsia="黑体"/>
         <w:b/>
         <w:bCs/>
         <w:color w:themeColor="text1" w:val="000000"/>
@@ -9575,6 +9935,7 @@
     </w:tblStylePr>
     <w:tblStylePr w:type="firstCol">
       <w:rPr>
+        <w:rFonts w:eastAsia="黑体"/>
         <w:b/>
         <w:bCs/>
         <w:color w:themeColor="text1" w:val="000000"/>
@@ -9594,6 +9955,7 @@
     </w:tblStylePr>
     <w:tblStylePr w:type="lastCol">
       <w:rPr>
+        <w:rFonts w:eastAsia="黑体"/>
         <w:b w:val="0"/>
         <w:bCs w:val="0"/>
         <w:color w:themeColor="text1" w:val="000000"/>
@@ -9643,7 +10005,7 @@
       <w:spacing w:after="0" w:line="240" w:lineRule="auto"/>
     </w:pPr>
     <w:rPr>
-      <w:rFonts w:asciiTheme="majorHAnsi" w:cstheme="majorBidi" w:eastAsiaTheme="majorEastAsia" w:hAnsiTheme="majorHAnsi"/>
+      <w:rFonts w:asciiTheme="majorHAnsi" w:cstheme="majorBidi" w:hAnsiTheme="majorHAnsi" w:eastAsia="黑体"/>
       <w:color w:themeColor="text1" w:val="000000"/>
     </w:rPr>
     <w:tblPr>
@@ -9670,6 +10032,7 @@
     </w:tcPr>
     <w:tblStylePr w:type="firstRow">
       <w:rPr>
+        <w:rFonts w:eastAsia="黑体"/>
         <w:b/>
         <w:bCs/>
         <w:color w:themeColor="text1" w:val="000000"/>
@@ -9681,6 +10044,7 @@
     </w:tblStylePr>
     <w:tblStylePr w:type="lastRow">
       <w:rPr>
+        <w:rFonts w:eastAsia="黑体"/>
         <w:b/>
         <w:bCs/>
         <w:color w:themeColor="text1" w:val="000000"/>
@@ -9700,6 +10064,7 @@
     </w:tblStylePr>
     <w:tblStylePr w:type="firstCol">
       <w:rPr>
+        <w:rFonts w:eastAsia="黑体"/>
         <w:b/>
         <w:bCs/>
         <w:color w:themeColor="text1" w:val="000000"/>
@@ -9719,6 +10084,7 @@
     </w:tblStylePr>
     <w:tblStylePr w:type="lastCol">
       <w:rPr>
+        <w:rFonts w:eastAsia="黑体"/>
         <w:b w:val="0"/>
         <w:bCs w:val="0"/>
         <w:color w:themeColor="text1" w:val="000000"/>
@@ -9768,7 +10134,7 @@
       <w:spacing w:after="0" w:line="240" w:lineRule="auto"/>
     </w:pPr>
     <w:rPr>
-      <w:rFonts w:asciiTheme="majorHAnsi" w:cstheme="majorBidi" w:eastAsiaTheme="majorEastAsia" w:hAnsiTheme="majorHAnsi"/>
+      <w:rFonts w:asciiTheme="majorHAnsi" w:cstheme="majorBidi" w:hAnsiTheme="majorHAnsi" w:eastAsia="黑体"/>
       <w:color w:themeColor="text1" w:val="000000"/>
     </w:rPr>
     <w:tblPr>
@@ -9795,6 +10161,7 @@
     </w:tcPr>
     <w:tblStylePr w:type="firstRow">
       <w:rPr>
+        <w:rFonts w:eastAsia="黑体"/>
         <w:b/>
         <w:bCs/>
         <w:color w:themeColor="text1" w:val="000000"/>
@@ -9806,6 +10173,7 @@
     </w:tblStylePr>
     <w:tblStylePr w:type="lastRow">
       <w:rPr>
+        <w:rFonts w:eastAsia="黑体"/>
         <w:b/>
         <w:bCs/>
         <w:color w:themeColor="text1" w:val="000000"/>
@@ -9825,6 +10193,7 @@
     </w:tblStylePr>
     <w:tblStylePr w:type="firstCol">
       <w:rPr>
+        <w:rFonts w:eastAsia="黑体"/>
         <w:b/>
         <w:bCs/>
         <w:color w:themeColor="text1" w:val="000000"/>
@@ -9844,6 +10213,7 @@
     </w:tblStylePr>
     <w:tblStylePr w:type="lastCol">
       <w:rPr>
+        <w:rFonts w:eastAsia="黑体"/>
         <w:b w:val="0"/>
         <w:bCs w:val="0"/>
         <w:color w:themeColor="text1" w:val="000000"/>
@@ -9893,7 +10263,7 @@
       <w:spacing w:after="0" w:line="240" w:lineRule="auto"/>
     </w:pPr>
     <w:rPr>
-      <w:rFonts w:asciiTheme="majorHAnsi" w:cstheme="majorBidi" w:eastAsiaTheme="majorEastAsia" w:hAnsiTheme="majorHAnsi"/>
+      <w:rFonts w:asciiTheme="majorHAnsi" w:cstheme="majorBidi" w:hAnsiTheme="majorHAnsi" w:eastAsia="黑体"/>
       <w:color w:themeColor="text1" w:val="000000"/>
     </w:rPr>
     <w:tblPr>
@@ -9920,6 +10290,7 @@
     </w:tcPr>
     <w:tblStylePr w:type="firstRow">
       <w:rPr>
+        <w:rFonts w:eastAsia="黑体"/>
         <w:b/>
         <w:bCs/>
         <w:color w:themeColor="text1" w:val="000000"/>
@@ -9931,6 +10302,7 @@
     </w:tblStylePr>
     <w:tblStylePr w:type="lastRow">
       <w:rPr>
+        <w:rFonts w:eastAsia="黑体"/>
         <w:b/>
         <w:bCs/>
         <w:color w:themeColor="text1" w:val="000000"/>
@@ -9950,6 +10322,7 @@
     </w:tblStylePr>
     <w:tblStylePr w:type="firstCol">
       <w:rPr>
+        <w:rFonts w:eastAsia="黑体"/>
         <w:b/>
         <w:bCs/>
         <w:color w:themeColor="text1" w:val="000000"/>
@@ -9969,6 +10342,7 @@
     </w:tblStylePr>
     <w:tblStylePr w:type="lastCol">
       <w:rPr>
+        <w:rFonts w:eastAsia="黑体"/>
         <w:b w:val="0"/>
         <w:bCs w:val="0"/>
         <w:color w:themeColor="text1" w:val="000000"/>
@@ -10018,7 +10392,7 @@
       <w:spacing w:after="0" w:line="240" w:lineRule="auto"/>
     </w:pPr>
     <w:rPr>
-      <w:rFonts w:asciiTheme="majorHAnsi" w:cstheme="majorBidi" w:eastAsiaTheme="majorEastAsia" w:hAnsiTheme="majorHAnsi"/>
+      <w:rFonts w:asciiTheme="majorHAnsi" w:cstheme="majorBidi" w:hAnsiTheme="majorHAnsi" w:eastAsia="黑体"/>
       <w:color w:themeColor="text1" w:val="000000"/>
     </w:rPr>
     <w:tblPr>
@@ -10045,6 +10419,7 @@
     </w:tcPr>
     <w:tblStylePr w:type="firstRow">
       <w:rPr>
+        <w:rFonts w:eastAsia="黑体"/>
         <w:b/>
         <w:bCs/>
         <w:color w:themeColor="text1" w:val="000000"/>
@@ -10056,6 +10431,7 @@
     </w:tblStylePr>
     <w:tblStylePr w:type="lastRow">
       <w:rPr>
+        <w:rFonts w:eastAsia="黑体"/>
         <w:b/>
         <w:bCs/>
         <w:color w:themeColor="text1" w:val="000000"/>
@@ -10075,6 +10451,7 @@
     </w:tblStylePr>
     <w:tblStylePr w:type="firstCol">
       <w:rPr>
+        <w:rFonts w:eastAsia="黑体"/>
         <w:b/>
         <w:bCs/>
         <w:color w:themeColor="text1" w:val="000000"/>
@@ -10094,6 +10471,7 @@
     </w:tblStylePr>
     <w:tblStylePr w:type="lastCol">
       <w:rPr>
+        <w:rFonts w:eastAsia="黑体"/>
         <w:b w:val="0"/>
         <w:bCs w:val="0"/>
         <w:color w:themeColor="text1" w:val="000000"/>
@@ -10143,7 +10521,7 @@
       <w:spacing w:after="0" w:line="240" w:lineRule="auto"/>
     </w:pPr>
     <w:rPr>
-      <w:rFonts w:asciiTheme="majorHAnsi" w:cstheme="majorBidi" w:eastAsiaTheme="majorEastAsia" w:hAnsiTheme="majorHAnsi"/>
+      <w:rFonts w:asciiTheme="majorHAnsi" w:cstheme="majorBidi" w:hAnsiTheme="majorHAnsi" w:eastAsia="黑体"/>
       <w:color w:themeColor="text1" w:val="000000"/>
     </w:rPr>
     <w:tblPr>
@@ -10170,6 +10548,7 @@
     </w:tcPr>
     <w:tblStylePr w:type="firstRow">
       <w:rPr>
+        <w:rFonts w:eastAsia="黑体"/>
         <w:b/>
         <w:bCs/>
         <w:color w:themeColor="text1" w:val="000000"/>
@@ -10181,6 +10560,7 @@
     </w:tblStylePr>
     <w:tblStylePr w:type="lastRow">
       <w:rPr>
+        <w:rFonts w:eastAsia="黑体"/>
         <w:b/>
         <w:bCs/>
         <w:color w:themeColor="text1" w:val="000000"/>
@@ -10200,6 +10580,7 @@
     </w:tblStylePr>
     <w:tblStylePr w:type="firstCol">
       <w:rPr>
+        <w:rFonts w:eastAsia="黑体"/>
         <w:b/>
         <w:bCs/>
         <w:color w:themeColor="text1" w:val="000000"/>
@@ -10219,6 +10600,7 @@
     </w:tblStylePr>
     <w:tblStylePr w:type="lastCol">
       <w:rPr>
+        <w:rFonts w:eastAsia="黑体"/>
         <w:b w:val="0"/>
         <w:bCs w:val="0"/>
         <w:color w:themeColor="text1" w:val="000000"/>
@@ -10291,6 +10673,7 @@
     </w:tcPr>
     <w:tblStylePr w:type="firstRow">
       <w:rPr>
+        <w:rFonts w:eastAsia="黑体"/>
         <w:b/>
         <w:bCs/>
         <w:i w:val="0"/>
@@ -10312,6 +10695,7 @@
     </w:tblStylePr>
     <w:tblStylePr w:type="lastRow">
       <w:rPr>
+        <w:rFonts w:eastAsia="黑体"/>
         <w:b/>
         <w:bCs/>
         <w:i w:val="0"/>
@@ -10333,6 +10717,7 @@
     </w:tblStylePr>
     <w:tblStylePr w:type="firstCol">
       <w:rPr>
+        <w:rFonts w:eastAsia="黑体"/>
         <w:b/>
         <w:bCs/>
         <w:i w:val="0"/>
@@ -10352,6 +10737,7 @@
     </w:tblStylePr>
     <w:tblStylePr w:type="lastCol">
       <w:rPr>
+        <w:rFonts w:eastAsia="黑体"/>
         <w:b/>
         <w:bCs/>
         <w:i w:val="0"/>
@@ -10432,6 +10818,7 @@
     </w:tcPr>
     <w:tblStylePr w:type="firstRow">
       <w:rPr>
+        <w:rFonts w:eastAsia="黑体"/>
         <w:b/>
         <w:bCs/>
         <w:i w:val="0"/>
@@ -10453,6 +10840,7 @@
     </w:tblStylePr>
     <w:tblStylePr w:type="lastRow">
       <w:rPr>
+        <w:rFonts w:eastAsia="黑体"/>
         <w:b/>
         <w:bCs/>
         <w:i w:val="0"/>
@@ -10474,6 +10862,7 @@
     </w:tblStylePr>
     <w:tblStylePr w:type="firstCol">
       <w:rPr>
+        <w:rFonts w:eastAsia="黑体"/>
         <w:b/>
         <w:bCs/>
         <w:i w:val="0"/>
@@ -10493,6 +10882,7 @@
     </w:tblStylePr>
     <w:tblStylePr w:type="lastCol">
       <w:rPr>
+        <w:rFonts w:eastAsia="黑体"/>
         <w:b/>
         <w:bCs/>
         <w:i w:val="0"/>
@@ -10573,6 +10963,7 @@
     </w:tcPr>
     <w:tblStylePr w:type="firstRow">
       <w:rPr>
+        <w:rFonts w:eastAsia="黑体"/>
         <w:b/>
         <w:bCs/>
         <w:i w:val="0"/>
@@ -10594,6 +10985,7 @@
     </w:tblStylePr>
     <w:tblStylePr w:type="lastRow">
       <w:rPr>
+        <w:rFonts w:eastAsia="黑体"/>
         <w:b/>
         <w:bCs/>
         <w:i w:val="0"/>
@@ -10615,6 +11007,7 @@
     </w:tblStylePr>
     <w:tblStylePr w:type="firstCol">
       <w:rPr>
+        <w:rFonts w:eastAsia="黑体"/>
         <w:b/>
         <w:bCs/>
         <w:i w:val="0"/>
@@ -10634,6 +11027,7 @@
     </w:tblStylePr>
     <w:tblStylePr w:type="lastCol">
       <w:rPr>
+        <w:rFonts w:eastAsia="黑体"/>
         <w:b/>
         <w:bCs/>
         <w:i w:val="0"/>
@@ -10714,6 +11108,7 @@
     </w:tcPr>
     <w:tblStylePr w:type="firstRow">
       <w:rPr>
+        <w:rFonts w:eastAsia="黑体"/>
         <w:b/>
         <w:bCs/>
         <w:i w:val="0"/>
@@ -10735,6 +11130,7 @@
     </w:tblStylePr>
     <w:tblStylePr w:type="lastRow">
       <w:rPr>
+        <w:rFonts w:eastAsia="黑体"/>
         <w:b/>
         <w:bCs/>
         <w:i w:val="0"/>
@@ -10756,6 +11152,7 @@
     </w:tblStylePr>
     <w:tblStylePr w:type="firstCol">
       <w:rPr>
+        <w:rFonts w:eastAsia="黑体"/>
         <w:b/>
         <w:bCs/>
         <w:i w:val="0"/>
@@ -10775,6 +11172,7 @@
     </w:tblStylePr>
     <w:tblStylePr w:type="lastCol">
       <w:rPr>
+        <w:rFonts w:eastAsia="黑体"/>
         <w:b/>
         <w:bCs/>
         <w:i w:val="0"/>
@@ -10855,6 +11253,7 @@
     </w:tcPr>
     <w:tblStylePr w:type="firstRow">
       <w:rPr>
+        <w:rFonts w:eastAsia="黑体"/>
         <w:b/>
         <w:bCs/>
         <w:i w:val="0"/>
@@ -10876,6 +11275,7 @@
     </w:tblStylePr>
     <w:tblStylePr w:type="lastRow">
       <w:rPr>
+        <w:rFonts w:eastAsia="黑体"/>
         <w:b/>
         <w:bCs/>
         <w:i w:val="0"/>
@@ -10897,6 +11297,7 @@
     </w:tblStylePr>
     <w:tblStylePr w:type="firstCol">
       <w:rPr>
+        <w:rFonts w:eastAsia="黑体"/>
         <w:b/>
         <w:bCs/>
         <w:i w:val="0"/>
@@ -10916,6 +11317,7 @@
     </w:tblStylePr>
     <w:tblStylePr w:type="lastCol">
       <w:rPr>
+        <w:rFonts w:eastAsia="黑体"/>
         <w:b/>
         <w:bCs/>
         <w:i w:val="0"/>
@@ -10996,6 +11398,7 @@
     </w:tcPr>
     <w:tblStylePr w:type="firstRow">
       <w:rPr>
+        <w:rFonts w:eastAsia="黑体"/>
         <w:b/>
         <w:bCs/>
         <w:i w:val="0"/>
@@ -11017,6 +11420,7 @@
     </w:tblStylePr>
     <w:tblStylePr w:type="lastRow">
       <w:rPr>
+        <w:rFonts w:eastAsia="黑体"/>
         <w:b/>
         <w:bCs/>
         <w:i w:val="0"/>
@@ -11038,6 +11442,7 @@
     </w:tblStylePr>
     <w:tblStylePr w:type="firstCol">
       <w:rPr>
+        <w:rFonts w:eastAsia="黑体"/>
         <w:b/>
         <w:bCs/>
         <w:i w:val="0"/>
@@ -11057,6 +11462,7 @@
     </w:tblStylePr>
     <w:tblStylePr w:type="lastCol">
       <w:rPr>
+        <w:rFonts w:eastAsia="黑体"/>
         <w:b/>
         <w:bCs/>
         <w:i w:val="0"/>
@@ -11137,6 +11543,7 @@
     </w:tcPr>
     <w:tblStylePr w:type="firstRow">
       <w:rPr>
+        <w:rFonts w:eastAsia="黑体"/>
         <w:b/>
         <w:bCs/>
         <w:i w:val="0"/>
@@ -11158,6 +11565,7 @@
     </w:tblStylePr>
     <w:tblStylePr w:type="lastRow">
       <w:rPr>
+        <w:rFonts w:eastAsia="黑体"/>
         <w:b/>
         <w:bCs/>
         <w:i w:val="0"/>
@@ -11179,6 +11587,7 @@
     </w:tblStylePr>
     <w:tblStylePr w:type="firstCol">
       <w:rPr>
+        <w:rFonts w:eastAsia="黑体"/>
         <w:b/>
         <w:bCs/>
         <w:i w:val="0"/>
@@ -11198,6 +11607,7 @@
     </w:tblStylePr>
     <w:tblStylePr w:type="lastCol">
       <w:rPr>
+        <w:rFonts w:eastAsia="黑体"/>
         <w:b/>
         <w:bCs/>
         <w:i w:val="0"/>
@@ -11255,6 +11665,7 @@
       <w:spacing w:after="0" w:line="240" w:lineRule="auto"/>
     </w:pPr>
     <w:rPr>
+      <w:rFonts w:eastAsia="黑体"/>
       <w:color w:themeColor="background1" w:val="FFFFFF"/>
     </w:rPr>
     <w:tblPr>
@@ -11273,6 +11684,7 @@
     </w:tcPr>
     <w:tblStylePr w:type="firstRow">
       <w:rPr>
+        <w:rFonts w:eastAsia="黑体"/>
         <w:b/>
         <w:bCs/>
       </w:rPr>
@@ -11369,6 +11781,7 @@
       <w:spacing w:after="0" w:line="240" w:lineRule="auto"/>
     </w:pPr>
     <w:rPr>
+      <w:rFonts w:eastAsia="黑体"/>
       <w:color w:themeColor="background1" w:val="FFFFFF"/>
     </w:rPr>
     <w:tblPr>
@@ -11387,6 +11800,7 @@
     </w:tcPr>
     <w:tblStylePr w:type="firstRow">
       <w:rPr>
+        <w:rFonts w:eastAsia="黑体"/>
         <w:b/>
         <w:bCs/>
       </w:rPr>
@@ -11483,6 +11897,7 @@
       <w:spacing w:after="0" w:line="240" w:lineRule="auto"/>
     </w:pPr>
     <w:rPr>
+      <w:rFonts w:eastAsia="黑体"/>
       <w:color w:themeColor="background1" w:val="FFFFFF"/>
     </w:rPr>
     <w:tblPr>
@@ -11501,6 +11916,7 @@
     </w:tcPr>
     <w:tblStylePr w:type="firstRow">
       <w:rPr>
+        <w:rFonts w:eastAsia="黑体"/>
         <w:b/>
         <w:bCs/>
       </w:rPr>
@@ -11597,6 +12013,7 @@
       <w:spacing w:after="0" w:line="240" w:lineRule="auto"/>
     </w:pPr>
     <w:rPr>
+      <w:rFonts w:eastAsia="黑体"/>
       <w:color w:themeColor="background1" w:val="FFFFFF"/>
     </w:rPr>
     <w:tblPr>
@@ -11615,6 +12032,7 @@
     </w:tcPr>
     <w:tblStylePr w:type="firstRow">
       <w:rPr>
+        <w:rFonts w:eastAsia="黑体"/>
         <w:b/>
         <w:bCs/>
       </w:rPr>
@@ -11711,6 +12129,7 @@
       <w:spacing w:after="0" w:line="240" w:lineRule="auto"/>
     </w:pPr>
     <w:rPr>
+      <w:rFonts w:eastAsia="黑体"/>
       <w:color w:themeColor="background1" w:val="FFFFFF"/>
     </w:rPr>
     <w:tblPr>
@@ -11729,6 +12148,7 @@
     </w:tcPr>
     <w:tblStylePr w:type="firstRow">
       <w:rPr>
+        <w:rFonts w:eastAsia="黑体"/>
         <w:b/>
         <w:bCs/>
       </w:rPr>
@@ -11825,6 +12245,7 @@
       <w:spacing w:after="0" w:line="240" w:lineRule="auto"/>
     </w:pPr>
     <w:rPr>
+      <w:rFonts w:eastAsia="黑体"/>
       <w:color w:themeColor="background1" w:val="FFFFFF"/>
     </w:rPr>
     <w:tblPr>
@@ -11843,6 +12264,7 @@
     </w:tcPr>
     <w:tblStylePr w:type="firstRow">
       <w:rPr>
+        <w:rFonts w:eastAsia="黑体"/>
         <w:b/>
         <w:bCs/>
       </w:rPr>
@@ -11939,6 +12361,7 @@
       <w:spacing w:after="0" w:line="240" w:lineRule="auto"/>
     </w:pPr>
     <w:rPr>
+      <w:rFonts w:eastAsia="黑体"/>
       <w:color w:themeColor="background1" w:val="FFFFFF"/>
     </w:rPr>
     <w:tblPr>
@@ -11957,6 +12380,7 @@
     </w:tcPr>
     <w:tblStylePr w:type="firstRow">
       <w:rPr>
+        <w:rFonts w:eastAsia="黑体"/>
         <w:b/>
         <w:bCs/>
       </w:rPr>
@@ -12053,6 +12477,7 @@
       <w:spacing w:after="0" w:line="240" w:lineRule="auto"/>
     </w:pPr>
     <w:rPr>
+      <w:rFonts w:eastAsia="黑体"/>
       <w:color w:themeColor="text1" w:val="000000"/>
     </w:rPr>
     <w:tblPr>
@@ -12079,6 +12504,7 @@
     </w:tcPr>
     <w:tblStylePr w:type="firstRow">
       <w:rPr>
+        <w:rFonts w:eastAsia="黑体"/>
         <w:b/>
         <w:bCs/>
       </w:rPr>
@@ -12097,6 +12523,7 @@
     </w:tblStylePr>
     <w:tblStylePr w:type="lastRow">
       <w:rPr>
+        <w:rFonts w:eastAsia="黑体"/>
         <w:b/>
         <w:bCs/>
         <w:color w:themeColor="background1" w:val="FFFFFF"/>
@@ -12111,6 +12538,7 @@
     </w:tblStylePr>
     <w:tblStylePr w:type="firstCol">
       <w:rPr>
+        <w:rFonts w:eastAsia="黑体"/>
         <w:color w:themeColor="background1" w:val="FFFFFF"/>
       </w:rPr>
       <w:tblPr/>
@@ -12128,6 +12556,7 @@
     </w:tblStylePr>
     <w:tblStylePr w:type="lastCol">
       <w:rPr>
+        <w:rFonts w:eastAsia="黑体"/>
         <w:color w:themeColor="background1" w:val="FFFFFF"/>
       </w:rPr>
       <w:tblPr/>
@@ -12157,11 +12586,13 @@
     </w:tblStylePr>
     <w:tblStylePr w:type="neCell">
       <w:rPr>
+        <w:rFonts w:eastAsia="黑体"/>
         <w:color w:themeColor="text1" w:val="000000"/>
       </w:rPr>
     </w:tblStylePr>
     <w:tblStylePr w:type="nwCell">
       <w:rPr>
+        <w:rFonts w:eastAsia="黑体"/>
         <w:color w:themeColor="text1" w:val="000000"/>
       </w:rPr>
     </w:tblStylePr>
@@ -12175,6 +12606,7 @@
       <w:spacing w:after="0" w:line="240" w:lineRule="auto"/>
     </w:pPr>
     <w:rPr>
+      <w:rFonts w:eastAsia="黑体"/>
       <w:color w:themeColor="text1" w:val="000000"/>
     </w:rPr>
     <w:tblPr>
@@ -12201,6 +12633,7 @@
     </w:tcPr>
     <w:tblStylePr w:type="firstRow">
       <w:rPr>
+        <w:rFonts w:eastAsia="黑体"/>
         <w:b/>
         <w:bCs/>
       </w:rPr>
@@ -12219,6 +12652,7 @@
     </w:tblStylePr>
     <w:tblStylePr w:type="lastRow">
       <w:rPr>
+        <w:rFonts w:eastAsia="黑体"/>
         <w:b/>
         <w:bCs/>
         <w:color w:themeColor="background1" w:val="FFFFFF"/>
@@ -12233,6 +12667,7 @@
     </w:tblStylePr>
     <w:tblStylePr w:type="firstCol">
       <w:rPr>
+        <w:rFonts w:eastAsia="黑体"/>
         <w:color w:themeColor="background1" w:val="FFFFFF"/>
       </w:rPr>
       <w:tblPr/>
@@ -12250,6 +12685,7 @@
     </w:tblStylePr>
     <w:tblStylePr w:type="lastCol">
       <w:rPr>
+        <w:rFonts w:eastAsia="黑体"/>
         <w:color w:themeColor="background1" w:val="FFFFFF"/>
       </w:rPr>
       <w:tblPr/>
@@ -12279,11 +12715,13 @@
     </w:tblStylePr>
     <w:tblStylePr w:type="neCell">
       <w:rPr>
+        <w:rFonts w:eastAsia="黑体"/>
         <w:color w:themeColor="text1" w:val="000000"/>
       </w:rPr>
     </w:tblStylePr>
     <w:tblStylePr w:type="nwCell">
       <w:rPr>
+        <w:rFonts w:eastAsia="黑体"/>
         <w:color w:themeColor="text1" w:val="000000"/>
       </w:rPr>
     </w:tblStylePr>
@@ -12297,6 +12735,7 @@
       <w:spacing w:after="0" w:line="240" w:lineRule="auto"/>
     </w:pPr>
     <w:rPr>
+      <w:rFonts w:eastAsia="黑体"/>
       <w:color w:themeColor="text1" w:val="000000"/>
     </w:rPr>
     <w:tblPr>
@@ -12323,6 +12762,7 @@
     </w:tcPr>
     <w:tblStylePr w:type="firstRow">
       <w:rPr>
+        <w:rFonts w:eastAsia="黑体"/>
         <w:b/>
         <w:bCs/>
       </w:rPr>
@@ -12341,6 +12781,7 @@
     </w:tblStylePr>
     <w:tblStylePr w:type="lastRow">
       <w:rPr>
+        <w:rFonts w:eastAsia="黑体"/>
         <w:b/>
         <w:bCs/>
         <w:color w:themeColor="background1" w:val="FFFFFF"/>
@@ -12355,6 +12796,7 @@
     </w:tblStylePr>
     <w:tblStylePr w:type="firstCol">
       <w:rPr>
+        <w:rFonts w:eastAsia="黑体"/>
         <w:color w:themeColor="background1" w:val="FFFFFF"/>
       </w:rPr>
       <w:tblPr/>
@@ -12372,6 +12814,7 @@
     </w:tblStylePr>
     <w:tblStylePr w:type="lastCol">
       <w:rPr>
+        <w:rFonts w:eastAsia="黑体"/>
         <w:color w:themeColor="background1" w:val="FFFFFF"/>
       </w:rPr>
       <w:tblPr/>
@@ -12401,11 +12844,13 @@
     </w:tblStylePr>
     <w:tblStylePr w:type="neCell">
       <w:rPr>
+        <w:rFonts w:eastAsia="黑体"/>
         <w:color w:themeColor="text1" w:val="000000"/>
       </w:rPr>
     </w:tblStylePr>
     <w:tblStylePr w:type="nwCell">
       <w:rPr>
+        <w:rFonts w:eastAsia="黑体"/>
         <w:color w:themeColor="text1" w:val="000000"/>
       </w:rPr>
     </w:tblStylePr>
@@ -12419,6 +12864,7 @@
       <w:spacing w:after="0" w:line="240" w:lineRule="auto"/>
     </w:pPr>
     <w:rPr>
+      <w:rFonts w:eastAsia="黑体"/>
       <w:color w:themeColor="text1" w:val="000000"/>
     </w:rPr>
     <w:tblPr>
@@ -12445,6 +12891,7 @@
     </w:tcPr>
     <w:tblStylePr w:type="firstRow">
       <w:rPr>
+        <w:rFonts w:eastAsia="黑体"/>
         <w:b/>
         <w:bCs/>
       </w:rPr>
@@ -12463,6 +12910,7 @@
     </w:tblStylePr>
     <w:tblStylePr w:type="lastRow">
       <w:rPr>
+        <w:rFonts w:eastAsia="黑体"/>
         <w:b/>
         <w:bCs/>
         <w:color w:themeColor="background1" w:val="FFFFFF"/>
@@ -12477,6 +12925,7 @@
     </w:tblStylePr>
     <w:tblStylePr w:type="firstCol">
       <w:rPr>
+        <w:rFonts w:eastAsia="黑体"/>
         <w:color w:themeColor="background1" w:val="FFFFFF"/>
       </w:rPr>
       <w:tblPr/>
@@ -12494,6 +12943,7 @@
     </w:tblStylePr>
     <w:tblStylePr w:type="lastCol">
       <w:rPr>
+        <w:rFonts w:eastAsia="黑体"/>
         <w:color w:themeColor="background1" w:val="FFFFFF"/>
       </w:rPr>
       <w:tblPr/>
@@ -12531,6 +12981,7 @@
       <w:spacing w:after="0" w:line="240" w:lineRule="auto"/>
     </w:pPr>
     <w:rPr>
+      <w:rFonts w:eastAsia="黑体"/>
       <w:color w:themeColor="text1" w:val="000000"/>
     </w:rPr>
     <w:tblPr>
@@ -12557,6 +13008,7 @@
     </w:tcPr>
     <w:tblStylePr w:type="firstRow">
       <w:rPr>
+        <w:rFonts w:eastAsia="黑体"/>
         <w:b/>
         <w:bCs/>
       </w:rPr>
@@ -12575,6 +13027,7 @@
     </w:tblStylePr>
     <w:tblStylePr w:type="lastRow">
       <w:rPr>
+        <w:rFonts w:eastAsia="黑体"/>
         <w:b/>
         <w:bCs/>
         <w:color w:themeColor="background1" w:val="FFFFFF"/>
@@ -12589,6 +13042,7 @@
     </w:tblStylePr>
     <w:tblStylePr w:type="firstCol">
       <w:rPr>
+        <w:rFonts w:eastAsia="黑体"/>
         <w:color w:themeColor="background1" w:val="FFFFFF"/>
       </w:rPr>
       <w:tblPr/>
@@ -12606,6 +13060,7 @@
     </w:tblStylePr>
     <w:tblStylePr w:type="lastCol">
       <w:rPr>
+        <w:rFonts w:eastAsia="黑体"/>
         <w:color w:themeColor="background1" w:val="FFFFFF"/>
       </w:rPr>
       <w:tblPr/>
@@ -12635,11 +13090,13 @@
     </w:tblStylePr>
     <w:tblStylePr w:type="neCell">
       <w:rPr>
+        <w:rFonts w:eastAsia="黑体"/>
         <w:color w:themeColor="text1" w:val="000000"/>
       </w:rPr>
     </w:tblStylePr>
     <w:tblStylePr w:type="nwCell">
       <w:rPr>
+        <w:rFonts w:eastAsia="黑体"/>
         <w:color w:themeColor="text1" w:val="000000"/>
       </w:rPr>
     </w:tblStylePr>
@@ -12653,6 +13110,7 @@
       <w:spacing w:after="0" w:line="240" w:lineRule="auto"/>
     </w:pPr>
     <w:rPr>
+      <w:rFonts w:eastAsia="黑体"/>
       <w:color w:themeColor="text1" w:val="000000"/>
     </w:rPr>
     <w:tblPr>
@@ -12679,6 +13137,7 @@
     </w:tcPr>
     <w:tblStylePr w:type="firstRow">
       <w:rPr>
+        <w:rFonts w:eastAsia="黑体"/>
         <w:b/>
         <w:bCs/>
       </w:rPr>
@@ -12697,6 +13156,7 @@
     </w:tblStylePr>
     <w:tblStylePr w:type="lastRow">
       <w:rPr>
+        <w:rFonts w:eastAsia="黑体"/>
         <w:b/>
         <w:bCs/>
         <w:color w:themeColor="background1" w:val="FFFFFF"/>
@@ -12711,6 +13171,7 @@
     </w:tblStylePr>
     <w:tblStylePr w:type="firstCol">
       <w:rPr>
+        <w:rFonts w:eastAsia="黑体"/>
         <w:color w:themeColor="background1" w:val="FFFFFF"/>
       </w:rPr>
       <w:tblPr/>
@@ -12728,6 +13189,7 @@
     </w:tblStylePr>
     <w:tblStylePr w:type="lastCol">
       <w:rPr>
+        <w:rFonts w:eastAsia="黑体"/>
         <w:color w:themeColor="background1" w:val="FFFFFF"/>
       </w:rPr>
       <w:tblPr/>
@@ -12757,11 +13219,13 @@
     </w:tblStylePr>
     <w:tblStylePr w:type="neCell">
       <w:rPr>
+        <w:rFonts w:eastAsia="黑体"/>
         <w:color w:themeColor="text1" w:val="000000"/>
       </w:rPr>
     </w:tblStylePr>
     <w:tblStylePr w:type="nwCell">
       <w:rPr>
+        <w:rFonts w:eastAsia="黑体"/>
         <w:color w:themeColor="text1" w:val="000000"/>
       </w:rPr>
     </w:tblStylePr>
@@ -12775,6 +13239,7 @@
       <w:spacing w:after="0" w:line="240" w:lineRule="auto"/>
     </w:pPr>
     <w:rPr>
+      <w:rFonts w:eastAsia="黑体"/>
       <w:color w:themeColor="text1" w:val="000000"/>
     </w:rPr>
     <w:tblPr>
@@ -12801,6 +13266,7 @@
     </w:tcPr>
     <w:tblStylePr w:type="firstRow">
       <w:rPr>
+        <w:rFonts w:eastAsia="黑体"/>
         <w:b/>
         <w:bCs/>
       </w:rPr>
@@ -12819,6 +13285,7 @@
     </w:tblStylePr>
     <w:tblStylePr w:type="lastRow">
       <w:rPr>
+        <w:rFonts w:eastAsia="黑体"/>
         <w:b/>
         <w:bCs/>
         <w:color w:themeColor="background1" w:val="FFFFFF"/>
@@ -12833,6 +13300,7 @@
     </w:tblStylePr>
     <w:tblStylePr w:type="firstCol">
       <w:rPr>
+        <w:rFonts w:eastAsia="黑体"/>
         <w:color w:themeColor="background1" w:val="FFFFFF"/>
       </w:rPr>
       <w:tblPr/>
@@ -12850,6 +13318,7 @@
     </w:tblStylePr>
     <w:tblStylePr w:type="lastCol">
       <w:rPr>
+        <w:rFonts w:eastAsia="黑体"/>
         <w:color w:themeColor="background1" w:val="FFFFFF"/>
       </w:rPr>
       <w:tblPr/>
@@ -12879,11 +13348,13 @@
     </w:tblStylePr>
     <w:tblStylePr w:type="neCell">
       <w:rPr>
+        <w:rFonts w:eastAsia="黑体"/>
         <w:color w:themeColor="text1" w:val="000000"/>
       </w:rPr>
     </w:tblStylePr>
     <w:tblStylePr w:type="nwCell">
       <w:rPr>
+        <w:rFonts w:eastAsia="黑体"/>
         <w:color w:themeColor="text1" w:val="000000"/>
       </w:rPr>
     </w:tblStylePr>
@@ -12897,6 +13368,7 @@
       <w:spacing w:after="0" w:line="240" w:lineRule="auto"/>
     </w:pPr>
     <w:rPr>
+      <w:rFonts w:eastAsia="黑体"/>
       <w:color w:themeColor="text1" w:val="000000"/>
     </w:rPr>
     <w:tblPr>
@@ -12915,6 +13387,7 @@
     </w:tcPr>
     <w:tblStylePr w:type="firstRow">
       <w:rPr>
+        <w:rFonts w:eastAsia="黑体"/>
         <w:b/>
         <w:bCs/>
         <w:color w:themeColor="background1" w:val="FFFFFF"/>
@@ -12929,6 +13402,7 @@
     </w:tblStylePr>
     <w:tblStylePr w:type="lastRow">
       <w:rPr>
+        <w:rFonts w:eastAsia="黑体"/>
         <w:b/>
         <w:bCs/>
         <w:color w:themeColor="accent2" w:themeShade="CC" w:val="9E3A38"/>
@@ -12943,12 +13417,14 @@
     </w:tblStylePr>
     <w:tblStylePr w:type="firstCol">
       <w:rPr>
+        <w:rFonts w:eastAsia="黑体"/>
         <w:b/>
         <w:bCs/>
       </w:rPr>
     </w:tblStylePr>
     <w:tblStylePr w:type="lastCol">
       <w:rPr>
+        <w:rFonts w:eastAsia="黑体"/>
         <w:b/>
         <w:bCs/>
       </w:rPr>
@@ -12983,6 +13459,7 @@
       <w:spacing w:after="0" w:line="240" w:lineRule="auto"/>
     </w:pPr>
     <w:rPr>
+      <w:rFonts w:eastAsia="黑体"/>
       <w:color w:themeColor="text1" w:val="000000"/>
     </w:rPr>
     <w:tblPr>
@@ -13001,6 +13478,7 @@
     </w:tcPr>
     <w:tblStylePr w:type="firstRow">
       <w:rPr>
+        <w:rFonts w:eastAsia="黑体"/>
         <w:b/>
         <w:bCs/>
         <w:color w:themeColor="background1" w:val="FFFFFF"/>
@@ -13015,6 +13493,7 @@
     </w:tblStylePr>
     <w:tblStylePr w:type="lastRow">
       <w:rPr>
+        <w:rFonts w:eastAsia="黑体"/>
         <w:b/>
         <w:bCs/>
         <w:color w:themeColor="accent2" w:themeShade="CC" w:val="9E3A38"/>
@@ -13029,12 +13508,14 @@
     </w:tblStylePr>
     <w:tblStylePr w:type="firstCol">
       <w:rPr>
+        <w:rFonts w:eastAsia="黑体"/>
         <w:b/>
         <w:bCs/>
       </w:rPr>
     </w:tblStylePr>
     <w:tblStylePr w:type="lastCol">
       <w:rPr>
+        <w:rFonts w:eastAsia="黑体"/>
         <w:b/>
         <w:bCs/>
       </w:rPr>
@@ -13069,6 +13550,7 @@
       <w:spacing w:after="0" w:line="240" w:lineRule="auto"/>
     </w:pPr>
     <w:rPr>
+      <w:rFonts w:eastAsia="黑体"/>
       <w:color w:themeColor="text1" w:val="000000"/>
     </w:rPr>
     <w:tblPr>
@@ -13087,6 +13569,7 @@
     </w:tcPr>
     <w:tblStylePr w:type="firstRow">
       <w:rPr>
+        <w:rFonts w:eastAsia="黑体"/>
         <w:b/>
         <w:bCs/>
         <w:color w:themeColor="background1" w:val="FFFFFF"/>
@@ -13101,6 +13584,7 @@
     </w:tblStylePr>
     <w:tblStylePr w:type="lastRow">
       <w:rPr>
+        <w:rFonts w:eastAsia="黑体"/>
         <w:b/>
         <w:bCs/>
         <w:color w:themeColor="accent2" w:themeShade="CC" w:val="9E3A38"/>
@@ -13115,12 +13599,14 @@
     </w:tblStylePr>
     <w:tblStylePr w:type="firstCol">
       <w:rPr>
+        <w:rFonts w:eastAsia="黑体"/>
         <w:b/>
         <w:bCs/>
       </w:rPr>
     </w:tblStylePr>
     <w:tblStylePr w:type="lastCol">
       <w:rPr>
+        <w:rFonts w:eastAsia="黑体"/>
         <w:b/>
         <w:bCs/>
       </w:rPr>
@@ -13155,6 +13641,7 @@
       <w:spacing w:after="0" w:line="240" w:lineRule="auto"/>
     </w:pPr>
     <w:rPr>
+      <w:rFonts w:eastAsia="黑体"/>
       <w:color w:themeColor="text1" w:val="000000"/>
     </w:rPr>
     <w:tblPr>
@@ -13173,6 +13660,7 @@
     </w:tcPr>
     <w:tblStylePr w:type="firstRow">
       <w:rPr>
+        <w:rFonts w:eastAsia="黑体"/>
         <w:b/>
         <w:bCs/>
         <w:color w:themeColor="background1" w:val="FFFFFF"/>
@@ -13187,6 +13675,7 @@
     </w:tblStylePr>
     <w:tblStylePr w:type="lastRow">
       <w:rPr>
+        <w:rFonts w:eastAsia="黑体"/>
         <w:b/>
         <w:bCs/>
         <w:color w:themeColor="accent4" w:themeShade="CC" w:val="664E82"/>
@@ -13201,12 +13690,14 @@
     </w:tblStylePr>
     <w:tblStylePr w:type="firstCol">
       <w:rPr>
+        <w:rFonts w:eastAsia="黑体"/>
         <w:b/>
         <w:bCs/>
       </w:rPr>
     </w:tblStylePr>
     <w:tblStylePr w:type="lastCol">
       <w:rPr>
+        <w:rFonts w:eastAsia="黑体"/>
         <w:b/>
         <w:bCs/>
       </w:rPr>
@@ -13241,6 +13732,7 @@
       <w:spacing w:after="0" w:line="240" w:lineRule="auto"/>
     </w:pPr>
     <w:rPr>
+      <w:rFonts w:eastAsia="黑体"/>
       <w:color w:themeColor="text1" w:val="000000"/>
     </w:rPr>
     <w:tblPr>
@@ -13259,6 +13751,7 @@
     </w:tcPr>
     <w:tblStylePr w:type="firstRow">
       <w:rPr>
+        <w:rFonts w:eastAsia="黑体"/>
         <w:b/>
         <w:bCs/>
         <w:color w:themeColor="background1" w:val="FFFFFF"/>
@@ -13273,6 +13766,7 @@
     </w:tblStylePr>
     <w:tblStylePr w:type="lastRow">
       <w:rPr>
+        <w:rFonts w:eastAsia="黑体"/>
         <w:b/>
         <w:bCs/>
         <w:color w:themeColor="accent3" w:themeShade="CC" w:val="7E9C40"/>
@@ -13287,12 +13781,14 @@
     </w:tblStylePr>
     <w:tblStylePr w:type="firstCol">
       <w:rPr>
+        <w:rFonts w:eastAsia="黑体"/>
         <w:b/>
         <w:bCs/>
       </w:rPr>
     </w:tblStylePr>
     <w:tblStylePr w:type="lastCol">
       <w:rPr>
+        <w:rFonts w:eastAsia="黑体"/>
         <w:b/>
         <w:bCs/>
       </w:rPr>
@@ -13327,6 +13823,7 @@
       <w:spacing w:after="0" w:line="240" w:lineRule="auto"/>
     </w:pPr>
     <w:rPr>
+      <w:rFonts w:eastAsia="黑体"/>
       <w:color w:themeColor="text1" w:val="000000"/>
     </w:rPr>
     <w:tblPr>
@@ -13345,6 +13842,7 @@
     </w:tcPr>
     <w:tblStylePr w:type="firstRow">
       <w:rPr>
+        <w:rFonts w:eastAsia="黑体"/>
         <w:b/>
         <w:bCs/>
         <w:color w:themeColor="background1" w:val="FFFFFF"/>
@@ -13359,6 +13857,7 @@
     </w:tblStylePr>
     <w:tblStylePr w:type="lastRow">
       <w:rPr>
+        <w:rFonts w:eastAsia="黑体"/>
         <w:b/>
         <w:bCs/>
         <w:color w:themeColor="accent6" w:themeShade="CC" w:val="F2730A"/>
@@ -13373,12 +13872,14 @@
     </w:tblStylePr>
     <w:tblStylePr w:type="firstCol">
       <w:rPr>
+        <w:rFonts w:eastAsia="黑体"/>
         <w:b/>
         <w:bCs/>
       </w:rPr>
     </w:tblStylePr>
     <w:tblStylePr w:type="lastCol">
       <w:rPr>
+        <w:rFonts w:eastAsia="黑体"/>
         <w:b/>
         <w:bCs/>
       </w:rPr>
@@ -13413,6 +13914,7 @@
       <w:spacing w:after="0" w:line="240" w:lineRule="auto"/>
     </w:pPr>
     <w:rPr>
+      <w:rFonts w:eastAsia="黑体"/>
       <w:color w:themeColor="text1" w:val="000000"/>
     </w:rPr>
     <w:tblPr>
@@ -13431,6 +13933,7 @@
     </w:tcPr>
     <w:tblStylePr w:type="firstRow">
       <w:rPr>
+        <w:rFonts w:eastAsia="黑体"/>
         <w:b/>
         <w:bCs/>
         <w:color w:themeColor="background1" w:val="FFFFFF"/>
@@ -13445,6 +13948,7 @@
     </w:tblStylePr>
     <w:tblStylePr w:type="lastRow">
       <w:rPr>
+        <w:rFonts w:eastAsia="黑体"/>
         <w:b/>
         <w:bCs/>
         <w:color w:themeColor="accent5" w:themeShade="CC" w:val="348DA5"/>
@@ -13459,12 +13963,14 @@
     </w:tblStylePr>
     <w:tblStylePr w:type="firstCol">
       <w:rPr>
+        <w:rFonts w:eastAsia="黑体"/>
         <w:b/>
         <w:bCs/>
       </w:rPr>
     </w:tblStylePr>
     <w:tblStylePr w:type="lastCol">
       <w:rPr>
+        <w:rFonts w:eastAsia="黑体"/>
         <w:b/>
         <w:bCs/>
       </w:rPr>
@@ -13499,6 +14005,7 @@
       <w:spacing w:after="0" w:line="240" w:lineRule="auto"/>
     </w:pPr>
     <w:rPr>
+      <w:rFonts w:eastAsia="黑体"/>
       <w:color w:themeColor="text1" w:val="000000"/>
     </w:rPr>
     <w:tblPr>
@@ -13520,6 +14027,7 @@
     </w:tcPr>
     <w:tblStylePr w:type="firstRow">
       <w:rPr>
+        <w:rFonts w:eastAsia="黑体"/>
         <w:b/>
         <w:bCs/>
       </w:rPr>
@@ -13530,6 +14038,7 @@
     </w:tblStylePr>
     <w:tblStylePr w:type="lastRow">
       <w:rPr>
+        <w:rFonts w:eastAsia="黑体"/>
         <w:b/>
         <w:bCs/>
         <w:color w:themeColor="text1" w:val="000000"/>
@@ -13541,6 +14050,7 @@
     </w:tblStylePr>
     <w:tblStylePr w:type="firstCol">
       <w:rPr>
+        <w:rFonts w:eastAsia="黑体"/>
         <w:color w:themeColor="background1" w:val="FFFFFF"/>
       </w:rPr>
       <w:tblPr/>
@@ -13550,6 +14060,7 @@
     </w:tblStylePr>
     <w:tblStylePr w:type="lastCol">
       <w:rPr>
+        <w:rFonts w:eastAsia="黑体"/>
         <w:color w:themeColor="background1" w:val="FFFFFF"/>
       </w:rPr>
       <w:tblPr/>
@@ -13579,6 +14090,7 @@
       <w:spacing w:after="0" w:line="240" w:lineRule="auto"/>
     </w:pPr>
     <w:rPr>
+      <w:rFonts w:eastAsia="黑体"/>
       <w:color w:themeColor="text1" w:val="000000"/>
     </w:rPr>
     <w:tblPr>
@@ -13600,6 +14112,7 @@
     </w:tcPr>
     <w:tblStylePr w:type="firstRow">
       <w:rPr>
+        <w:rFonts w:eastAsia="黑体"/>
         <w:b/>
         <w:bCs/>
       </w:rPr>
@@ -13610,6 +14123,7 @@
     </w:tblStylePr>
     <w:tblStylePr w:type="lastRow">
       <w:rPr>
+        <w:rFonts w:eastAsia="黑体"/>
         <w:b/>
         <w:bCs/>
         <w:color w:themeColor="text1" w:val="000000"/>
@@ -13621,6 +14135,7 @@
     </w:tblStylePr>
     <w:tblStylePr w:type="firstCol">
       <w:rPr>
+        <w:rFonts w:eastAsia="黑体"/>
         <w:color w:themeColor="background1" w:val="FFFFFF"/>
       </w:rPr>
       <w:tblPr/>
@@ -13630,6 +14145,7 @@
     </w:tblStylePr>
     <w:tblStylePr w:type="lastCol">
       <w:rPr>
+        <w:rFonts w:eastAsia="黑体"/>
         <w:color w:themeColor="background1" w:val="FFFFFF"/>
       </w:rPr>
       <w:tblPr/>
@@ -13659,6 +14175,7 @@
       <w:spacing w:after="0" w:line="240" w:lineRule="auto"/>
     </w:pPr>
     <w:rPr>
+      <w:rFonts w:eastAsia="黑体"/>
       <w:color w:themeColor="text1" w:val="000000"/>
     </w:rPr>
     <w:tblPr>
@@ -13680,6 +14197,7 @@
     </w:tcPr>
     <w:tblStylePr w:type="firstRow">
       <w:rPr>
+        <w:rFonts w:eastAsia="黑体"/>
         <w:b/>
         <w:bCs/>
       </w:rPr>
@@ -13690,6 +14208,7 @@
     </w:tblStylePr>
     <w:tblStylePr w:type="lastRow">
       <w:rPr>
+        <w:rFonts w:eastAsia="黑体"/>
         <w:b/>
         <w:bCs/>
         <w:color w:themeColor="text1" w:val="000000"/>
@@ -13701,6 +14220,7 @@
     </w:tblStylePr>
     <w:tblStylePr w:type="firstCol">
       <w:rPr>
+        <w:rFonts w:eastAsia="黑体"/>
         <w:color w:themeColor="background1" w:val="FFFFFF"/>
       </w:rPr>
       <w:tblPr/>
@@ -13710,6 +14230,7 @@
     </w:tblStylePr>
     <w:tblStylePr w:type="lastCol">
       <w:rPr>
+        <w:rFonts w:eastAsia="黑体"/>
         <w:color w:themeColor="background1" w:val="FFFFFF"/>
       </w:rPr>
       <w:tblPr/>
@@ -13739,6 +14260,7 @@
       <w:spacing w:after="0" w:line="240" w:lineRule="auto"/>
     </w:pPr>
     <w:rPr>
+      <w:rFonts w:eastAsia="黑体"/>
       <w:color w:themeColor="text1" w:val="000000"/>
     </w:rPr>
     <w:tblPr>
@@ -13760,6 +14282,7 @@
     </w:tcPr>
     <w:tblStylePr w:type="firstRow">
       <w:rPr>
+        <w:rFonts w:eastAsia="黑体"/>
         <w:b/>
         <w:bCs/>
       </w:rPr>
@@ -13770,6 +14293,7 @@
     </w:tblStylePr>
     <w:tblStylePr w:type="lastRow">
       <w:rPr>
+        <w:rFonts w:eastAsia="黑体"/>
         <w:b/>
         <w:bCs/>
         <w:color w:themeColor="text1" w:val="000000"/>
@@ -13781,6 +14305,7 @@
     </w:tblStylePr>
     <w:tblStylePr w:type="firstCol">
       <w:rPr>
+        <w:rFonts w:eastAsia="黑体"/>
         <w:color w:themeColor="background1" w:val="FFFFFF"/>
       </w:rPr>
       <w:tblPr/>
@@ -13790,6 +14315,7 @@
     </w:tblStylePr>
     <w:tblStylePr w:type="lastCol">
       <w:rPr>
+        <w:rFonts w:eastAsia="黑体"/>
         <w:color w:themeColor="background1" w:val="FFFFFF"/>
       </w:rPr>
       <w:tblPr/>
@@ -13819,6 +14345,7 @@
       <w:spacing w:after="0" w:line="240" w:lineRule="auto"/>
     </w:pPr>
     <w:rPr>
+      <w:rFonts w:eastAsia="黑体"/>
       <w:color w:themeColor="text1" w:val="000000"/>
     </w:rPr>
     <w:tblPr>
@@ -13840,6 +14367,7 @@
     </w:tcPr>
     <w:tblStylePr w:type="firstRow">
       <w:rPr>
+        <w:rFonts w:eastAsia="黑体"/>
         <w:b/>
         <w:bCs/>
       </w:rPr>
@@ -13850,6 +14378,7 @@
     </w:tblStylePr>
     <w:tblStylePr w:type="lastRow">
       <w:rPr>
+        <w:rFonts w:eastAsia="黑体"/>
         <w:b/>
         <w:bCs/>
         <w:color w:themeColor="text1" w:val="000000"/>
@@ -13861,6 +14390,7 @@
     </w:tblStylePr>
     <w:tblStylePr w:type="firstCol">
       <w:rPr>
+        <w:rFonts w:eastAsia="黑体"/>
         <w:color w:themeColor="background1" w:val="FFFFFF"/>
       </w:rPr>
       <w:tblPr/>
@@ -13870,6 +14400,7 @@
     </w:tblStylePr>
     <w:tblStylePr w:type="lastCol">
       <w:rPr>
+        <w:rFonts w:eastAsia="黑体"/>
         <w:color w:themeColor="background1" w:val="FFFFFF"/>
       </w:rPr>
       <w:tblPr/>
@@ -13899,6 +14430,7 @@
       <w:spacing w:after="0" w:line="240" w:lineRule="auto"/>
     </w:pPr>
     <w:rPr>
+      <w:rFonts w:eastAsia="黑体"/>
       <w:color w:themeColor="text1" w:val="000000"/>
     </w:rPr>
     <w:tblPr>
@@ -13920,6 +14452,7 @@
     </w:tcPr>
     <w:tblStylePr w:type="firstRow">
       <w:rPr>
+        <w:rFonts w:eastAsia="黑体"/>
         <w:b/>
         <w:bCs/>
       </w:rPr>
@@ -13930,6 +14463,7 @@
     </w:tblStylePr>
     <w:tblStylePr w:type="lastRow">
       <w:rPr>
+        <w:rFonts w:eastAsia="黑体"/>
         <w:b/>
         <w:bCs/>
         <w:color w:themeColor="text1" w:val="000000"/>
@@ -13941,6 +14475,7 @@
     </w:tblStylePr>
     <w:tblStylePr w:type="firstCol">
       <w:rPr>
+        <w:rFonts w:eastAsia="黑体"/>
         <w:color w:themeColor="background1" w:val="FFFFFF"/>
       </w:rPr>
       <w:tblPr/>
@@ -13950,6 +14485,7 @@
     </w:tblStylePr>
     <w:tblStylePr w:type="lastCol">
       <w:rPr>
+        <w:rFonts w:eastAsia="黑体"/>
         <w:color w:themeColor="background1" w:val="FFFFFF"/>
       </w:rPr>
       <w:tblPr/>
@@ -13979,6 +14515,7 @@
       <w:spacing w:after="0" w:line="240" w:lineRule="auto"/>
     </w:pPr>
     <w:rPr>
+      <w:rFonts w:eastAsia="黑体"/>
       <w:color w:themeColor="text1" w:val="000000"/>
     </w:rPr>
     <w:tblPr>
@@ -14000,6 +14537,7 @@
     </w:tcPr>
     <w:tblStylePr w:type="firstRow">
       <w:rPr>
+        <w:rFonts w:eastAsia="黑体"/>
         <w:b/>
         <w:bCs/>
       </w:rPr>
@@ -14010,6 +14548,7 @@
     </w:tblStylePr>
     <w:tblStylePr w:type="lastRow">
       <w:rPr>
+        <w:rFonts w:eastAsia="黑体"/>
         <w:b/>
         <w:bCs/>
         <w:color w:themeColor="text1" w:val="000000"/>
@@ -14021,6 +14560,7 @@
     </w:tblStylePr>
     <w:tblStylePr w:type="firstCol">
       <w:rPr>
+        <w:rFonts w:eastAsia="黑体"/>
         <w:color w:themeColor="background1" w:val="FFFFFF"/>
       </w:rPr>
       <w:tblPr/>
@@ -14030,6 +14570,7 @@
     </w:tblStylePr>
     <w:tblStylePr w:type="lastCol">
       <w:rPr>
+        <w:rFonts w:eastAsia="黑体"/>
         <w:color w:themeColor="background1" w:val="FFFFFF"/>
       </w:rPr>
       <w:tblPr/>
@@ -14062,6 +14603,7 @@
     <w:name w:val="KeywordTok"/>
     <w:basedOn w:val="VerbatimChar"/>
     <w:rPr>
+      <w:rFonts w:eastAsia="黑体"/>
       <w:b/>
       <w:color w:val="007020"/>
     </w:rPr>
@@ -14070,6 +14612,7 @@
     <w:name w:val="DataTypeTok"/>
     <w:basedOn w:val="VerbatimChar"/>
     <w:rPr>
+      <w:rFonts w:eastAsia="黑体"/>
       <w:color w:val="902000"/>
     </w:rPr>
   </w:style>
@@ -14077,6 +14620,7 @@
     <w:name w:val="DecValTok"/>
     <w:basedOn w:val="VerbatimChar"/>
     <w:rPr>
+      <w:rFonts w:eastAsia="黑体"/>
       <w:color w:val="40a070"/>
     </w:rPr>
   </w:style>
@@ -14084,6 +14628,7 @@
     <w:name w:val="BaseNTok"/>
     <w:basedOn w:val="VerbatimChar"/>
     <w:rPr>
+      <w:rFonts w:eastAsia="黑体"/>
       <w:color w:val="40a070"/>
     </w:rPr>
   </w:style>
@@ -14091,6 +14636,7 @@
     <w:name w:val="FloatTok"/>
     <w:basedOn w:val="VerbatimChar"/>
     <w:rPr>
+      <w:rFonts w:eastAsia="黑体"/>
       <w:color w:val="40a070"/>
     </w:rPr>
   </w:style>
@@ -14098,6 +14644,7 @@
     <w:name w:val="ConstantTok"/>
     <w:basedOn w:val="VerbatimChar"/>
     <w:rPr>
+      <w:rFonts w:eastAsia="黑体"/>
       <w:color w:val="880000"/>
     </w:rPr>
   </w:style>
@@ -14105,6 +14652,7 @@
     <w:name w:val="CharTok"/>
     <w:basedOn w:val="VerbatimChar"/>
     <w:rPr>
+      <w:rFonts w:eastAsia="黑体"/>
       <w:color w:val="4070a0"/>
     </w:rPr>
   </w:style>
@@ -14112,6 +14660,7 @@
     <w:name w:val="SpecialCharTok"/>
     <w:basedOn w:val="VerbatimChar"/>
     <w:rPr>
+      <w:rFonts w:eastAsia="黑体"/>
       <w:color w:val="4070a0"/>
     </w:rPr>
   </w:style>
@@ -14119,6 +14668,7 @@
     <w:name w:val="StringTok"/>
     <w:basedOn w:val="VerbatimChar"/>
     <w:rPr>
+      <w:rFonts w:eastAsia="黑体"/>
       <w:color w:val="4070a0"/>
     </w:rPr>
   </w:style>
@@ -14126,6 +14676,7 @@
     <w:name w:val="VerbatimStringTok"/>
     <w:basedOn w:val="VerbatimChar"/>
     <w:rPr>
+      <w:rFonts w:eastAsia="黑体"/>
       <w:color w:val="4070a0"/>
     </w:rPr>
   </w:style>
@@ -14133,6 +14684,7 @@
     <w:name w:val="SpecialStringTok"/>
     <w:basedOn w:val="VerbatimChar"/>
     <w:rPr>
+      <w:rFonts w:eastAsia="黑体"/>
       <w:color w:val="bb6688"/>
     </w:rPr>
   </w:style>
@@ -14140,6 +14692,7 @@
     <w:name w:val="ImportTok"/>
     <w:basedOn w:val="VerbatimChar"/>
     <w:rPr>
+      <w:rFonts w:eastAsia="黑体"/>
       <w:b/>
       <w:color w:val="008000"/>
     </w:rPr>
@@ -14148,6 +14701,7 @@
     <w:name w:val="CommentTok"/>
     <w:basedOn w:val="VerbatimChar"/>
     <w:rPr>
+      <w:rFonts w:eastAsia="黑体"/>
       <w:i/>
       <w:color w:val="60a0b0"/>
     </w:rPr>
@@ -14156,6 +14710,7 @@
     <w:name w:val="DocumentationTok"/>
     <w:basedOn w:val="VerbatimChar"/>
     <w:rPr>
+      <w:rFonts w:eastAsia="黑体"/>
       <w:i/>
       <w:color w:val="ba2121"/>
     </w:rPr>
@@ -14164,6 +14719,7 @@
     <w:name w:val="AnnotationTok"/>
     <w:basedOn w:val="VerbatimChar"/>
     <w:rPr>
+      <w:rFonts w:eastAsia="黑体"/>
       <w:b/>
       <w:i/>
       <w:color w:val="60a0b0"/>
@@ -14173,6 +14729,7 @@
     <w:name w:val="CommentVarTok"/>
     <w:basedOn w:val="VerbatimChar"/>
     <w:rPr>
+      <w:rFonts w:eastAsia="黑体"/>
       <w:b/>
       <w:i/>
       <w:color w:val="60a0b0"/>
@@ -14182,6 +14739,7 @@
     <w:name w:val="OtherTok"/>
     <w:basedOn w:val="VerbatimChar"/>
     <w:rPr>
+      <w:rFonts w:eastAsia="黑体"/>
       <w:color w:val="007020"/>
     </w:rPr>
   </w:style>
@@ -14189,6 +14747,7 @@
     <w:name w:val="FunctionTok"/>
     <w:basedOn w:val="VerbatimChar"/>
     <w:rPr>
+      <w:rFonts w:eastAsia="黑体"/>
       <w:color w:val="06287e"/>
     </w:rPr>
   </w:style>
@@ -14196,6 +14755,7 @@
     <w:name w:val="VariableTok"/>
     <w:basedOn w:val="VerbatimChar"/>
     <w:rPr>
+      <w:rFonts w:eastAsia="黑体"/>
       <w:color w:val="19177c"/>
     </w:rPr>
   </w:style>
@@ -14203,6 +14763,7 @@
     <w:name w:val="ControlFlowTok"/>
     <w:basedOn w:val="VerbatimChar"/>
     <w:rPr>
+      <w:rFonts w:eastAsia="黑体"/>
       <w:b/>
       <w:color w:val="007020"/>
     </w:rPr>
@@ -14211,6 +14772,7 @@
     <w:name w:val="OperatorTok"/>
     <w:basedOn w:val="VerbatimChar"/>
     <w:rPr>
+      <w:rFonts w:eastAsia="黑体"/>
       <w:color w:val="666666"/>
     </w:rPr>
   </w:style>
@@ -14218,18 +14780,22 @@
     <w:name w:val="BuiltInTok"/>
     <w:basedOn w:val="VerbatimChar"/>
     <w:rPr>
+      <w:rFonts w:eastAsia="黑体"/>
       <w:color w:val="008000"/>
     </w:rPr>
   </w:style>
   <w:style w:type="character" w:customStyle="1" w:styleId="ExtensionTok">
     <w:name w:val="ExtensionTok"/>
     <w:basedOn w:val="VerbatimChar"/>
-    <w:rPr/>
+    <w:rPr>
+      <w:rFonts w:eastAsia="黑体"/>
+    </w:rPr>
   </w:style>
   <w:style w:type="character" w:customStyle="1" w:styleId="PreprocessorTok">
     <w:name w:val="PreprocessorTok"/>
     <w:basedOn w:val="VerbatimChar"/>
     <w:rPr>
+      <w:rFonts w:eastAsia="黑体"/>
       <w:color w:val="bc7a00"/>
     </w:rPr>
   </w:style>
@@ -14237,18 +14803,22 @@
     <w:name w:val="AttributeTok"/>
     <w:basedOn w:val="VerbatimChar"/>
     <w:rPr>
+      <w:rFonts w:eastAsia="黑体"/>
       <w:color w:val="7d9029"/>
     </w:rPr>
   </w:style>
   <w:style w:type="character" w:customStyle="1" w:styleId="RegionMarkerTok">
     <w:name w:val="RegionMarkerTok"/>
     <w:basedOn w:val="VerbatimChar"/>
-    <w:rPr/>
+    <w:rPr>
+      <w:rFonts w:eastAsia="黑体"/>
+    </w:rPr>
   </w:style>
   <w:style w:type="character" w:customStyle="1" w:styleId="InformationTok">
     <w:name w:val="InformationTok"/>
     <w:basedOn w:val="VerbatimChar"/>
     <w:rPr>
+      <w:rFonts w:eastAsia="黑体"/>
       <w:b/>
       <w:i/>
       <w:color w:val="60a0b0"/>
@@ -14258,6 +14828,7 @@
     <w:name w:val="WarningTok"/>
     <w:basedOn w:val="VerbatimChar"/>
     <w:rPr>
+      <w:rFonts w:eastAsia="黑体"/>
       <w:b/>
       <w:i/>
       <w:color w:val="60a0b0"/>
@@ -14267,6 +14838,7 @@
     <w:name w:val="AlertTok"/>
     <w:basedOn w:val="VerbatimChar"/>
     <w:rPr>
+      <w:rFonts w:eastAsia="黑体"/>
       <w:b/>
       <w:color w:val="ff0000"/>
     </w:rPr>
@@ -14275,6 +14847,7 @@
     <w:name w:val="ErrorTok"/>
     <w:basedOn w:val="VerbatimChar"/>
     <w:rPr>
+      <w:rFonts w:eastAsia="黑体"/>
       <w:b/>
       <w:color w:val="ff0000"/>
     </w:rPr>
@@ -14282,7 +14855,9 @@
   <w:style w:type="character" w:customStyle="1" w:styleId="NormalTok">
     <w:name w:val="NormalTok"/>
     <w:basedOn w:val="VerbatimChar"/>
-    <w:rPr/>
+    <w:rPr>
+      <w:rFonts w:eastAsia="黑体"/>
+    </w:rPr>
   </w:style>
 </w:styles>
 </file>
@@ -14331,12 +14906,12 @@
     <a:fontScheme name="Office">
       <a:majorFont>
         <a:latin typeface="Calibri"/>
-        <a:ea typeface=""/>
+        <a:ea typeface="黑体"/>
         <a:cs typeface=""/>
         <a:font script="Jpan" typeface="ＭＳ ゴシック"/>
         <a:font script="Hang" typeface="맑은 고딕"/>
-        <a:font script="Hans" typeface="宋体"/>
-        <a:font script="Hant" typeface="新細明體"/>
+        <a:font script="Hans" typeface="黑体"/>
+        <a:font script="Hant" typeface="黑体"/>
         <a:font script="Arab" typeface="Times New Roman"/>
         <a:font script="Hebr" typeface="Times New Roman"/>
         <a:font script="Thai" typeface="Angsana New"/>
@@ -14366,12 +14941,12 @@
       </a:majorFont>
       <a:minorFont>
         <a:latin typeface="Cambria"/>
-        <a:ea typeface=""/>
+        <a:ea typeface="黑体"/>
         <a:cs typeface=""/>
         <a:font script="Jpan" typeface="ＭＳ 明朝"/>
         <a:font script="Hang" typeface="맑은 고딕"/>
-        <a:font script="Hans" typeface="宋体"/>
-        <a:font script="Hant" typeface="新細明體"/>
+        <a:font script="Hans" typeface="黑体"/>
+        <a:font script="Hant" typeface="黑体"/>
         <a:font script="Arab" typeface="Arial"/>
         <a:font script="Hebr" typeface="Arial"/>
         <a:font script="Thai" typeface="Cordia New"/>

--- a/12-通用拓扑结构/02-并联/RC并联结构/RC并联结构.docx
+++ b/12-通用拓扑结构/02-并联/RC并联结构/RC并联结构.docx
@@ -1838,7 +1838,7 @@
           <w:color w:val="555555"/>
           <w:sz w:val="21"/>
         </w:rPr>
-        <w:t>材料收集者：杜文杰，WX手机：19519196569，QQ:3478827729</w:t>
+        <w:t>材料收集者：杜文杰，微信/手机：19519196569，QQ:3478827729</w:t>
       </w:r>
     </w:p>
     <w:sectPr>
